--- a/DATA/Sakina App Table Relationships.docx
+++ b/DATA/Sakina App Table Relationships.docx
@@ -1,23 +1,23 @@
 
 <file path=word/document.xml><?xml version="1.0" encoding="utf-8"?>
-<w:document xmlns:wpc="http://schemas.microsoft.com/office/word/2010/wordprocessingCanvas" xmlns:cx="http://schemas.microsoft.com/office/drawing/2014/chartex" xmlns:cx1="http://schemas.microsoft.com/office/drawing/2015/9/8/chartex" xmlns:cx2="http://schemas.microsoft.com/office/drawing/2015/10/21/chartex" xmlns:cx3="http://schemas.microsoft.com/office/drawing/2016/5/9/chartex" xmlns:cx4="http://schemas.microsoft.com/office/drawing/2016/5/10/chartex" xmlns:cx5="http://schemas.microsoft.com/office/drawing/2016/5/11/chartex" xmlns:cx6="http://schemas.microsoft.com/office/drawing/2016/5/12/chartex" xmlns:cx7="http://schemas.microsoft.com/office/drawing/2016/5/13/chartex" xmlns:cx8="http://schemas.microsoft.com/office/drawing/2016/5/14/chartex" xmlns:mc="http://schemas.openxmlformats.org/markup-compatibility/2006" xmlns:aink="http://schemas.microsoft.com/office/drawing/2016/ink" xmlns:am3d="http://schemas.microsoft.com/office/drawing/2017/model3d" xmlns:o="urn:schemas-microsoft-com:office:office" xmlns:oel="http://schemas.microsoft.com/office/2019/extlst" xmlns:r="http://schemas.openxmlformats.org/officeDocument/2006/relationships" xmlns:m="http://schemas.openxmlformats.org/officeDocument/2006/math" xmlns:v="urn:schemas-microsoft-com:vml" xmlns:wp14="http://schemas.microsoft.com/office/word/2010/wordprocessingDrawing" xmlns:wp="http://schemas.openxmlformats.org/drawingml/2006/wordprocessingDrawing" xmlns:w10="urn:schemas-microsoft-com:office:word" xmlns:w="http://schemas.openxmlformats.org/wordprocessingml/2006/main" xmlns:w14="http://schemas.microsoft.com/office/word/2010/wordml" xmlns:w15="http://schemas.microsoft.com/office/word/2012/wordml" xmlns:w16cex="http://schemas.microsoft.com/office/word/2018/wordml/cex" xmlns:w16cid="http://schemas.microsoft.com/office/word/2016/wordml/cid" xmlns:w16="http://schemas.microsoft.com/office/word/2018/wordml" xmlns:w16du="http://schemas.microsoft.com/office/word/2023/wordml/word16du" xmlns:w16sdtdh="http://schemas.microsoft.com/office/word/2020/wordml/sdtdatahash" xmlns:w16sdtfl="http://schemas.microsoft.com/office/word/2024/wordml/sdtformatlock" xmlns:w16se="http://schemas.microsoft.com/office/word/2015/wordml/symex" xmlns:wpg="http://schemas.microsoft.com/office/word/2010/wordprocessingGroup" xmlns:wpi="http://schemas.microsoft.com/office/word/2010/wordprocessingInk" xmlns:wne="http://schemas.microsoft.com/office/word/2006/wordml" xmlns:wps="http://schemas.microsoft.com/office/word/2010/wordprocessingShape" mc:Ignorable="w14 w15 w16se w16cid w16 w16cex w16sdtdh w16sdtfl w16du wp14">
+<w:document xmlns:w="http://schemas.openxmlformats.org/wordprocessingml/2006/main" xmlns:m="http://schemas.openxmlformats.org/officeDocument/2006/math" xmlns:r="http://schemas.openxmlformats.org/officeDocument/2006/relationships" xmlns:o="urn:schemas-microsoft-com:office:office" xmlns:v="urn:schemas-microsoft-com:vml" xmlns:w10="urn:schemas-microsoft-com:office:word" xmlns:a="http://schemas.openxmlformats.org/drawingml/2006/main" xmlns:pic="http://schemas.openxmlformats.org/drawingml/2006/picture" xmlns:wp="http://schemas.openxmlformats.org/drawingml/2006/wordprocessingDrawing">
   <w:body>
+    <w:bookmarkStart w:id="21" w:name="complete-sakinaapp-database-schema"/>
     <w:p>
       <w:pPr>
         <w:pStyle w:val="Heading1"/>
       </w:pPr>
-      <w:bookmarkStart w:id="0" w:name="complete-sakinaapp-database-schema"/>
-      <w:r>
-        <w:t>COMPLETE SAKINAAPP DATABASE SCHEMA</w:t>
+      <w:r>
+        <w:t xml:space="preserve">COMPLETE SAKINAAPP DATABASE SCHEMA</w:t>
       </w:r>
     </w:p>
+    <w:bookmarkStart w:id="20" w:name="database-type"/>
     <w:p>
       <w:pPr>
         <w:pStyle w:val="Heading2"/>
       </w:pPr>
-      <w:bookmarkStart w:id="1" w:name="database-type"/>
-      <w:r>
-        <w:t>DATABASE TYPE</w:t>
+      <w:r>
+        <w:t xml:space="preserve">DATABASE TYPE</w:t>
       </w:r>
     </w:p>
     <w:p>
@@ -25,25 +25,25 @@
         <w:pStyle w:val="FirstParagraph"/>
       </w:pPr>
       <w:r>
-        <w:t>MYSQL 8+</w:t>
+        <w:t xml:space="preserve">MYSQL 8+</w:t>
       </w:r>
     </w:p>
     <w:p>
       <w:r>
-        <w:pict w14:anchorId="408E71F4">
-          <v:rect id="_x0000_i1025" style="width:0;height:1.5pt" o:hralign="center" o:hrstd="t" o:hr="t"/>
+        <w:pict>
+          <v:rect style="width:0;height:1.5pt" o:hralign="center" o:hrstd="t" o:hr="t"/>
         </w:pict>
       </w:r>
     </w:p>
+    <w:bookmarkEnd w:id="20"/>
+    <w:bookmarkEnd w:id="21"/>
+    <w:bookmarkStart w:id="22" w:name="patient_profile"/>
     <w:p>
       <w:pPr>
         <w:pStyle w:val="Heading1"/>
       </w:pPr>
-      <w:bookmarkStart w:id="2" w:name="patient_profile"/>
-      <w:bookmarkEnd w:id="0"/>
-      <w:bookmarkEnd w:id="1"/>
-      <w:r>
-        <w:t>1. PATIENT_PROFILE</w:t>
+      <w:r>
+        <w:t xml:space="preserve">1. PATIENT_PROFILE</w:t>
       </w:r>
     </w:p>
     <w:p>
@@ -54,7 +54,7 @@
         <w:rPr>
           <w:rStyle w:val="KeywordTok"/>
         </w:rPr>
-        <w:t>CREATE</w:t>
+        <w:t xml:space="preserve">CREATE</w:t>
       </w:r>
       <w:r>
         <w:rPr>
@@ -66,7 +66,7 @@
         <w:rPr>
           <w:rStyle w:val="KeywordTok"/>
         </w:rPr>
-        <w:t>TABLE</w:t>
+        <w:t xml:space="preserve">TABLE</w:t>
       </w:r>
       <w:r>
         <w:rPr>
@@ -87,19 +87,19 @@
         <w:rPr>
           <w:rStyle w:val="DataTypeTok"/>
         </w:rPr>
-        <w:t>VARCHAR</w:t>
-      </w:r>
-      <w:r>
-        <w:rPr>
-          <w:rStyle w:val="NormalTok"/>
-        </w:rPr>
-        <w:t>(</w:t>
-      </w:r>
-      <w:r>
-        <w:rPr>
-          <w:rStyle w:val="DecValTok"/>
-        </w:rPr>
-        <w:t>100</w:t>
+        <w:t xml:space="preserve">VARCHAR</w:t>
+      </w:r>
+      <w:r>
+        <w:rPr>
+          <w:rStyle w:val="NormalTok"/>
+        </w:rPr>
+        <w:t xml:space="preserve">(</w:t>
+      </w:r>
+      <w:r>
+        <w:rPr>
+          <w:rStyle w:val="DecValTok"/>
+        </w:rPr>
+        <w:t xml:space="preserve">100</w:t>
       </w:r>
       <w:r>
         <w:rPr>
@@ -111,7 +111,7 @@
         <w:rPr>
           <w:rStyle w:val="KeywordTok"/>
         </w:rPr>
-        <w:t>PRIMARY</w:t>
+        <w:t xml:space="preserve">PRIMARY</w:t>
       </w:r>
       <w:r>
         <w:rPr>
@@ -123,13 +123,13 @@
         <w:rPr>
           <w:rStyle w:val="KeywordTok"/>
         </w:rPr>
-        <w:t>KEY</w:t>
-      </w:r>
-      <w:r>
-        <w:rPr>
-          <w:rStyle w:val="NormalTok"/>
-        </w:rPr>
-        <w:t>,</w:t>
+        <w:t xml:space="preserve">KEY</w:t>
+      </w:r>
+      <w:r>
+        <w:rPr>
+          <w:rStyle w:val="NormalTok"/>
+        </w:rPr>
+        <w:t xml:space="preserve">,</w:t>
       </w:r>
       <w:r>
         <w:br/>
@@ -153,25 +153,25 @@
         <w:rPr>
           <w:rStyle w:val="DataTypeTok"/>
         </w:rPr>
-        <w:t>VARCHAR</w:t>
-      </w:r>
-      <w:r>
-        <w:rPr>
-          <w:rStyle w:val="NormalTok"/>
-        </w:rPr>
-        <w:t>(</w:t>
-      </w:r>
-      <w:r>
-        <w:rPr>
-          <w:rStyle w:val="DecValTok"/>
-        </w:rPr>
-        <w:t>255</w:t>
-      </w:r>
-      <w:r>
-        <w:rPr>
-          <w:rStyle w:val="NormalTok"/>
-        </w:rPr>
-        <w:t>),</w:t>
+        <w:t xml:space="preserve">VARCHAR</w:t>
+      </w:r>
+      <w:r>
+        <w:rPr>
+          <w:rStyle w:val="NormalTok"/>
+        </w:rPr>
+        <w:t xml:space="preserve">(</w:t>
+      </w:r>
+      <w:r>
+        <w:rPr>
+          <w:rStyle w:val="DecValTok"/>
+        </w:rPr>
+        <w:t xml:space="preserve">255</w:t>
+      </w:r>
+      <w:r>
+        <w:rPr>
+          <w:rStyle w:val="NormalTok"/>
+        </w:rPr>
+        <w:t xml:space="preserve">),</w:t>
       </w:r>
       <w:r>
         <w:br/>
@@ -186,25 +186,25 @@
         <w:rPr>
           <w:rStyle w:val="DataTypeTok"/>
         </w:rPr>
-        <w:t>VARCHAR</w:t>
-      </w:r>
-      <w:r>
-        <w:rPr>
-          <w:rStyle w:val="NormalTok"/>
-        </w:rPr>
-        <w:t>(</w:t>
-      </w:r>
-      <w:r>
-        <w:rPr>
-          <w:rStyle w:val="DecValTok"/>
-        </w:rPr>
-        <w:t>50</w:t>
-      </w:r>
-      <w:r>
-        <w:rPr>
-          <w:rStyle w:val="NormalTok"/>
-        </w:rPr>
-        <w:t>),</w:t>
+        <w:t xml:space="preserve">VARCHAR</w:t>
+      </w:r>
+      <w:r>
+        <w:rPr>
+          <w:rStyle w:val="NormalTok"/>
+        </w:rPr>
+        <w:t xml:space="preserve">(</w:t>
+      </w:r>
+      <w:r>
+        <w:rPr>
+          <w:rStyle w:val="DecValTok"/>
+        </w:rPr>
+        <w:t xml:space="preserve">50</w:t>
+      </w:r>
+      <w:r>
+        <w:rPr>
+          <w:rStyle w:val="NormalTok"/>
+        </w:rPr>
+        <w:t xml:space="preserve">),</w:t>
       </w:r>
       <w:r>
         <w:br/>
@@ -219,25 +219,25 @@
         <w:rPr>
           <w:rStyle w:val="DataTypeTok"/>
         </w:rPr>
-        <w:t>VARCHAR</w:t>
-      </w:r>
-      <w:r>
-        <w:rPr>
-          <w:rStyle w:val="NormalTok"/>
-        </w:rPr>
-        <w:t>(</w:t>
-      </w:r>
-      <w:r>
-        <w:rPr>
-          <w:rStyle w:val="DecValTok"/>
-        </w:rPr>
-        <w:t>50</w:t>
-      </w:r>
-      <w:r>
-        <w:rPr>
-          <w:rStyle w:val="NormalTok"/>
-        </w:rPr>
-        <w:t>),</w:t>
+        <w:t xml:space="preserve">VARCHAR</w:t>
+      </w:r>
+      <w:r>
+        <w:rPr>
+          <w:rStyle w:val="NormalTok"/>
+        </w:rPr>
+        <w:t xml:space="preserve">(</w:t>
+      </w:r>
+      <w:r>
+        <w:rPr>
+          <w:rStyle w:val="DecValTok"/>
+        </w:rPr>
+        <w:t xml:space="preserve">50</w:t>
+      </w:r>
+      <w:r>
+        <w:rPr>
+          <w:rStyle w:val="NormalTok"/>
+        </w:rPr>
+        <w:t xml:space="preserve">),</w:t>
       </w:r>
       <w:r>
         <w:br/>
@@ -252,25 +252,25 @@
         <w:rPr>
           <w:rStyle w:val="DataTypeTok"/>
         </w:rPr>
-        <w:t>VARCHAR</w:t>
-      </w:r>
-      <w:r>
-        <w:rPr>
-          <w:rStyle w:val="NormalTok"/>
-        </w:rPr>
-        <w:t>(</w:t>
-      </w:r>
-      <w:r>
-        <w:rPr>
-          <w:rStyle w:val="DecValTok"/>
-        </w:rPr>
-        <w:t>100</w:t>
-      </w:r>
-      <w:r>
-        <w:rPr>
-          <w:rStyle w:val="NormalTok"/>
-        </w:rPr>
-        <w:t>),</w:t>
+        <w:t xml:space="preserve">VARCHAR</w:t>
+      </w:r>
+      <w:r>
+        <w:rPr>
+          <w:rStyle w:val="NormalTok"/>
+        </w:rPr>
+        <w:t xml:space="preserve">(</w:t>
+      </w:r>
+      <w:r>
+        <w:rPr>
+          <w:rStyle w:val="DecValTok"/>
+        </w:rPr>
+        <w:t xml:space="preserve">100</w:t>
+      </w:r>
+      <w:r>
+        <w:rPr>
+          <w:rStyle w:val="NormalTok"/>
+        </w:rPr>
+        <w:t xml:space="preserve">),</w:t>
       </w:r>
       <w:r>
         <w:br/>
@@ -285,25 +285,25 @@
         <w:rPr>
           <w:rStyle w:val="DataTypeTok"/>
         </w:rPr>
-        <w:t>VARCHAR</w:t>
-      </w:r>
-      <w:r>
-        <w:rPr>
-          <w:rStyle w:val="NormalTok"/>
-        </w:rPr>
-        <w:t>(</w:t>
-      </w:r>
-      <w:r>
-        <w:rPr>
-          <w:rStyle w:val="DecValTok"/>
-        </w:rPr>
-        <w:t>255</w:t>
-      </w:r>
-      <w:r>
-        <w:rPr>
-          <w:rStyle w:val="NormalTok"/>
-        </w:rPr>
-        <w:t>),</w:t>
+        <w:t xml:space="preserve">VARCHAR</w:t>
+      </w:r>
+      <w:r>
+        <w:rPr>
+          <w:rStyle w:val="NormalTok"/>
+        </w:rPr>
+        <w:t xml:space="preserve">(</w:t>
+      </w:r>
+      <w:r>
+        <w:rPr>
+          <w:rStyle w:val="DecValTok"/>
+        </w:rPr>
+        <w:t xml:space="preserve">255</w:t>
+      </w:r>
+      <w:r>
+        <w:rPr>
+          <w:rStyle w:val="NormalTok"/>
+        </w:rPr>
+        <w:t xml:space="preserve">),</w:t>
       </w:r>
       <w:r>
         <w:br/>
@@ -318,25 +318,25 @@
         <w:rPr>
           <w:rStyle w:val="DataTypeTok"/>
         </w:rPr>
-        <w:t>VARCHAR</w:t>
-      </w:r>
-      <w:r>
-        <w:rPr>
-          <w:rStyle w:val="NormalTok"/>
-        </w:rPr>
-        <w:t>(</w:t>
-      </w:r>
-      <w:r>
-        <w:rPr>
-          <w:rStyle w:val="DecValTok"/>
-        </w:rPr>
-        <w:t>100</w:t>
-      </w:r>
-      <w:r>
-        <w:rPr>
-          <w:rStyle w:val="NormalTok"/>
-        </w:rPr>
-        <w:t>),</w:t>
+        <w:t xml:space="preserve">VARCHAR</w:t>
+      </w:r>
+      <w:r>
+        <w:rPr>
+          <w:rStyle w:val="NormalTok"/>
+        </w:rPr>
+        <w:t xml:space="preserve">(</w:t>
+      </w:r>
+      <w:r>
+        <w:rPr>
+          <w:rStyle w:val="DecValTok"/>
+        </w:rPr>
+        <w:t xml:space="preserve">100</w:t>
+      </w:r>
+      <w:r>
+        <w:rPr>
+          <w:rStyle w:val="NormalTok"/>
+        </w:rPr>
+        <w:t xml:space="preserve">),</w:t>
       </w:r>
       <w:r>
         <w:br/>
@@ -351,25 +351,25 @@
         <w:rPr>
           <w:rStyle w:val="DataTypeTok"/>
         </w:rPr>
-        <w:t>VARCHAR</w:t>
-      </w:r>
-      <w:r>
-        <w:rPr>
-          <w:rStyle w:val="NormalTok"/>
-        </w:rPr>
-        <w:t>(</w:t>
-      </w:r>
-      <w:r>
-        <w:rPr>
-          <w:rStyle w:val="DecValTok"/>
-        </w:rPr>
-        <w:t>50</w:t>
-      </w:r>
-      <w:r>
-        <w:rPr>
-          <w:rStyle w:val="NormalTok"/>
-        </w:rPr>
-        <w:t>),</w:t>
+        <w:t xml:space="preserve">VARCHAR</w:t>
+      </w:r>
+      <w:r>
+        <w:rPr>
+          <w:rStyle w:val="NormalTok"/>
+        </w:rPr>
+        <w:t xml:space="preserve">(</w:t>
+      </w:r>
+      <w:r>
+        <w:rPr>
+          <w:rStyle w:val="DecValTok"/>
+        </w:rPr>
+        <w:t xml:space="preserve">50</w:t>
+      </w:r>
+      <w:r>
+        <w:rPr>
+          <w:rStyle w:val="NormalTok"/>
+        </w:rPr>
+        <w:t xml:space="preserve">),</w:t>
       </w:r>
       <w:r>
         <w:br/>
@@ -393,25 +393,25 @@
         <w:rPr>
           <w:rStyle w:val="DataTypeTok"/>
         </w:rPr>
-        <w:t>VARCHAR</w:t>
-      </w:r>
-      <w:r>
-        <w:rPr>
-          <w:rStyle w:val="NormalTok"/>
-        </w:rPr>
-        <w:t>(</w:t>
-      </w:r>
-      <w:r>
-        <w:rPr>
-          <w:rStyle w:val="DecValTok"/>
-        </w:rPr>
-        <w:t>255</w:t>
-      </w:r>
-      <w:r>
-        <w:rPr>
-          <w:rStyle w:val="NormalTok"/>
-        </w:rPr>
-        <w:t>),</w:t>
+        <w:t xml:space="preserve">VARCHAR</w:t>
+      </w:r>
+      <w:r>
+        <w:rPr>
+          <w:rStyle w:val="NormalTok"/>
+        </w:rPr>
+        <w:t xml:space="preserve">(</w:t>
+      </w:r>
+      <w:r>
+        <w:rPr>
+          <w:rStyle w:val="DecValTok"/>
+        </w:rPr>
+        <w:t xml:space="preserve">255</w:t>
+      </w:r>
+      <w:r>
+        <w:rPr>
+          <w:rStyle w:val="NormalTok"/>
+        </w:rPr>
+        <w:t xml:space="preserve">),</w:t>
       </w:r>
       <w:r>
         <w:br/>
@@ -435,25 +435,25 @@
         <w:rPr>
           <w:rStyle w:val="DataTypeTok"/>
         </w:rPr>
-        <w:t>VARCHAR</w:t>
-      </w:r>
-      <w:r>
-        <w:rPr>
-          <w:rStyle w:val="NormalTok"/>
-        </w:rPr>
-        <w:t>(</w:t>
-      </w:r>
-      <w:r>
-        <w:rPr>
-          <w:rStyle w:val="DecValTok"/>
-        </w:rPr>
-        <w:t>100</w:t>
-      </w:r>
-      <w:r>
-        <w:rPr>
-          <w:rStyle w:val="NormalTok"/>
-        </w:rPr>
-        <w:t>),</w:t>
+        <w:t xml:space="preserve">VARCHAR</w:t>
+      </w:r>
+      <w:r>
+        <w:rPr>
+          <w:rStyle w:val="NormalTok"/>
+        </w:rPr>
+        <w:t xml:space="preserve">(</w:t>
+      </w:r>
+      <w:r>
+        <w:rPr>
+          <w:rStyle w:val="DecValTok"/>
+        </w:rPr>
+        <w:t xml:space="preserve">100</w:t>
+      </w:r>
+      <w:r>
+        <w:rPr>
+          <w:rStyle w:val="NormalTok"/>
+        </w:rPr>
+        <w:t xml:space="preserve">),</w:t>
       </w:r>
       <w:r>
         <w:br/>
@@ -468,25 +468,25 @@
         <w:rPr>
           <w:rStyle w:val="DataTypeTok"/>
         </w:rPr>
-        <w:t>VARCHAR</w:t>
-      </w:r>
-      <w:r>
-        <w:rPr>
-          <w:rStyle w:val="NormalTok"/>
-        </w:rPr>
-        <w:t>(</w:t>
-      </w:r>
-      <w:r>
-        <w:rPr>
-          <w:rStyle w:val="DecValTok"/>
-        </w:rPr>
-        <w:t>100</w:t>
-      </w:r>
-      <w:r>
-        <w:rPr>
-          <w:rStyle w:val="NormalTok"/>
-        </w:rPr>
-        <w:t>),</w:t>
+        <w:t xml:space="preserve">VARCHAR</w:t>
+      </w:r>
+      <w:r>
+        <w:rPr>
+          <w:rStyle w:val="NormalTok"/>
+        </w:rPr>
+        <w:t xml:space="preserve">(</w:t>
+      </w:r>
+      <w:r>
+        <w:rPr>
+          <w:rStyle w:val="DecValTok"/>
+        </w:rPr>
+        <w:t xml:space="preserve">100</w:t>
+      </w:r>
+      <w:r>
+        <w:rPr>
+          <w:rStyle w:val="NormalTok"/>
+        </w:rPr>
+        <w:t xml:space="preserve">),</w:t>
       </w:r>
       <w:r>
         <w:br/>
@@ -501,25 +501,25 @@
         <w:rPr>
           <w:rStyle w:val="DataTypeTok"/>
         </w:rPr>
-        <w:t>VARCHAR</w:t>
-      </w:r>
-      <w:r>
-        <w:rPr>
-          <w:rStyle w:val="NormalTok"/>
-        </w:rPr>
-        <w:t>(</w:t>
-      </w:r>
-      <w:r>
-        <w:rPr>
-          <w:rStyle w:val="DecValTok"/>
-        </w:rPr>
-        <w:t>100</w:t>
-      </w:r>
-      <w:r>
-        <w:rPr>
-          <w:rStyle w:val="NormalTok"/>
-        </w:rPr>
-        <w:t>),</w:t>
+        <w:t xml:space="preserve">VARCHAR</w:t>
+      </w:r>
+      <w:r>
+        <w:rPr>
+          <w:rStyle w:val="NormalTok"/>
+        </w:rPr>
+        <w:t xml:space="preserve">(</w:t>
+      </w:r>
+      <w:r>
+        <w:rPr>
+          <w:rStyle w:val="DecValTok"/>
+        </w:rPr>
+        <w:t xml:space="preserve">100</w:t>
+      </w:r>
+      <w:r>
+        <w:rPr>
+          <w:rStyle w:val="NormalTok"/>
+        </w:rPr>
+        <w:t xml:space="preserve">),</w:t>
       </w:r>
       <w:r>
         <w:br/>
@@ -534,25 +534,25 @@
         <w:rPr>
           <w:rStyle w:val="DataTypeTok"/>
         </w:rPr>
-        <w:t>VARCHAR</w:t>
-      </w:r>
-      <w:r>
-        <w:rPr>
-          <w:rStyle w:val="NormalTok"/>
-        </w:rPr>
-        <w:t>(</w:t>
-      </w:r>
-      <w:r>
-        <w:rPr>
-          <w:rStyle w:val="DecValTok"/>
-        </w:rPr>
-        <w:t>100</w:t>
-      </w:r>
-      <w:r>
-        <w:rPr>
-          <w:rStyle w:val="NormalTok"/>
-        </w:rPr>
-        <w:t>),</w:t>
+        <w:t xml:space="preserve">VARCHAR</w:t>
+      </w:r>
+      <w:r>
+        <w:rPr>
+          <w:rStyle w:val="NormalTok"/>
+        </w:rPr>
+        <w:t xml:space="preserve">(</w:t>
+      </w:r>
+      <w:r>
+        <w:rPr>
+          <w:rStyle w:val="DecValTok"/>
+        </w:rPr>
+        <w:t xml:space="preserve">100</w:t>
+      </w:r>
+      <w:r>
+        <w:rPr>
+          <w:rStyle w:val="NormalTok"/>
+        </w:rPr>
+        <w:t xml:space="preserve">),</w:t>
       </w:r>
       <w:r>
         <w:br/>
@@ -567,25 +567,25 @@
         <w:rPr>
           <w:rStyle w:val="DataTypeTok"/>
         </w:rPr>
-        <w:t>VARCHAR</w:t>
-      </w:r>
-      <w:r>
-        <w:rPr>
-          <w:rStyle w:val="NormalTok"/>
-        </w:rPr>
-        <w:t>(</w:t>
-      </w:r>
-      <w:r>
-        <w:rPr>
-          <w:rStyle w:val="DecValTok"/>
-        </w:rPr>
-        <w:t>255</w:t>
-      </w:r>
-      <w:r>
-        <w:rPr>
-          <w:rStyle w:val="NormalTok"/>
-        </w:rPr>
-        <w:t>),</w:t>
+        <w:t xml:space="preserve">VARCHAR</w:t>
+      </w:r>
+      <w:r>
+        <w:rPr>
+          <w:rStyle w:val="NormalTok"/>
+        </w:rPr>
+        <w:t xml:space="preserve">(</w:t>
+      </w:r>
+      <w:r>
+        <w:rPr>
+          <w:rStyle w:val="DecValTok"/>
+        </w:rPr>
+        <w:t xml:space="preserve">255</w:t>
+      </w:r>
+      <w:r>
+        <w:rPr>
+          <w:rStyle w:val="NormalTok"/>
+        </w:rPr>
+        <w:t xml:space="preserve">),</w:t>
       </w:r>
       <w:r>
         <w:br/>
@@ -600,13 +600,13 @@
         <w:rPr>
           <w:rStyle w:val="DataTypeTok"/>
         </w:rPr>
-        <w:t>INT</w:t>
-      </w:r>
-      <w:r>
-        <w:rPr>
-          <w:rStyle w:val="NormalTok"/>
-        </w:rPr>
-        <w:t>,</w:t>
+        <w:t xml:space="preserve">INT</w:t>
+      </w:r>
+      <w:r>
+        <w:rPr>
+          <w:rStyle w:val="NormalTok"/>
+        </w:rPr>
+        <w:t xml:space="preserve">,</w:t>
       </w:r>
       <w:r>
         <w:br/>
@@ -621,13 +621,13 @@
         <w:rPr>
           <w:rStyle w:val="DataTypeTok"/>
         </w:rPr>
-        <w:t>INT</w:t>
-      </w:r>
-      <w:r>
-        <w:rPr>
-          <w:rStyle w:val="NormalTok"/>
-        </w:rPr>
-        <w:t>,</w:t>
+        <w:t xml:space="preserve">INT</w:t>
+      </w:r>
+      <w:r>
+        <w:rPr>
+          <w:rStyle w:val="NormalTok"/>
+        </w:rPr>
+        <w:t xml:space="preserve">,</w:t>
       </w:r>
       <w:r>
         <w:br/>
@@ -642,13 +642,13 @@
         <w:rPr>
           <w:rStyle w:val="DataTypeTok"/>
         </w:rPr>
-        <w:t>INT</w:t>
-      </w:r>
-      <w:r>
-        <w:rPr>
-          <w:rStyle w:val="NormalTok"/>
-        </w:rPr>
-        <w:t>,</w:t>
+        <w:t xml:space="preserve">INT</w:t>
+      </w:r>
+      <w:r>
+        <w:rPr>
+          <w:rStyle w:val="NormalTok"/>
+        </w:rPr>
+        <w:t xml:space="preserve">,</w:t>
       </w:r>
       <w:r>
         <w:br/>
@@ -663,13 +663,13 @@
         <w:rPr>
           <w:rStyle w:val="DataTypeTok"/>
         </w:rPr>
-        <w:t>INT</w:t>
-      </w:r>
-      <w:r>
-        <w:rPr>
-          <w:rStyle w:val="NormalTok"/>
-        </w:rPr>
-        <w:t>,</w:t>
+        <w:t xml:space="preserve">INT</w:t>
+      </w:r>
+      <w:r>
+        <w:rPr>
+          <w:rStyle w:val="NormalTok"/>
+        </w:rPr>
+        <w:t xml:space="preserve">,</w:t>
       </w:r>
       <w:r>
         <w:br/>
@@ -684,37 +684,37 @@
         <w:rPr>
           <w:rStyle w:val="DataTypeTok"/>
         </w:rPr>
-        <w:t>DECIMAL</w:t>
-      </w:r>
-      <w:r>
-        <w:rPr>
-          <w:rStyle w:val="NormalTok"/>
-        </w:rPr>
-        <w:t>(</w:t>
-      </w:r>
-      <w:r>
-        <w:rPr>
-          <w:rStyle w:val="DecValTok"/>
-        </w:rPr>
-        <w:t>10</w:t>
-      </w:r>
-      <w:r>
-        <w:rPr>
-          <w:rStyle w:val="NormalTok"/>
-        </w:rPr>
-        <w:t>,</w:t>
-      </w:r>
-      <w:r>
-        <w:rPr>
-          <w:rStyle w:val="DecValTok"/>
-        </w:rPr>
-        <w:t>7</w:t>
-      </w:r>
-      <w:r>
-        <w:rPr>
-          <w:rStyle w:val="NormalTok"/>
-        </w:rPr>
-        <w:t>),</w:t>
+        <w:t xml:space="preserve">DECIMAL</w:t>
+      </w:r>
+      <w:r>
+        <w:rPr>
+          <w:rStyle w:val="NormalTok"/>
+        </w:rPr>
+        <w:t xml:space="preserve">(</w:t>
+      </w:r>
+      <w:r>
+        <w:rPr>
+          <w:rStyle w:val="DecValTok"/>
+        </w:rPr>
+        <w:t xml:space="preserve">10</w:t>
+      </w:r>
+      <w:r>
+        <w:rPr>
+          <w:rStyle w:val="NormalTok"/>
+        </w:rPr>
+        <w:t xml:space="preserve">,</w:t>
+      </w:r>
+      <w:r>
+        <w:rPr>
+          <w:rStyle w:val="DecValTok"/>
+        </w:rPr>
+        <w:t xml:space="preserve">7</w:t>
+      </w:r>
+      <w:r>
+        <w:rPr>
+          <w:rStyle w:val="NormalTok"/>
+        </w:rPr>
+        <w:t xml:space="preserve">),</w:t>
       </w:r>
       <w:r>
         <w:br/>
@@ -729,37 +729,37 @@
         <w:rPr>
           <w:rStyle w:val="DataTypeTok"/>
         </w:rPr>
-        <w:t>DECIMAL</w:t>
-      </w:r>
-      <w:r>
-        <w:rPr>
-          <w:rStyle w:val="NormalTok"/>
-        </w:rPr>
-        <w:t>(</w:t>
-      </w:r>
-      <w:r>
-        <w:rPr>
-          <w:rStyle w:val="DecValTok"/>
-        </w:rPr>
-        <w:t>10</w:t>
-      </w:r>
-      <w:r>
-        <w:rPr>
-          <w:rStyle w:val="NormalTok"/>
-        </w:rPr>
-        <w:t>,</w:t>
-      </w:r>
-      <w:r>
-        <w:rPr>
-          <w:rStyle w:val="DecValTok"/>
-        </w:rPr>
-        <w:t>7</w:t>
-      </w:r>
-      <w:r>
-        <w:rPr>
-          <w:rStyle w:val="NormalTok"/>
-        </w:rPr>
-        <w:t>),</w:t>
+        <w:t xml:space="preserve">DECIMAL</w:t>
+      </w:r>
+      <w:r>
+        <w:rPr>
+          <w:rStyle w:val="NormalTok"/>
+        </w:rPr>
+        <w:t xml:space="preserve">(</w:t>
+      </w:r>
+      <w:r>
+        <w:rPr>
+          <w:rStyle w:val="DecValTok"/>
+        </w:rPr>
+        <w:t xml:space="preserve">10</w:t>
+      </w:r>
+      <w:r>
+        <w:rPr>
+          <w:rStyle w:val="NormalTok"/>
+        </w:rPr>
+        <w:t xml:space="preserve">,</w:t>
+      </w:r>
+      <w:r>
+        <w:rPr>
+          <w:rStyle w:val="DecValTok"/>
+        </w:rPr>
+        <w:t xml:space="preserve">7</w:t>
+      </w:r>
+      <w:r>
+        <w:rPr>
+          <w:rStyle w:val="NormalTok"/>
+        </w:rPr>
+        <w:t xml:space="preserve">),</w:t>
       </w:r>
       <w:r>
         <w:br/>
@@ -792,25 +792,25 @@
         <w:rPr>
           <w:rStyle w:val="DataTypeTok"/>
         </w:rPr>
-        <w:t>VARCHAR</w:t>
-      </w:r>
-      <w:r>
-        <w:rPr>
-          <w:rStyle w:val="NormalTok"/>
-        </w:rPr>
-        <w:t>(</w:t>
-      </w:r>
-      <w:r>
-        <w:rPr>
-          <w:rStyle w:val="DecValTok"/>
-        </w:rPr>
-        <w:t>255</w:t>
-      </w:r>
-      <w:r>
-        <w:rPr>
-          <w:rStyle w:val="NormalTok"/>
-        </w:rPr>
-        <w:t>),</w:t>
+        <w:t xml:space="preserve">VARCHAR</w:t>
+      </w:r>
+      <w:r>
+        <w:rPr>
+          <w:rStyle w:val="NormalTok"/>
+        </w:rPr>
+        <w:t xml:space="preserve">(</w:t>
+      </w:r>
+      <w:r>
+        <w:rPr>
+          <w:rStyle w:val="DecValTok"/>
+        </w:rPr>
+        <w:t xml:space="preserve">255</w:t>
+      </w:r>
+      <w:r>
+        <w:rPr>
+          <w:rStyle w:val="NormalTok"/>
+        </w:rPr>
+        <w:t xml:space="preserve">),</w:t>
       </w:r>
       <w:r>
         <w:br/>
@@ -825,51 +825,51 @@
         <w:rPr>
           <w:rStyle w:val="DataTypeTok"/>
         </w:rPr>
-        <w:t>VARCHAR</w:t>
-      </w:r>
-      <w:r>
-        <w:rPr>
-          <w:rStyle w:val="NormalTok"/>
-        </w:rPr>
-        <w:t>(</w:t>
-      </w:r>
-      <w:r>
-        <w:rPr>
-          <w:rStyle w:val="DecValTok"/>
-        </w:rPr>
-        <w:t>255</w:t>
-      </w:r>
-      <w:r>
-        <w:rPr>
-          <w:rStyle w:val="NormalTok"/>
-        </w:rPr>
-        <w:t>)</w:t>
-      </w:r>
-      <w:r>
-        <w:br/>
-      </w:r>
-      <w:r>
-        <w:rPr>
-          <w:rStyle w:val="NormalTok"/>
-        </w:rPr>
-        <w:t>);</w:t>
+        <w:t xml:space="preserve">VARCHAR</w:t>
+      </w:r>
+      <w:r>
+        <w:rPr>
+          <w:rStyle w:val="NormalTok"/>
+        </w:rPr>
+        <w:t xml:space="preserve">(</w:t>
+      </w:r>
+      <w:r>
+        <w:rPr>
+          <w:rStyle w:val="DecValTok"/>
+        </w:rPr>
+        <w:t xml:space="preserve">255</w:t>
+      </w:r>
+      <w:r>
+        <w:rPr>
+          <w:rStyle w:val="NormalTok"/>
+        </w:rPr>
+        <w:t xml:space="preserve">)</w:t>
+      </w:r>
+      <w:r>
+        <w:br/>
+      </w:r>
+      <w:r>
+        <w:rPr>
+          <w:rStyle w:val="NormalTok"/>
+        </w:rPr>
+        <w:t xml:space="preserve">);</w:t>
       </w:r>
     </w:p>
     <w:p>
       <w:r>
-        <w:pict w14:anchorId="33B6619A">
-          <v:rect id="_x0000_i1026" style="width:0;height:1.5pt" o:hralign="center" o:hrstd="t" o:hr="t"/>
+        <w:pict>
+          <v:rect style="width:0;height:1.5pt" o:hralign="center" o:hrstd="t" o:hr="t"/>
         </w:pict>
       </w:r>
     </w:p>
+    <w:bookmarkEnd w:id="22"/>
+    <w:bookmarkStart w:id="23" w:name="delivery_record"/>
     <w:p>
       <w:pPr>
         <w:pStyle w:val="Heading1"/>
       </w:pPr>
-      <w:bookmarkStart w:id="3" w:name="delivery_record"/>
-      <w:bookmarkEnd w:id="2"/>
-      <w:r>
-        <w:t>2. DELIVERY_RECORD</w:t>
+      <w:r>
+        <w:t xml:space="preserve">2. DELIVERY_RECORD</w:t>
       </w:r>
     </w:p>
     <w:p>
@@ -880,7 +880,7 @@
         <w:rPr>
           <w:rStyle w:val="KeywordTok"/>
         </w:rPr>
-        <w:t>CREATE</w:t>
+        <w:t xml:space="preserve">CREATE</w:t>
       </w:r>
       <w:r>
         <w:rPr>
@@ -892,7 +892,7 @@
         <w:rPr>
           <w:rStyle w:val="KeywordTok"/>
         </w:rPr>
-        <w:t>TABLE</w:t>
+        <w:t xml:space="preserve">TABLE</w:t>
       </w:r>
       <w:r>
         <w:rPr>
@@ -913,19 +913,19 @@
         <w:rPr>
           <w:rStyle w:val="DataTypeTok"/>
         </w:rPr>
-        <w:t>VARCHAR</w:t>
-      </w:r>
-      <w:r>
-        <w:rPr>
-          <w:rStyle w:val="NormalTok"/>
-        </w:rPr>
-        <w:t>(</w:t>
-      </w:r>
-      <w:r>
-        <w:rPr>
-          <w:rStyle w:val="DecValTok"/>
-        </w:rPr>
-        <w:t>100</w:t>
+        <w:t xml:space="preserve">VARCHAR</w:t>
+      </w:r>
+      <w:r>
+        <w:rPr>
+          <w:rStyle w:val="NormalTok"/>
+        </w:rPr>
+        <w:t xml:space="preserve">(</w:t>
+      </w:r>
+      <w:r>
+        <w:rPr>
+          <w:rStyle w:val="DecValTok"/>
+        </w:rPr>
+        <w:t xml:space="preserve">100</w:t>
       </w:r>
       <w:r>
         <w:rPr>
@@ -937,7 +937,7 @@
         <w:rPr>
           <w:rStyle w:val="KeywordTok"/>
         </w:rPr>
-        <w:t>PRIMARY</w:t>
+        <w:t xml:space="preserve">PRIMARY</w:t>
       </w:r>
       <w:r>
         <w:rPr>
@@ -949,13 +949,13 @@
         <w:rPr>
           <w:rStyle w:val="KeywordTok"/>
         </w:rPr>
-        <w:t>KEY</w:t>
-      </w:r>
-      <w:r>
-        <w:rPr>
-          <w:rStyle w:val="NormalTok"/>
-        </w:rPr>
-        <w:t>,</w:t>
+        <w:t xml:space="preserve">KEY</w:t>
+      </w:r>
+      <w:r>
+        <w:rPr>
+          <w:rStyle w:val="NormalTok"/>
+        </w:rPr>
+        <w:t xml:space="preserve">,</w:t>
       </w:r>
       <w:r>
         <w:br/>
@@ -970,25 +970,25 @@
         <w:rPr>
           <w:rStyle w:val="DataTypeTok"/>
         </w:rPr>
-        <w:t>VARCHAR</w:t>
-      </w:r>
-      <w:r>
-        <w:rPr>
-          <w:rStyle w:val="NormalTok"/>
-        </w:rPr>
-        <w:t>(</w:t>
-      </w:r>
-      <w:r>
-        <w:rPr>
-          <w:rStyle w:val="DecValTok"/>
-        </w:rPr>
-        <w:t>100</w:t>
-      </w:r>
-      <w:r>
-        <w:rPr>
-          <w:rStyle w:val="NormalTok"/>
-        </w:rPr>
-        <w:t>),</w:t>
+        <w:t xml:space="preserve">VARCHAR</w:t>
+      </w:r>
+      <w:r>
+        <w:rPr>
+          <w:rStyle w:val="NormalTok"/>
+        </w:rPr>
+        <w:t xml:space="preserve">(</w:t>
+      </w:r>
+      <w:r>
+        <w:rPr>
+          <w:rStyle w:val="DecValTok"/>
+        </w:rPr>
+        <w:t xml:space="preserve">100</w:t>
+      </w:r>
+      <w:r>
+        <w:rPr>
+          <w:rStyle w:val="NormalTok"/>
+        </w:rPr>
+        <w:t xml:space="preserve">),</w:t>
       </w:r>
       <w:r>
         <w:br/>
@@ -1003,25 +1003,25 @@
         <w:rPr>
           <w:rStyle w:val="DataTypeTok"/>
         </w:rPr>
-        <w:t>VARCHAR</w:t>
-      </w:r>
-      <w:r>
-        <w:rPr>
-          <w:rStyle w:val="NormalTok"/>
-        </w:rPr>
-        <w:t>(</w:t>
-      </w:r>
-      <w:r>
-        <w:rPr>
-          <w:rStyle w:val="DecValTok"/>
-        </w:rPr>
-        <w:t>255</w:t>
-      </w:r>
-      <w:r>
-        <w:rPr>
-          <w:rStyle w:val="NormalTok"/>
-        </w:rPr>
-        <w:t>),</w:t>
+        <w:t xml:space="preserve">VARCHAR</w:t>
+      </w:r>
+      <w:r>
+        <w:rPr>
+          <w:rStyle w:val="NormalTok"/>
+        </w:rPr>
+        <w:t xml:space="preserve">(</w:t>
+      </w:r>
+      <w:r>
+        <w:rPr>
+          <w:rStyle w:val="DecValTok"/>
+        </w:rPr>
+        <w:t xml:space="preserve">255</w:t>
+      </w:r>
+      <w:r>
+        <w:rPr>
+          <w:rStyle w:val="NormalTok"/>
+        </w:rPr>
+        <w:t xml:space="preserve">),</w:t>
       </w:r>
       <w:r>
         <w:br/>
@@ -1036,25 +1036,25 @@
         <w:rPr>
           <w:rStyle w:val="DataTypeTok"/>
         </w:rPr>
-        <w:t>VARCHAR</w:t>
-      </w:r>
-      <w:r>
-        <w:rPr>
-          <w:rStyle w:val="NormalTok"/>
-        </w:rPr>
-        <w:t>(</w:t>
-      </w:r>
-      <w:r>
-        <w:rPr>
-          <w:rStyle w:val="DecValTok"/>
-        </w:rPr>
-        <w:t>100</w:t>
-      </w:r>
-      <w:r>
-        <w:rPr>
-          <w:rStyle w:val="NormalTok"/>
-        </w:rPr>
-        <w:t>),</w:t>
+        <w:t xml:space="preserve">VARCHAR</w:t>
+      </w:r>
+      <w:r>
+        <w:rPr>
+          <w:rStyle w:val="NormalTok"/>
+        </w:rPr>
+        <w:t xml:space="preserve">(</w:t>
+      </w:r>
+      <w:r>
+        <w:rPr>
+          <w:rStyle w:val="DecValTok"/>
+        </w:rPr>
+        <w:t xml:space="preserve">100</w:t>
+      </w:r>
+      <w:r>
+        <w:rPr>
+          <w:rStyle w:val="NormalTok"/>
+        </w:rPr>
+        <w:t xml:space="preserve">),</w:t>
       </w:r>
       <w:r>
         <w:br/>
@@ -1069,25 +1069,25 @@
         <w:rPr>
           <w:rStyle w:val="DataTypeTok"/>
         </w:rPr>
-        <w:t>VARCHAR</w:t>
-      </w:r>
-      <w:r>
-        <w:rPr>
-          <w:rStyle w:val="NormalTok"/>
-        </w:rPr>
-        <w:t>(</w:t>
-      </w:r>
-      <w:r>
-        <w:rPr>
-          <w:rStyle w:val="DecValTok"/>
-        </w:rPr>
-        <w:t>100</w:t>
-      </w:r>
-      <w:r>
-        <w:rPr>
-          <w:rStyle w:val="NormalTok"/>
-        </w:rPr>
-        <w:t>),</w:t>
+        <w:t xml:space="preserve">VARCHAR</w:t>
+      </w:r>
+      <w:r>
+        <w:rPr>
+          <w:rStyle w:val="NormalTok"/>
+        </w:rPr>
+        <w:t xml:space="preserve">(</w:t>
+      </w:r>
+      <w:r>
+        <w:rPr>
+          <w:rStyle w:val="DecValTok"/>
+        </w:rPr>
+        <w:t xml:space="preserve">100</w:t>
+      </w:r>
+      <w:r>
+        <w:rPr>
+          <w:rStyle w:val="NormalTok"/>
+        </w:rPr>
+        <w:t xml:space="preserve">),</w:t>
       </w:r>
       <w:r>
         <w:br/>
@@ -1102,25 +1102,25 @@
         <w:rPr>
           <w:rStyle w:val="DataTypeTok"/>
         </w:rPr>
-        <w:t>VARCHAR</w:t>
-      </w:r>
-      <w:r>
-        <w:rPr>
-          <w:rStyle w:val="NormalTok"/>
-        </w:rPr>
-        <w:t>(</w:t>
-      </w:r>
-      <w:r>
-        <w:rPr>
-          <w:rStyle w:val="DecValTok"/>
-        </w:rPr>
-        <w:t>100</w:t>
-      </w:r>
-      <w:r>
-        <w:rPr>
-          <w:rStyle w:val="NormalTok"/>
-        </w:rPr>
-        <w:t>),</w:t>
+        <w:t xml:space="preserve">VARCHAR</w:t>
+      </w:r>
+      <w:r>
+        <w:rPr>
+          <w:rStyle w:val="NormalTok"/>
+        </w:rPr>
+        <w:t xml:space="preserve">(</w:t>
+      </w:r>
+      <w:r>
+        <w:rPr>
+          <w:rStyle w:val="DecValTok"/>
+        </w:rPr>
+        <w:t xml:space="preserve">100</w:t>
+      </w:r>
+      <w:r>
+        <w:rPr>
+          <w:rStyle w:val="NormalTok"/>
+        </w:rPr>
+        <w:t xml:space="preserve">),</w:t>
       </w:r>
       <w:r>
         <w:br/>
@@ -1135,25 +1135,25 @@
         <w:rPr>
           <w:rStyle w:val="DataTypeTok"/>
         </w:rPr>
-        <w:t>VARCHAR</w:t>
-      </w:r>
-      <w:r>
-        <w:rPr>
-          <w:rStyle w:val="NormalTok"/>
-        </w:rPr>
-        <w:t>(</w:t>
-      </w:r>
-      <w:r>
-        <w:rPr>
-          <w:rStyle w:val="DecValTok"/>
-        </w:rPr>
-        <w:t>50</w:t>
-      </w:r>
-      <w:r>
-        <w:rPr>
-          <w:rStyle w:val="NormalTok"/>
-        </w:rPr>
-        <w:t>),</w:t>
+        <w:t xml:space="preserve">VARCHAR</w:t>
+      </w:r>
+      <w:r>
+        <w:rPr>
+          <w:rStyle w:val="NormalTok"/>
+        </w:rPr>
+        <w:t xml:space="preserve">(</w:t>
+      </w:r>
+      <w:r>
+        <w:rPr>
+          <w:rStyle w:val="DecValTok"/>
+        </w:rPr>
+        <w:t xml:space="preserve">50</w:t>
+      </w:r>
+      <w:r>
+        <w:rPr>
+          <w:rStyle w:val="NormalTok"/>
+        </w:rPr>
+        <w:t xml:space="preserve">),</w:t>
       </w:r>
       <w:r>
         <w:br/>
@@ -1168,25 +1168,25 @@
         <w:rPr>
           <w:rStyle w:val="DataTypeTok"/>
         </w:rPr>
-        <w:t>VARCHAR</w:t>
-      </w:r>
-      <w:r>
-        <w:rPr>
-          <w:rStyle w:val="NormalTok"/>
-        </w:rPr>
-        <w:t>(</w:t>
-      </w:r>
-      <w:r>
-        <w:rPr>
-          <w:rStyle w:val="DecValTok"/>
-        </w:rPr>
-        <w:t>50</w:t>
-      </w:r>
-      <w:r>
-        <w:rPr>
-          <w:rStyle w:val="NormalTok"/>
-        </w:rPr>
-        <w:t>),</w:t>
+        <w:t xml:space="preserve">VARCHAR</w:t>
+      </w:r>
+      <w:r>
+        <w:rPr>
+          <w:rStyle w:val="NormalTok"/>
+        </w:rPr>
+        <w:t xml:space="preserve">(</w:t>
+      </w:r>
+      <w:r>
+        <w:rPr>
+          <w:rStyle w:val="DecValTok"/>
+        </w:rPr>
+        <w:t xml:space="preserve">50</w:t>
+      </w:r>
+      <w:r>
+        <w:rPr>
+          <w:rStyle w:val="NormalTok"/>
+        </w:rPr>
+        <w:t xml:space="preserve">),</w:t>
       </w:r>
       <w:r>
         <w:br/>
@@ -1219,25 +1219,25 @@
         <w:rPr>
           <w:rStyle w:val="DataTypeTok"/>
         </w:rPr>
-        <w:t>VARCHAR</w:t>
-      </w:r>
-      <w:r>
-        <w:rPr>
-          <w:rStyle w:val="NormalTok"/>
-        </w:rPr>
-        <w:t>(</w:t>
-      </w:r>
-      <w:r>
-        <w:rPr>
-          <w:rStyle w:val="DecValTok"/>
-        </w:rPr>
-        <w:t>100</w:t>
-      </w:r>
-      <w:r>
-        <w:rPr>
-          <w:rStyle w:val="NormalTok"/>
-        </w:rPr>
-        <w:t>),</w:t>
+        <w:t xml:space="preserve">VARCHAR</w:t>
+      </w:r>
+      <w:r>
+        <w:rPr>
+          <w:rStyle w:val="NormalTok"/>
+        </w:rPr>
+        <w:t xml:space="preserve">(</w:t>
+      </w:r>
+      <w:r>
+        <w:rPr>
+          <w:rStyle w:val="DecValTok"/>
+        </w:rPr>
+        <w:t xml:space="preserve">100</w:t>
+      </w:r>
+      <w:r>
+        <w:rPr>
+          <w:rStyle w:val="NormalTok"/>
+        </w:rPr>
+        <w:t xml:space="preserve">),</w:t>
       </w:r>
       <w:r>
         <w:br/>
@@ -1261,25 +1261,25 @@
         <w:rPr>
           <w:rStyle w:val="DataTypeTok"/>
         </w:rPr>
-        <w:t>VARCHAR</w:t>
-      </w:r>
-      <w:r>
-        <w:rPr>
-          <w:rStyle w:val="NormalTok"/>
-        </w:rPr>
-        <w:t>(</w:t>
-      </w:r>
-      <w:r>
-        <w:rPr>
-          <w:rStyle w:val="DecValTok"/>
-        </w:rPr>
-        <w:t>50</w:t>
-      </w:r>
-      <w:r>
-        <w:rPr>
-          <w:rStyle w:val="NormalTok"/>
-        </w:rPr>
-        <w:t>),</w:t>
+        <w:t xml:space="preserve">VARCHAR</w:t>
+      </w:r>
+      <w:r>
+        <w:rPr>
+          <w:rStyle w:val="NormalTok"/>
+        </w:rPr>
+        <w:t xml:space="preserve">(</w:t>
+      </w:r>
+      <w:r>
+        <w:rPr>
+          <w:rStyle w:val="DecValTok"/>
+        </w:rPr>
+        <w:t xml:space="preserve">50</w:t>
+      </w:r>
+      <w:r>
+        <w:rPr>
+          <w:rStyle w:val="NormalTok"/>
+        </w:rPr>
+        <w:t xml:space="preserve">),</w:t>
       </w:r>
       <w:r>
         <w:br/>
@@ -1294,25 +1294,25 @@
         <w:rPr>
           <w:rStyle w:val="DataTypeTok"/>
         </w:rPr>
-        <w:t>VARCHAR</w:t>
-      </w:r>
-      <w:r>
-        <w:rPr>
-          <w:rStyle w:val="NormalTok"/>
-        </w:rPr>
-        <w:t>(</w:t>
-      </w:r>
-      <w:r>
-        <w:rPr>
-          <w:rStyle w:val="DecValTok"/>
-        </w:rPr>
-        <w:t>50</w:t>
-      </w:r>
-      <w:r>
-        <w:rPr>
-          <w:rStyle w:val="NormalTok"/>
-        </w:rPr>
-        <w:t>),</w:t>
+        <w:t xml:space="preserve">VARCHAR</w:t>
+      </w:r>
+      <w:r>
+        <w:rPr>
+          <w:rStyle w:val="NormalTok"/>
+        </w:rPr>
+        <w:t xml:space="preserve">(</w:t>
+      </w:r>
+      <w:r>
+        <w:rPr>
+          <w:rStyle w:val="DecValTok"/>
+        </w:rPr>
+        <w:t xml:space="preserve">50</w:t>
+      </w:r>
+      <w:r>
+        <w:rPr>
+          <w:rStyle w:val="NormalTok"/>
+        </w:rPr>
+        <w:t xml:space="preserve">),</w:t>
       </w:r>
       <w:r>
         <w:br/>
@@ -1327,25 +1327,25 @@
         <w:rPr>
           <w:rStyle w:val="DataTypeTok"/>
         </w:rPr>
-        <w:t>VARCHAR</w:t>
-      </w:r>
-      <w:r>
-        <w:rPr>
-          <w:rStyle w:val="NormalTok"/>
-        </w:rPr>
-        <w:t>(</w:t>
-      </w:r>
-      <w:r>
-        <w:rPr>
-          <w:rStyle w:val="DecValTok"/>
-        </w:rPr>
-        <w:t>50</w:t>
-      </w:r>
-      <w:r>
-        <w:rPr>
-          <w:rStyle w:val="NormalTok"/>
-        </w:rPr>
-        <w:t>),</w:t>
+        <w:t xml:space="preserve">VARCHAR</w:t>
+      </w:r>
+      <w:r>
+        <w:rPr>
+          <w:rStyle w:val="NormalTok"/>
+        </w:rPr>
+        <w:t xml:space="preserve">(</w:t>
+      </w:r>
+      <w:r>
+        <w:rPr>
+          <w:rStyle w:val="DecValTok"/>
+        </w:rPr>
+        <w:t xml:space="preserve">50</w:t>
+      </w:r>
+      <w:r>
+        <w:rPr>
+          <w:rStyle w:val="NormalTok"/>
+        </w:rPr>
+        <w:t xml:space="preserve">),</w:t>
       </w:r>
       <w:r>
         <w:br/>
@@ -1378,37 +1378,37 @@
         <w:rPr>
           <w:rStyle w:val="DataTypeTok"/>
         </w:rPr>
-        <w:t>DECIMAL</w:t>
-      </w:r>
-      <w:r>
-        <w:rPr>
-          <w:rStyle w:val="NormalTok"/>
-        </w:rPr>
-        <w:t>(</w:t>
-      </w:r>
-      <w:r>
-        <w:rPr>
-          <w:rStyle w:val="DecValTok"/>
-        </w:rPr>
-        <w:t>10</w:t>
-      </w:r>
-      <w:r>
-        <w:rPr>
-          <w:rStyle w:val="NormalTok"/>
-        </w:rPr>
-        <w:t>,</w:t>
-      </w:r>
-      <w:r>
-        <w:rPr>
-          <w:rStyle w:val="DecValTok"/>
-        </w:rPr>
-        <w:t>7</w:t>
-      </w:r>
-      <w:r>
-        <w:rPr>
-          <w:rStyle w:val="NormalTok"/>
-        </w:rPr>
-        <w:t>),</w:t>
+        <w:t xml:space="preserve">DECIMAL</w:t>
+      </w:r>
+      <w:r>
+        <w:rPr>
+          <w:rStyle w:val="NormalTok"/>
+        </w:rPr>
+        <w:t xml:space="preserve">(</w:t>
+      </w:r>
+      <w:r>
+        <w:rPr>
+          <w:rStyle w:val="DecValTok"/>
+        </w:rPr>
+        <w:t xml:space="preserve">10</w:t>
+      </w:r>
+      <w:r>
+        <w:rPr>
+          <w:rStyle w:val="NormalTok"/>
+        </w:rPr>
+        <w:t xml:space="preserve">,</w:t>
+      </w:r>
+      <w:r>
+        <w:rPr>
+          <w:rStyle w:val="DecValTok"/>
+        </w:rPr>
+        <w:t xml:space="preserve">7</w:t>
+      </w:r>
+      <w:r>
+        <w:rPr>
+          <w:rStyle w:val="NormalTok"/>
+        </w:rPr>
+        <w:t xml:space="preserve">),</w:t>
       </w:r>
       <w:r>
         <w:br/>
@@ -1423,37 +1423,37 @@
         <w:rPr>
           <w:rStyle w:val="DataTypeTok"/>
         </w:rPr>
-        <w:t>DECIMAL</w:t>
-      </w:r>
-      <w:r>
-        <w:rPr>
-          <w:rStyle w:val="NormalTok"/>
-        </w:rPr>
-        <w:t>(</w:t>
-      </w:r>
-      <w:r>
-        <w:rPr>
-          <w:rStyle w:val="DecValTok"/>
-        </w:rPr>
-        <w:t>10</w:t>
-      </w:r>
-      <w:r>
-        <w:rPr>
-          <w:rStyle w:val="NormalTok"/>
-        </w:rPr>
-        <w:t>,</w:t>
-      </w:r>
-      <w:r>
-        <w:rPr>
-          <w:rStyle w:val="DecValTok"/>
-        </w:rPr>
-        <w:t>7</w:t>
-      </w:r>
-      <w:r>
-        <w:rPr>
-          <w:rStyle w:val="NormalTok"/>
-        </w:rPr>
-        <w:t>),</w:t>
+        <w:t xml:space="preserve">DECIMAL</w:t>
+      </w:r>
+      <w:r>
+        <w:rPr>
+          <w:rStyle w:val="NormalTok"/>
+        </w:rPr>
+        <w:t xml:space="preserve">(</w:t>
+      </w:r>
+      <w:r>
+        <w:rPr>
+          <w:rStyle w:val="DecValTok"/>
+        </w:rPr>
+        <w:t xml:space="preserve">10</w:t>
+      </w:r>
+      <w:r>
+        <w:rPr>
+          <w:rStyle w:val="NormalTok"/>
+        </w:rPr>
+        <w:t xml:space="preserve">,</w:t>
+      </w:r>
+      <w:r>
+        <w:rPr>
+          <w:rStyle w:val="DecValTok"/>
+        </w:rPr>
+        <w:t xml:space="preserve">7</w:t>
+      </w:r>
+      <w:r>
+        <w:rPr>
+          <w:rStyle w:val="NormalTok"/>
+        </w:rPr>
+        <w:t xml:space="preserve">),</w:t>
       </w:r>
       <w:r>
         <w:br/>
@@ -1468,13 +1468,13 @@
         <w:rPr>
           <w:rStyle w:val="DataTypeTok"/>
         </w:rPr>
-        <w:t>INT</w:t>
-      </w:r>
-      <w:r>
-        <w:rPr>
-          <w:rStyle w:val="NormalTok"/>
-        </w:rPr>
-        <w:t>,</w:t>
+        <w:t xml:space="preserve">INT</w:t>
+      </w:r>
+      <w:r>
+        <w:rPr>
+          <w:rStyle w:val="NormalTok"/>
+        </w:rPr>
+        <w:t xml:space="preserve">,</w:t>
       </w:r>
       <w:r>
         <w:br/>
@@ -1507,25 +1507,25 @@
         <w:rPr>
           <w:rStyle w:val="DataTypeTok"/>
         </w:rPr>
-        <w:t>VARCHAR</w:t>
-      </w:r>
-      <w:r>
-        <w:rPr>
-          <w:rStyle w:val="NormalTok"/>
-        </w:rPr>
-        <w:t>(</w:t>
-      </w:r>
-      <w:r>
-        <w:rPr>
-          <w:rStyle w:val="DecValTok"/>
-        </w:rPr>
-        <w:t>255</w:t>
-      </w:r>
-      <w:r>
-        <w:rPr>
-          <w:rStyle w:val="NormalTok"/>
-        </w:rPr>
-        <w:t>),</w:t>
+        <w:t xml:space="preserve">VARCHAR</w:t>
+      </w:r>
+      <w:r>
+        <w:rPr>
+          <w:rStyle w:val="NormalTok"/>
+        </w:rPr>
+        <w:t xml:space="preserve">(</w:t>
+      </w:r>
+      <w:r>
+        <w:rPr>
+          <w:rStyle w:val="DecValTok"/>
+        </w:rPr>
+        <w:t xml:space="preserve">255</w:t>
+      </w:r>
+      <w:r>
+        <w:rPr>
+          <w:rStyle w:val="NormalTok"/>
+        </w:rPr>
+        <w:t xml:space="preserve">),</w:t>
       </w:r>
       <w:r>
         <w:br/>
@@ -1540,25 +1540,25 @@
         <w:rPr>
           <w:rStyle w:val="DataTypeTok"/>
         </w:rPr>
-        <w:t>VARCHAR</w:t>
-      </w:r>
-      <w:r>
-        <w:rPr>
-          <w:rStyle w:val="NormalTok"/>
-        </w:rPr>
-        <w:t>(</w:t>
-      </w:r>
-      <w:r>
-        <w:rPr>
-          <w:rStyle w:val="DecValTok"/>
-        </w:rPr>
-        <w:t>255</w:t>
-      </w:r>
-      <w:r>
-        <w:rPr>
-          <w:rStyle w:val="NormalTok"/>
-        </w:rPr>
-        <w:t>),</w:t>
+        <w:t xml:space="preserve">VARCHAR</w:t>
+      </w:r>
+      <w:r>
+        <w:rPr>
+          <w:rStyle w:val="NormalTok"/>
+        </w:rPr>
+        <w:t xml:space="preserve">(</w:t>
+      </w:r>
+      <w:r>
+        <w:rPr>
+          <w:rStyle w:val="DecValTok"/>
+        </w:rPr>
+        <w:t xml:space="preserve">255</w:t>
+      </w:r>
+      <w:r>
+        <w:rPr>
+          <w:rStyle w:val="NormalTok"/>
+        </w:rPr>
+        <w:t xml:space="preserve">),</w:t>
       </w:r>
       <w:r>
         <w:br/>
@@ -1576,7 +1576,7 @@
         <w:rPr>
           <w:rStyle w:val="KeywordTok"/>
         </w:rPr>
-        <w:t>CONSTRAINT</w:t>
+        <w:t xml:space="preserve">CONSTRAINT</w:t>
       </w:r>
       <w:r>
         <w:rPr>
@@ -1597,7 +1597,7 @@
         <w:rPr>
           <w:rStyle w:val="KeywordTok"/>
         </w:rPr>
-        <w:t>FOREIGN</w:t>
+        <w:t xml:space="preserve">FOREIGN</w:t>
       </w:r>
       <w:r>
         <w:rPr>
@@ -1609,7 +1609,7 @@
         <w:rPr>
           <w:rStyle w:val="KeywordTok"/>
         </w:rPr>
-        <w:t>KEY</w:t>
+        <w:t xml:space="preserve">KEY</w:t>
       </w:r>
       <w:r>
         <w:rPr>
@@ -1630,7 +1630,7 @@
         <w:rPr>
           <w:rStyle w:val="KeywordTok"/>
         </w:rPr>
-        <w:t>REFERENCES</w:t>
+        <w:t xml:space="preserve">REFERENCES</w:t>
       </w:r>
       <w:r>
         <w:rPr>
@@ -1645,24 +1645,24 @@
         <w:rPr>
           <w:rStyle w:val="NormalTok"/>
         </w:rPr>
-        <w:t>);</w:t>
+        <w:t xml:space="preserve">);</w:t>
       </w:r>
     </w:p>
     <w:p>
       <w:r>
-        <w:pict w14:anchorId="76CB211E">
-          <v:rect id="_x0000_i1027" style="width:0;height:1.5pt" o:hralign="center" o:hrstd="t" o:hr="t"/>
+        <w:pict>
+          <v:rect style="width:0;height:1.5pt" o:hralign="center" o:hrstd="t" o:hr="t"/>
         </w:pict>
       </w:r>
     </w:p>
+    <w:bookmarkEnd w:id="23"/>
+    <w:bookmarkStart w:id="24" w:name="six_weeks_postnatal_followup"/>
     <w:p>
       <w:pPr>
         <w:pStyle w:val="Heading1"/>
       </w:pPr>
-      <w:bookmarkStart w:id="4" w:name="six_weeks_postnatal_followup"/>
-      <w:bookmarkEnd w:id="3"/>
-      <w:r>
-        <w:t>3. SIX_WEEKS_POSTNATAL_FOLLOWUP</w:t>
+      <w:r>
+        <w:t xml:space="preserve">3. SIX_WEEKS_POSTNATAL_FOLLOWUP</w:t>
       </w:r>
     </w:p>
     <w:p>
@@ -1673,7 +1673,7 @@
         <w:rPr>
           <w:rStyle w:val="KeywordTok"/>
         </w:rPr>
-        <w:t>CREATE</w:t>
+        <w:t xml:space="preserve">CREATE</w:t>
       </w:r>
       <w:r>
         <w:rPr>
@@ -1685,7 +1685,7 @@
         <w:rPr>
           <w:rStyle w:val="KeywordTok"/>
         </w:rPr>
-        <w:t>TABLE</w:t>
+        <w:t xml:space="preserve">TABLE</w:t>
       </w:r>
       <w:r>
         <w:rPr>
@@ -1706,19 +1706,19 @@
         <w:rPr>
           <w:rStyle w:val="DataTypeTok"/>
         </w:rPr>
-        <w:t>VARCHAR</w:t>
-      </w:r>
-      <w:r>
-        <w:rPr>
-          <w:rStyle w:val="NormalTok"/>
-        </w:rPr>
-        <w:t>(</w:t>
-      </w:r>
-      <w:r>
-        <w:rPr>
-          <w:rStyle w:val="DecValTok"/>
-        </w:rPr>
-        <w:t>100</w:t>
+        <w:t xml:space="preserve">VARCHAR</w:t>
+      </w:r>
+      <w:r>
+        <w:rPr>
+          <w:rStyle w:val="NormalTok"/>
+        </w:rPr>
+        <w:t xml:space="preserve">(</w:t>
+      </w:r>
+      <w:r>
+        <w:rPr>
+          <w:rStyle w:val="DecValTok"/>
+        </w:rPr>
+        <w:t xml:space="preserve">100</w:t>
       </w:r>
       <w:r>
         <w:rPr>
@@ -1730,7 +1730,7 @@
         <w:rPr>
           <w:rStyle w:val="KeywordTok"/>
         </w:rPr>
-        <w:t>PRIMARY</w:t>
+        <w:t xml:space="preserve">PRIMARY</w:t>
       </w:r>
       <w:r>
         <w:rPr>
@@ -1742,13 +1742,13 @@
         <w:rPr>
           <w:rStyle w:val="KeywordTok"/>
         </w:rPr>
-        <w:t>KEY</w:t>
-      </w:r>
-      <w:r>
-        <w:rPr>
-          <w:rStyle w:val="NormalTok"/>
-        </w:rPr>
-        <w:t>,</w:t>
+        <w:t xml:space="preserve">KEY</w:t>
+      </w:r>
+      <w:r>
+        <w:rPr>
+          <w:rStyle w:val="NormalTok"/>
+        </w:rPr>
+        <w:t xml:space="preserve">,</w:t>
       </w:r>
       <w:r>
         <w:br/>
@@ -1763,25 +1763,25 @@
         <w:rPr>
           <w:rStyle w:val="DataTypeTok"/>
         </w:rPr>
-        <w:t>VARCHAR</w:t>
-      </w:r>
-      <w:r>
-        <w:rPr>
-          <w:rStyle w:val="NormalTok"/>
-        </w:rPr>
-        <w:t>(</w:t>
-      </w:r>
-      <w:r>
-        <w:rPr>
-          <w:rStyle w:val="DecValTok"/>
-        </w:rPr>
-        <w:t>100</w:t>
-      </w:r>
-      <w:r>
-        <w:rPr>
-          <w:rStyle w:val="NormalTok"/>
-        </w:rPr>
-        <w:t>),</w:t>
+        <w:t xml:space="preserve">VARCHAR</w:t>
+      </w:r>
+      <w:r>
+        <w:rPr>
+          <w:rStyle w:val="NormalTok"/>
+        </w:rPr>
+        <w:t xml:space="preserve">(</w:t>
+      </w:r>
+      <w:r>
+        <w:rPr>
+          <w:rStyle w:val="DecValTok"/>
+        </w:rPr>
+        <w:t xml:space="preserve">100</w:t>
+      </w:r>
+      <w:r>
+        <w:rPr>
+          <w:rStyle w:val="NormalTok"/>
+        </w:rPr>
+        <w:t xml:space="preserve">),</w:t>
       </w:r>
       <w:r>
         <w:br/>
@@ -1796,25 +1796,25 @@
         <w:rPr>
           <w:rStyle w:val="DataTypeTok"/>
         </w:rPr>
-        <w:t>VARCHAR</w:t>
-      </w:r>
-      <w:r>
-        <w:rPr>
-          <w:rStyle w:val="NormalTok"/>
-        </w:rPr>
-        <w:t>(</w:t>
-      </w:r>
-      <w:r>
-        <w:rPr>
-          <w:rStyle w:val="DecValTok"/>
-        </w:rPr>
-        <w:t>100</w:t>
-      </w:r>
-      <w:r>
-        <w:rPr>
-          <w:rStyle w:val="NormalTok"/>
-        </w:rPr>
-        <w:t>),</w:t>
+        <w:t xml:space="preserve">VARCHAR</w:t>
+      </w:r>
+      <w:r>
+        <w:rPr>
+          <w:rStyle w:val="NormalTok"/>
+        </w:rPr>
+        <w:t xml:space="preserve">(</w:t>
+      </w:r>
+      <w:r>
+        <w:rPr>
+          <w:rStyle w:val="DecValTok"/>
+        </w:rPr>
+        <w:t xml:space="preserve">100</w:t>
+      </w:r>
+      <w:r>
+        <w:rPr>
+          <w:rStyle w:val="NormalTok"/>
+        </w:rPr>
+        <w:t xml:space="preserve">),</w:t>
       </w:r>
       <w:r>
         <w:br/>
@@ -1829,25 +1829,25 @@
         <w:rPr>
           <w:rStyle w:val="DataTypeTok"/>
         </w:rPr>
-        <w:t>VARCHAR</w:t>
-      </w:r>
-      <w:r>
-        <w:rPr>
-          <w:rStyle w:val="NormalTok"/>
-        </w:rPr>
-        <w:t>(</w:t>
-      </w:r>
-      <w:r>
-        <w:rPr>
-          <w:rStyle w:val="DecValTok"/>
-        </w:rPr>
-        <w:t>100</w:t>
-      </w:r>
-      <w:r>
-        <w:rPr>
-          <w:rStyle w:val="NormalTok"/>
-        </w:rPr>
-        <w:t>),</w:t>
+        <w:t xml:space="preserve">VARCHAR</w:t>
+      </w:r>
+      <w:r>
+        <w:rPr>
+          <w:rStyle w:val="NormalTok"/>
+        </w:rPr>
+        <w:t xml:space="preserve">(</w:t>
+      </w:r>
+      <w:r>
+        <w:rPr>
+          <w:rStyle w:val="DecValTok"/>
+        </w:rPr>
+        <w:t xml:space="preserve">100</w:t>
+      </w:r>
+      <w:r>
+        <w:rPr>
+          <w:rStyle w:val="NormalTok"/>
+        </w:rPr>
+        <w:t xml:space="preserve">),</w:t>
       </w:r>
       <w:r>
         <w:br/>
@@ -1862,25 +1862,25 @@
         <w:rPr>
           <w:rStyle w:val="DataTypeTok"/>
         </w:rPr>
-        <w:t>VARCHAR</w:t>
-      </w:r>
-      <w:r>
-        <w:rPr>
-          <w:rStyle w:val="NormalTok"/>
-        </w:rPr>
-        <w:t>(</w:t>
-      </w:r>
-      <w:r>
-        <w:rPr>
-          <w:rStyle w:val="DecValTok"/>
-        </w:rPr>
-        <w:t>100</w:t>
-      </w:r>
-      <w:r>
-        <w:rPr>
-          <w:rStyle w:val="NormalTok"/>
-        </w:rPr>
-        <w:t>),</w:t>
+        <w:t xml:space="preserve">VARCHAR</w:t>
+      </w:r>
+      <w:r>
+        <w:rPr>
+          <w:rStyle w:val="NormalTok"/>
+        </w:rPr>
+        <w:t xml:space="preserve">(</w:t>
+      </w:r>
+      <w:r>
+        <w:rPr>
+          <w:rStyle w:val="DecValTok"/>
+        </w:rPr>
+        <w:t xml:space="preserve">100</w:t>
+      </w:r>
+      <w:r>
+        <w:rPr>
+          <w:rStyle w:val="NormalTok"/>
+        </w:rPr>
+        <w:t xml:space="preserve">),</w:t>
       </w:r>
       <w:r>
         <w:br/>
@@ -1895,25 +1895,25 @@
         <w:rPr>
           <w:rStyle w:val="DataTypeTok"/>
         </w:rPr>
-        <w:t>VARCHAR</w:t>
-      </w:r>
-      <w:r>
-        <w:rPr>
-          <w:rStyle w:val="NormalTok"/>
-        </w:rPr>
-        <w:t>(</w:t>
-      </w:r>
-      <w:r>
-        <w:rPr>
-          <w:rStyle w:val="DecValTok"/>
-        </w:rPr>
-        <w:t>100</w:t>
-      </w:r>
-      <w:r>
-        <w:rPr>
-          <w:rStyle w:val="NormalTok"/>
-        </w:rPr>
-        <w:t>),</w:t>
+        <w:t xml:space="preserve">VARCHAR</w:t>
+      </w:r>
+      <w:r>
+        <w:rPr>
+          <w:rStyle w:val="NormalTok"/>
+        </w:rPr>
+        <w:t xml:space="preserve">(</w:t>
+      </w:r>
+      <w:r>
+        <w:rPr>
+          <w:rStyle w:val="DecValTok"/>
+        </w:rPr>
+        <w:t xml:space="preserve">100</w:t>
+      </w:r>
+      <w:r>
+        <w:rPr>
+          <w:rStyle w:val="NormalTok"/>
+        </w:rPr>
+        <w:t xml:space="preserve">),</w:t>
       </w:r>
       <w:r>
         <w:br/>
@@ -1928,25 +1928,25 @@
         <w:rPr>
           <w:rStyle w:val="DataTypeTok"/>
         </w:rPr>
-        <w:t>VARCHAR</w:t>
-      </w:r>
-      <w:r>
-        <w:rPr>
-          <w:rStyle w:val="NormalTok"/>
-        </w:rPr>
-        <w:t>(</w:t>
-      </w:r>
-      <w:r>
-        <w:rPr>
-          <w:rStyle w:val="DecValTok"/>
-        </w:rPr>
-        <w:t>100</w:t>
-      </w:r>
-      <w:r>
-        <w:rPr>
-          <w:rStyle w:val="NormalTok"/>
-        </w:rPr>
-        <w:t>),</w:t>
+        <w:t xml:space="preserve">VARCHAR</w:t>
+      </w:r>
+      <w:r>
+        <w:rPr>
+          <w:rStyle w:val="NormalTok"/>
+        </w:rPr>
+        <w:t xml:space="preserve">(</w:t>
+      </w:r>
+      <w:r>
+        <w:rPr>
+          <w:rStyle w:val="DecValTok"/>
+        </w:rPr>
+        <w:t xml:space="preserve">100</w:t>
+      </w:r>
+      <w:r>
+        <w:rPr>
+          <w:rStyle w:val="NormalTok"/>
+        </w:rPr>
+        <w:t xml:space="preserve">),</w:t>
       </w:r>
       <w:r>
         <w:br/>
@@ -1970,25 +1970,25 @@
         <w:rPr>
           <w:rStyle w:val="DataTypeTok"/>
         </w:rPr>
-        <w:t>VARCHAR</w:t>
-      </w:r>
-      <w:r>
-        <w:rPr>
-          <w:rStyle w:val="NormalTok"/>
-        </w:rPr>
-        <w:t>(</w:t>
-      </w:r>
-      <w:r>
-        <w:rPr>
-          <w:rStyle w:val="DecValTok"/>
-        </w:rPr>
-        <w:t>255</w:t>
-      </w:r>
-      <w:r>
-        <w:rPr>
-          <w:rStyle w:val="NormalTok"/>
-        </w:rPr>
-        <w:t>),</w:t>
+        <w:t xml:space="preserve">VARCHAR</w:t>
+      </w:r>
+      <w:r>
+        <w:rPr>
+          <w:rStyle w:val="NormalTok"/>
+        </w:rPr>
+        <w:t xml:space="preserve">(</w:t>
+      </w:r>
+      <w:r>
+        <w:rPr>
+          <w:rStyle w:val="DecValTok"/>
+        </w:rPr>
+        <w:t xml:space="preserve">255</w:t>
+      </w:r>
+      <w:r>
+        <w:rPr>
+          <w:rStyle w:val="NormalTok"/>
+        </w:rPr>
+        <w:t xml:space="preserve">),</w:t>
       </w:r>
       <w:r>
         <w:br/>
@@ -2021,25 +2021,25 @@
         <w:rPr>
           <w:rStyle w:val="DataTypeTok"/>
         </w:rPr>
-        <w:t>VARCHAR</w:t>
-      </w:r>
-      <w:r>
-        <w:rPr>
-          <w:rStyle w:val="NormalTok"/>
-        </w:rPr>
-        <w:t>(</w:t>
-      </w:r>
-      <w:r>
-        <w:rPr>
-          <w:rStyle w:val="DecValTok"/>
-        </w:rPr>
-        <w:t>100</w:t>
-      </w:r>
-      <w:r>
-        <w:rPr>
-          <w:rStyle w:val="NormalTok"/>
-        </w:rPr>
-        <w:t>),</w:t>
+        <w:t xml:space="preserve">VARCHAR</w:t>
+      </w:r>
+      <w:r>
+        <w:rPr>
+          <w:rStyle w:val="NormalTok"/>
+        </w:rPr>
+        <w:t xml:space="preserve">(</w:t>
+      </w:r>
+      <w:r>
+        <w:rPr>
+          <w:rStyle w:val="DecValTok"/>
+        </w:rPr>
+        <w:t xml:space="preserve">100</w:t>
+      </w:r>
+      <w:r>
+        <w:rPr>
+          <w:rStyle w:val="NormalTok"/>
+        </w:rPr>
+        <w:t xml:space="preserve">),</w:t>
       </w:r>
       <w:r>
         <w:br/>
@@ -2072,37 +2072,37 @@
         <w:rPr>
           <w:rStyle w:val="DataTypeTok"/>
         </w:rPr>
-        <w:t>DECIMAL</w:t>
-      </w:r>
-      <w:r>
-        <w:rPr>
-          <w:rStyle w:val="NormalTok"/>
-        </w:rPr>
-        <w:t>(</w:t>
-      </w:r>
-      <w:r>
-        <w:rPr>
-          <w:rStyle w:val="DecValTok"/>
-        </w:rPr>
-        <w:t>10</w:t>
-      </w:r>
-      <w:r>
-        <w:rPr>
-          <w:rStyle w:val="NormalTok"/>
-        </w:rPr>
-        <w:t>,</w:t>
-      </w:r>
-      <w:r>
-        <w:rPr>
-          <w:rStyle w:val="DecValTok"/>
-        </w:rPr>
-        <w:t>7</w:t>
-      </w:r>
-      <w:r>
-        <w:rPr>
-          <w:rStyle w:val="NormalTok"/>
-        </w:rPr>
-        <w:t>),</w:t>
+        <w:t xml:space="preserve">DECIMAL</w:t>
+      </w:r>
+      <w:r>
+        <w:rPr>
+          <w:rStyle w:val="NormalTok"/>
+        </w:rPr>
+        <w:t xml:space="preserve">(</w:t>
+      </w:r>
+      <w:r>
+        <w:rPr>
+          <w:rStyle w:val="DecValTok"/>
+        </w:rPr>
+        <w:t xml:space="preserve">10</w:t>
+      </w:r>
+      <w:r>
+        <w:rPr>
+          <w:rStyle w:val="NormalTok"/>
+        </w:rPr>
+        <w:t xml:space="preserve">,</w:t>
+      </w:r>
+      <w:r>
+        <w:rPr>
+          <w:rStyle w:val="DecValTok"/>
+        </w:rPr>
+        <w:t xml:space="preserve">7</w:t>
+      </w:r>
+      <w:r>
+        <w:rPr>
+          <w:rStyle w:val="NormalTok"/>
+        </w:rPr>
+        <w:t xml:space="preserve">),</w:t>
       </w:r>
       <w:r>
         <w:br/>
@@ -2117,37 +2117,37 @@
         <w:rPr>
           <w:rStyle w:val="DataTypeTok"/>
         </w:rPr>
-        <w:t>DECIMAL</w:t>
-      </w:r>
-      <w:r>
-        <w:rPr>
-          <w:rStyle w:val="NormalTok"/>
-        </w:rPr>
-        <w:t>(</w:t>
-      </w:r>
-      <w:r>
-        <w:rPr>
-          <w:rStyle w:val="DecValTok"/>
-        </w:rPr>
-        <w:t>10</w:t>
-      </w:r>
-      <w:r>
-        <w:rPr>
-          <w:rStyle w:val="NormalTok"/>
-        </w:rPr>
-        <w:t>,</w:t>
-      </w:r>
-      <w:r>
-        <w:rPr>
-          <w:rStyle w:val="DecValTok"/>
-        </w:rPr>
-        <w:t>7</w:t>
-      </w:r>
-      <w:r>
-        <w:rPr>
-          <w:rStyle w:val="NormalTok"/>
-        </w:rPr>
-        <w:t>),</w:t>
+        <w:t xml:space="preserve">DECIMAL</w:t>
+      </w:r>
+      <w:r>
+        <w:rPr>
+          <w:rStyle w:val="NormalTok"/>
+        </w:rPr>
+        <w:t xml:space="preserve">(</w:t>
+      </w:r>
+      <w:r>
+        <w:rPr>
+          <w:rStyle w:val="DecValTok"/>
+        </w:rPr>
+        <w:t xml:space="preserve">10</w:t>
+      </w:r>
+      <w:r>
+        <w:rPr>
+          <w:rStyle w:val="NormalTok"/>
+        </w:rPr>
+        <w:t xml:space="preserve">,</w:t>
+      </w:r>
+      <w:r>
+        <w:rPr>
+          <w:rStyle w:val="DecValTok"/>
+        </w:rPr>
+        <w:t xml:space="preserve">7</w:t>
+      </w:r>
+      <w:r>
+        <w:rPr>
+          <w:rStyle w:val="NormalTok"/>
+        </w:rPr>
+        <w:t xml:space="preserve">),</w:t>
       </w:r>
       <w:r>
         <w:br/>
@@ -2180,25 +2180,25 @@
         <w:rPr>
           <w:rStyle w:val="DataTypeTok"/>
         </w:rPr>
-        <w:t>VARCHAR</w:t>
-      </w:r>
-      <w:r>
-        <w:rPr>
-          <w:rStyle w:val="NormalTok"/>
-        </w:rPr>
-        <w:t>(</w:t>
-      </w:r>
-      <w:r>
-        <w:rPr>
-          <w:rStyle w:val="DecValTok"/>
-        </w:rPr>
-        <w:t>255</w:t>
-      </w:r>
-      <w:r>
-        <w:rPr>
-          <w:rStyle w:val="NormalTok"/>
-        </w:rPr>
-        <w:t>),</w:t>
+        <w:t xml:space="preserve">VARCHAR</w:t>
+      </w:r>
+      <w:r>
+        <w:rPr>
+          <w:rStyle w:val="NormalTok"/>
+        </w:rPr>
+        <w:t xml:space="preserve">(</w:t>
+      </w:r>
+      <w:r>
+        <w:rPr>
+          <w:rStyle w:val="DecValTok"/>
+        </w:rPr>
+        <w:t xml:space="preserve">255</w:t>
+      </w:r>
+      <w:r>
+        <w:rPr>
+          <w:rStyle w:val="NormalTok"/>
+        </w:rPr>
+        <w:t xml:space="preserve">),</w:t>
       </w:r>
       <w:r>
         <w:br/>
@@ -2213,25 +2213,25 @@
         <w:rPr>
           <w:rStyle w:val="DataTypeTok"/>
         </w:rPr>
-        <w:t>VARCHAR</w:t>
-      </w:r>
-      <w:r>
-        <w:rPr>
-          <w:rStyle w:val="NormalTok"/>
-        </w:rPr>
-        <w:t>(</w:t>
-      </w:r>
-      <w:r>
-        <w:rPr>
-          <w:rStyle w:val="DecValTok"/>
-        </w:rPr>
-        <w:t>255</w:t>
-      </w:r>
-      <w:r>
-        <w:rPr>
-          <w:rStyle w:val="NormalTok"/>
-        </w:rPr>
-        <w:t>),</w:t>
+        <w:t xml:space="preserve">VARCHAR</w:t>
+      </w:r>
+      <w:r>
+        <w:rPr>
+          <w:rStyle w:val="NormalTok"/>
+        </w:rPr>
+        <w:t xml:space="preserve">(</w:t>
+      </w:r>
+      <w:r>
+        <w:rPr>
+          <w:rStyle w:val="DecValTok"/>
+        </w:rPr>
+        <w:t xml:space="preserve">255</w:t>
+      </w:r>
+      <w:r>
+        <w:rPr>
+          <w:rStyle w:val="NormalTok"/>
+        </w:rPr>
+        <w:t xml:space="preserve">),</w:t>
       </w:r>
       <w:r>
         <w:br/>
@@ -2249,7 +2249,7 @@
         <w:rPr>
           <w:rStyle w:val="KeywordTok"/>
         </w:rPr>
-        <w:t>CONSTRAINT</w:t>
+        <w:t xml:space="preserve">CONSTRAINT</w:t>
       </w:r>
       <w:r>
         <w:rPr>
@@ -2270,7 +2270,7 @@
         <w:rPr>
           <w:rStyle w:val="KeywordTok"/>
         </w:rPr>
-        <w:t>FOREIGN</w:t>
+        <w:t xml:space="preserve">FOREIGN</w:t>
       </w:r>
       <w:r>
         <w:rPr>
@@ -2282,7 +2282,7 @@
         <w:rPr>
           <w:rStyle w:val="KeywordTok"/>
         </w:rPr>
-        <w:t>KEY</w:t>
+        <w:t xml:space="preserve">KEY</w:t>
       </w:r>
       <w:r>
         <w:rPr>
@@ -2303,7 +2303,7 @@
         <w:rPr>
           <w:rStyle w:val="KeywordTok"/>
         </w:rPr>
-        <w:t>REFERENCES</w:t>
+        <w:t xml:space="preserve">REFERENCES</w:t>
       </w:r>
       <w:r>
         <w:rPr>
@@ -2318,24 +2318,24 @@
         <w:rPr>
           <w:rStyle w:val="NormalTok"/>
         </w:rPr>
-        <w:t>);</w:t>
+        <w:t xml:space="preserve">);</w:t>
       </w:r>
     </w:p>
     <w:p>
       <w:r>
-        <w:pict w14:anchorId="69C2635F">
-          <v:rect id="_x0000_i1028" style="width:0;height:1.5pt" o:hralign="center" o:hrstd="t" o:hr="t"/>
+        <w:pict>
+          <v:rect style="width:0;height:1.5pt" o:hralign="center" o:hrstd="t" o:hr="t"/>
         </w:pict>
       </w:r>
     </w:p>
+    <w:bookmarkEnd w:id="24"/>
+    <w:bookmarkStart w:id="25" w:name="annual_postnatal_followup"/>
     <w:p>
       <w:pPr>
         <w:pStyle w:val="Heading1"/>
       </w:pPr>
-      <w:bookmarkStart w:id="5" w:name="annual_postnatal_followup"/>
-      <w:bookmarkEnd w:id="4"/>
-      <w:r>
-        <w:t>4. ANNUAL_POSTNATAL_FOLLOWUP</w:t>
+      <w:r>
+        <w:t xml:space="preserve">4. ANNUAL_POSTNATAL_FOLLOWUP</w:t>
       </w:r>
     </w:p>
     <w:p>
@@ -2346,7 +2346,7 @@
         <w:rPr>
           <w:rStyle w:val="KeywordTok"/>
         </w:rPr>
-        <w:t>CREATE</w:t>
+        <w:t xml:space="preserve">CREATE</w:t>
       </w:r>
       <w:r>
         <w:rPr>
@@ -2358,7 +2358,7 @@
         <w:rPr>
           <w:rStyle w:val="KeywordTok"/>
         </w:rPr>
-        <w:t>TABLE</w:t>
+        <w:t xml:space="preserve">TABLE</w:t>
       </w:r>
       <w:r>
         <w:rPr>
@@ -2379,19 +2379,19 @@
         <w:rPr>
           <w:rStyle w:val="DataTypeTok"/>
         </w:rPr>
-        <w:t>VARCHAR</w:t>
-      </w:r>
-      <w:r>
-        <w:rPr>
-          <w:rStyle w:val="NormalTok"/>
-        </w:rPr>
-        <w:t>(</w:t>
-      </w:r>
-      <w:r>
-        <w:rPr>
-          <w:rStyle w:val="DecValTok"/>
-        </w:rPr>
-        <w:t>100</w:t>
+        <w:t xml:space="preserve">VARCHAR</w:t>
+      </w:r>
+      <w:r>
+        <w:rPr>
+          <w:rStyle w:val="NormalTok"/>
+        </w:rPr>
+        <w:t xml:space="preserve">(</w:t>
+      </w:r>
+      <w:r>
+        <w:rPr>
+          <w:rStyle w:val="DecValTok"/>
+        </w:rPr>
+        <w:t xml:space="preserve">100</w:t>
       </w:r>
       <w:r>
         <w:rPr>
@@ -2403,7 +2403,7 @@
         <w:rPr>
           <w:rStyle w:val="KeywordTok"/>
         </w:rPr>
-        <w:t>PRIMARY</w:t>
+        <w:t xml:space="preserve">PRIMARY</w:t>
       </w:r>
       <w:r>
         <w:rPr>
@@ -2415,13 +2415,13 @@
         <w:rPr>
           <w:rStyle w:val="KeywordTok"/>
         </w:rPr>
-        <w:t>KEY</w:t>
-      </w:r>
-      <w:r>
-        <w:rPr>
-          <w:rStyle w:val="NormalTok"/>
-        </w:rPr>
-        <w:t>,</w:t>
+        <w:t xml:space="preserve">KEY</w:t>
+      </w:r>
+      <w:r>
+        <w:rPr>
+          <w:rStyle w:val="NormalTok"/>
+        </w:rPr>
+        <w:t xml:space="preserve">,</w:t>
       </w:r>
       <w:r>
         <w:br/>
@@ -2436,25 +2436,25 @@
         <w:rPr>
           <w:rStyle w:val="DataTypeTok"/>
         </w:rPr>
-        <w:t>VARCHAR</w:t>
-      </w:r>
-      <w:r>
-        <w:rPr>
-          <w:rStyle w:val="NormalTok"/>
-        </w:rPr>
-        <w:t>(</w:t>
-      </w:r>
-      <w:r>
-        <w:rPr>
-          <w:rStyle w:val="DecValTok"/>
-        </w:rPr>
-        <w:t>100</w:t>
-      </w:r>
-      <w:r>
-        <w:rPr>
-          <w:rStyle w:val="NormalTok"/>
-        </w:rPr>
-        <w:t>),</w:t>
+        <w:t xml:space="preserve">VARCHAR</w:t>
+      </w:r>
+      <w:r>
+        <w:rPr>
+          <w:rStyle w:val="NormalTok"/>
+        </w:rPr>
+        <w:t xml:space="preserve">(</w:t>
+      </w:r>
+      <w:r>
+        <w:rPr>
+          <w:rStyle w:val="DecValTok"/>
+        </w:rPr>
+        <w:t xml:space="preserve">100</w:t>
+      </w:r>
+      <w:r>
+        <w:rPr>
+          <w:rStyle w:val="NormalTok"/>
+        </w:rPr>
+        <w:t xml:space="preserve">),</w:t>
       </w:r>
       <w:r>
         <w:br/>
@@ -2469,25 +2469,25 @@
         <w:rPr>
           <w:rStyle w:val="DataTypeTok"/>
         </w:rPr>
-        <w:t>VARCHAR</w:t>
-      </w:r>
-      <w:r>
-        <w:rPr>
-          <w:rStyle w:val="NormalTok"/>
-        </w:rPr>
-        <w:t>(</w:t>
-      </w:r>
-      <w:r>
-        <w:rPr>
-          <w:rStyle w:val="DecValTok"/>
-        </w:rPr>
-        <w:t>100</w:t>
-      </w:r>
-      <w:r>
-        <w:rPr>
-          <w:rStyle w:val="NormalTok"/>
-        </w:rPr>
-        <w:t>),</w:t>
+        <w:t xml:space="preserve">VARCHAR</w:t>
+      </w:r>
+      <w:r>
+        <w:rPr>
+          <w:rStyle w:val="NormalTok"/>
+        </w:rPr>
+        <w:t xml:space="preserve">(</w:t>
+      </w:r>
+      <w:r>
+        <w:rPr>
+          <w:rStyle w:val="DecValTok"/>
+        </w:rPr>
+        <w:t xml:space="preserve">100</w:t>
+      </w:r>
+      <w:r>
+        <w:rPr>
+          <w:rStyle w:val="NormalTok"/>
+        </w:rPr>
+        <w:t xml:space="preserve">),</w:t>
       </w:r>
       <w:r>
         <w:br/>
@@ -2502,25 +2502,25 @@
         <w:rPr>
           <w:rStyle w:val="DataTypeTok"/>
         </w:rPr>
-        <w:t>VARCHAR</w:t>
-      </w:r>
-      <w:r>
-        <w:rPr>
-          <w:rStyle w:val="NormalTok"/>
-        </w:rPr>
-        <w:t>(</w:t>
-      </w:r>
-      <w:r>
-        <w:rPr>
-          <w:rStyle w:val="DecValTok"/>
-        </w:rPr>
-        <w:t>100</w:t>
-      </w:r>
-      <w:r>
-        <w:rPr>
-          <w:rStyle w:val="NormalTok"/>
-        </w:rPr>
-        <w:t>),</w:t>
+        <w:t xml:space="preserve">VARCHAR</w:t>
+      </w:r>
+      <w:r>
+        <w:rPr>
+          <w:rStyle w:val="NormalTok"/>
+        </w:rPr>
+        <w:t xml:space="preserve">(</w:t>
+      </w:r>
+      <w:r>
+        <w:rPr>
+          <w:rStyle w:val="DecValTok"/>
+        </w:rPr>
+        <w:t xml:space="preserve">100</w:t>
+      </w:r>
+      <w:r>
+        <w:rPr>
+          <w:rStyle w:val="NormalTok"/>
+        </w:rPr>
+        <w:t xml:space="preserve">),</w:t>
       </w:r>
       <w:r>
         <w:br/>
@@ -2535,25 +2535,25 @@
         <w:rPr>
           <w:rStyle w:val="DataTypeTok"/>
         </w:rPr>
-        <w:t>VARCHAR</w:t>
-      </w:r>
-      <w:r>
-        <w:rPr>
-          <w:rStyle w:val="NormalTok"/>
-        </w:rPr>
-        <w:t>(</w:t>
-      </w:r>
-      <w:r>
-        <w:rPr>
-          <w:rStyle w:val="DecValTok"/>
-        </w:rPr>
-        <w:t>100</w:t>
-      </w:r>
-      <w:r>
-        <w:rPr>
-          <w:rStyle w:val="NormalTok"/>
-        </w:rPr>
-        <w:t>),</w:t>
+        <w:t xml:space="preserve">VARCHAR</w:t>
+      </w:r>
+      <w:r>
+        <w:rPr>
+          <w:rStyle w:val="NormalTok"/>
+        </w:rPr>
+        <w:t xml:space="preserve">(</w:t>
+      </w:r>
+      <w:r>
+        <w:rPr>
+          <w:rStyle w:val="DecValTok"/>
+        </w:rPr>
+        <w:t xml:space="preserve">100</w:t>
+      </w:r>
+      <w:r>
+        <w:rPr>
+          <w:rStyle w:val="NormalTok"/>
+        </w:rPr>
+        <w:t xml:space="preserve">),</w:t>
       </w:r>
       <w:r>
         <w:br/>
@@ -2568,25 +2568,25 @@
         <w:rPr>
           <w:rStyle w:val="DataTypeTok"/>
         </w:rPr>
-        <w:t>VARCHAR</w:t>
-      </w:r>
-      <w:r>
-        <w:rPr>
-          <w:rStyle w:val="NormalTok"/>
-        </w:rPr>
-        <w:t>(</w:t>
-      </w:r>
-      <w:r>
-        <w:rPr>
-          <w:rStyle w:val="DecValTok"/>
-        </w:rPr>
-        <w:t>100</w:t>
-      </w:r>
-      <w:r>
-        <w:rPr>
-          <w:rStyle w:val="NormalTok"/>
-        </w:rPr>
-        <w:t>),</w:t>
+        <w:t xml:space="preserve">VARCHAR</w:t>
+      </w:r>
+      <w:r>
+        <w:rPr>
+          <w:rStyle w:val="NormalTok"/>
+        </w:rPr>
+        <w:t xml:space="preserve">(</w:t>
+      </w:r>
+      <w:r>
+        <w:rPr>
+          <w:rStyle w:val="DecValTok"/>
+        </w:rPr>
+        <w:t xml:space="preserve">100</w:t>
+      </w:r>
+      <w:r>
+        <w:rPr>
+          <w:rStyle w:val="NormalTok"/>
+        </w:rPr>
+        <w:t xml:space="preserve">),</w:t>
       </w:r>
       <w:r>
         <w:br/>
@@ -2601,25 +2601,25 @@
         <w:rPr>
           <w:rStyle w:val="DataTypeTok"/>
         </w:rPr>
-        <w:t>VARCHAR</w:t>
-      </w:r>
-      <w:r>
-        <w:rPr>
-          <w:rStyle w:val="NormalTok"/>
-        </w:rPr>
-        <w:t>(</w:t>
-      </w:r>
-      <w:r>
-        <w:rPr>
-          <w:rStyle w:val="DecValTok"/>
-        </w:rPr>
-        <w:t>100</w:t>
-      </w:r>
-      <w:r>
-        <w:rPr>
-          <w:rStyle w:val="NormalTok"/>
-        </w:rPr>
-        <w:t>),</w:t>
+        <w:t xml:space="preserve">VARCHAR</w:t>
+      </w:r>
+      <w:r>
+        <w:rPr>
+          <w:rStyle w:val="NormalTok"/>
+        </w:rPr>
+        <w:t xml:space="preserve">(</w:t>
+      </w:r>
+      <w:r>
+        <w:rPr>
+          <w:rStyle w:val="DecValTok"/>
+        </w:rPr>
+        <w:t xml:space="preserve">100</w:t>
+      </w:r>
+      <w:r>
+        <w:rPr>
+          <w:rStyle w:val="NormalTok"/>
+        </w:rPr>
+        <w:t xml:space="preserve">),</w:t>
       </w:r>
       <w:r>
         <w:br/>
@@ -2634,25 +2634,25 @@
         <w:rPr>
           <w:rStyle w:val="DataTypeTok"/>
         </w:rPr>
-        <w:t>VARCHAR</w:t>
-      </w:r>
-      <w:r>
-        <w:rPr>
-          <w:rStyle w:val="NormalTok"/>
-        </w:rPr>
-        <w:t>(</w:t>
-      </w:r>
-      <w:r>
-        <w:rPr>
-          <w:rStyle w:val="DecValTok"/>
-        </w:rPr>
-        <w:t>100</w:t>
-      </w:r>
-      <w:r>
-        <w:rPr>
-          <w:rStyle w:val="NormalTok"/>
-        </w:rPr>
-        <w:t>),</w:t>
+        <w:t xml:space="preserve">VARCHAR</w:t>
+      </w:r>
+      <w:r>
+        <w:rPr>
+          <w:rStyle w:val="NormalTok"/>
+        </w:rPr>
+        <w:t xml:space="preserve">(</w:t>
+      </w:r>
+      <w:r>
+        <w:rPr>
+          <w:rStyle w:val="DecValTok"/>
+        </w:rPr>
+        <w:t xml:space="preserve">100</w:t>
+      </w:r>
+      <w:r>
+        <w:rPr>
+          <w:rStyle w:val="NormalTok"/>
+        </w:rPr>
+        <w:t xml:space="preserve">),</w:t>
       </w:r>
       <w:r>
         <w:br/>
@@ -2676,25 +2676,25 @@
         <w:rPr>
           <w:rStyle w:val="DataTypeTok"/>
         </w:rPr>
-        <w:t>VARCHAR</w:t>
-      </w:r>
-      <w:r>
-        <w:rPr>
-          <w:rStyle w:val="NormalTok"/>
-        </w:rPr>
-        <w:t>(</w:t>
-      </w:r>
-      <w:r>
-        <w:rPr>
-          <w:rStyle w:val="DecValTok"/>
-        </w:rPr>
-        <w:t>255</w:t>
-      </w:r>
-      <w:r>
-        <w:rPr>
-          <w:rStyle w:val="NormalTok"/>
-        </w:rPr>
-        <w:t>),</w:t>
+        <w:t xml:space="preserve">VARCHAR</w:t>
+      </w:r>
+      <w:r>
+        <w:rPr>
+          <w:rStyle w:val="NormalTok"/>
+        </w:rPr>
+        <w:t xml:space="preserve">(</w:t>
+      </w:r>
+      <w:r>
+        <w:rPr>
+          <w:rStyle w:val="DecValTok"/>
+        </w:rPr>
+        <w:t xml:space="preserve">255</w:t>
+      </w:r>
+      <w:r>
+        <w:rPr>
+          <w:rStyle w:val="NormalTok"/>
+        </w:rPr>
+        <w:t xml:space="preserve">),</w:t>
       </w:r>
       <w:r>
         <w:br/>
@@ -2718,25 +2718,25 @@
         <w:rPr>
           <w:rStyle w:val="DataTypeTok"/>
         </w:rPr>
-        <w:t>VARCHAR</w:t>
-      </w:r>
-      <w:r>
-        <w:rPr>
-          <w:rStyle w:val="NormalTok"/>
-        </w:rPr>
-        <w:t>(</w:t>
-      </w:r>
-      <w:r>
-        <w:rPr>
-          <w:rStyle w:val="DecValTok"/>
-        </w:rPr>
-        <w:t>255</w:t>
-      </w:r>
-      <w:r>
-        <w:rPr>
-          <w:rStyle w:val="NormalTok"/>
-        </w:rPr>
-        <w:t>),</w:t>
+        <w:t xml:space="preserve">VARCHAR</w:t>
+      </w:r>
+      <w:r>
+        <w:rPr>
+          <w:rStyle w:val="NormalTok"/>
+        </w:rPr>
+        <w:t xml:space="preserve">(</w:t>
+      </w:r>
+      <w:r>
+        <w:rPr>
+          <w:rStyle w:val="DecValTok"/>
+        </w:rPr>
+        <w:t xml:space="preserve">255</w:t>
+      </w:r>
+      <w:r>
+        <w:rPr>
+          <w:rStyle w:val="NormalTok"/>
+        </w:rPr>
+        <w:t xml:space="preserve">),</w:t>
       </w:r>
       <w:r>
         <w:br/>
@@ -2760,37 +2760,37 @@
         <w:rPr>
           <w:rStyle w:val="DataTypeTok"/>
         </w:rPr>
-        <w:t>DECIMAL</w:t>
-      </w:r>
-      <w:r>
-        <w:rPr>
-          <w:rStyle w:val="NormalTok"/>
-        </w:rPr>
-        <w:t>(</w:t>
-      </w:r>
-      <w:r>
-        <w:rPr>
-          <w:rStyle w:val="DecValTok"/>
-        </w:rPr>
-        <w:t>10</w:t>
-      </w:r>
-      <w:r>
-        <w:rPr>
-          <w:rStyle w:val="NormalTok"/>
-        </w:rPr>
-        <w:t>,</w:t>
-      </w:r>
-      <w:r>
-        <w:rPr>
-          <w:rStyle w:val="DecValTok"/>
-        </w:rPr>
-        <w:t>7</w:t>
-      </w:r>
-      <w:r>
-        <w:rPr>
-          <w:rStyle w:val="NormalTok"/>
-        </w:rPr>
-        <w:t>),</w:t>
+        <w:t xml:space="preserve">DECIMAL</w:t>
+      </w:r>
+      <w:r>
+        <w:rPr>
+          <w:rStyle w:val="NormalTok"/>
+        </w:rPr>
+        <w:t xml:space="preserve">(</w:t>
+      </w:r>
+      <w:r>
+        <w:rPr>
+          <w:rStyle w:val="DecValTok"/>
+        </w:rPr>
+        <w:t xml:space="preserve">10</w:t>
+      </w:r>
+      <w:r>
+        <w:rPr>
+          <w:rStyle w:val="NormalTok"/>
+        </w:rPr>
+        <w:t xml:space="preserve">,</w:t>
+      </w:r>
+      <w:r>
+        <w:rPr>
+          <w:rStyle w:val="DecValTok"/>
+        </w:rPr>
+        <w:t xml:space="preserve">7</w:t>
+      </w:r>
+      <w:r>
+        <w:rPr>
+          <w:rStyle w:val="NormalTok"/>
+        </w:rPr>
+        <w:t xml:space="preserve">),</w:t>
       </w:r>
       <w:r>
         <w:br/>
@@ -2805,37 +2805,37 @@
         <w:rPr>
           <w:rStyle w:val="DataTypeTok"/>
         </w:rPr>
-        <w:t>DECIMAL</w:t>
-      </w:r>
-      <w:r>
-        <w:rPr>
-          <w:rStyle w:val="NormalTok"/>
-        </w:rPr>
-        <w:t>(</w:t>
-      </w:r>
-      <w:r>
-        <w:rPr>
-          <w:rStyle w:val="DecValTok"/>
-        </w:rPr>
-        <w:t>10</w:t>
-      </w:r>
-      <w:r>
-        <w:rPr>
-          <w:rStyle w:val="NormalTok"/>
-        </w:rPr>
-        <w:t>,</w:t>
-      </w:r>
-      <w:r>
-        <w:rPr>
-          <w:rStyle w:val="DecValTok"/>
-        </w:rPr>
-        <w:t>7</w:t>
-      </w:r>
-      <w:r>
-        <w:rPr>
-          <w:rStyle w:val="NormalTok"/>
-        </w:rPr>
-        <w:t>),</w:t>
+        <w:t xml:space="preserve">DECIMAL</w:t>
+      </w:r>
+      <w:r>
+        <w:rPr>
+          <w:rStyle w:val="NormalTok"/>
+        </w:rPr>
+        <w:t xml:space="preserve">(</w:t>
+      </w:r>
+      <w:r>
+        <w:rPr>
+          <w:rStyle w:val="DecValTok"/>
+        </w:rPr>
+        <w:t xml:space="preserve">10</w:t>
+      </w:r>
+      <w:r>
+        <w:rPr>
+          <w:rStyle w:val="NormalTok"/>
+        </w:rPr>
+        <w:t xml:space="preserve">,</w:t>
+      </w:r>
+      <w:r>
+        <w:rPr>
+          <w:rStyle w:val="DecValTok"/>
+        </w:rPr>
+        <w:t xml:space="preserve">7</w:t>
+      </w:r>
+      <w:r>
+        <w:rPr>
+          <w:rStyle w:val="NormalTok"/>
+        </w:rPr>
+        <w:t xml:space="preserve">),</w:t>
       </w:r>
       <w:r>
         <w:br/>
@@ -2868,25 +2868,25 @@
         <w:rPr>
           <w:rStyle w:val="DataTypeTok"/>
         </w:rPr>
-        <w:t>VARCHAR</w:t>
-      </w:r>
-      <w:r>
-        <w:rPr>
-          <w:rStyle w:val="NormalTok"/>
-        </w:rPr>
-        <w:t>(</w:t>
-      </w:r>
-      <w:r>
-        <w:rPr>
-          <w:rStyle w:val="DecValTok"/>
-        </w:rPr>
-        <w:t>255</w:t>
-      </w:r>
-      <w:r>
-        <w:rPr>
-          <w:rStyle w:val="NormalTok"/>
-        </w:rPr>
-        <w:t>),</w:t>
+        <w:t xml:space="preserve">VARCHAR</w:t>
+      </w:r>
+      <w:r>
+        <w:rPr>
+          <w:rStyle w:val="NormalTok"/>
+        </w:rPr>
+        <w:t xml:space="preserve">(</w:t>
+      </w:r>
+      <w:r>
+        <w:rPr>
+          <w:rStyle w:val="DecValTok"/>
+        </w:rPr>
+        <w:t xml:space="preserve">255</w:t>
+      </w:r>
+      <w:r>
+        <w:rPr>
+          <w:rStyle w:val="NormalTok"/>
+        </w:rPr>
+        <w:t xml:space="preserve">),</w:t>
       </w:r>
       <w:r>
         <w:br/>
@@ -2901,25 +2901,25 @@
         <w:rPr>
           <w:rStyle w:val="DataTypeTok"/>
         </w:rPr>
-        <w:t>VARCHAR</w:t>
-      </w:r>
-      <w:r>
-        <w:rPr>
-          <w:rStyle w:val="NormalTok"/>
-        </w:rPr>
-        <w:t>(</w:t>
-      </w:r>
-      <w:r>
-        <w:rPr>
-          <w:rStyle w:val="DecValTok"/>
-        </w:rPr>
-        <w:t>255</w:t>
-      </w:r>
-      <w:r>
-        <w:rPr>
-          <w:rStyle w:val="NormalTok"/>
-        </w:rPr>
-        <w:t>),</w:t>
+        <w:t xml:space="preserve">VARCHAR</w:t>
+      </w:r>
+      <w:r>
+        <w:rPr>
+          <w:rStyle w:val="NormalTok"/>
+        </w:rPr>
+        <w:t xml:space="preserve">(</w:t>
+      </w:r>
+      <w:r>
+        <w:rPr>
+          <w:rStyle w:val="DecValTok"/>
+        </w:rPr>
+        <w:t xml:space="preserve">255</w:t>
+      </w:r>
+      <w:r>
+        <w:rPr>
+          <w:rStyle w:val="NormalTok"/>
+        </w:rPr>
+        <w:t xml:space="preserve">),</w:t>
       </w:r>
       <w:r>
         <w:br/>
@@ -2937,7 +2937,7 @@
         <w:rPr>
           <w:rStyle w:val="KeywordTok"/>
         </w:rPr>
-        <w:t>CONSTRAINT</w:t>
+        <w:t xml:space="preserve">CONSTRAINT</w:t>
       </w:r>
       <w:r>
         <w:rPr>
@@ -2958,7 +2958,7 @@
         <w:rPr>
           <w:rStyle w:val="KeywordTok"/>
         </w:rPr>
-        <w:t>FOREIGN</w:t>
+        <w:t xml:space="preserve">FOREIGN</w:t>
       </w:r>
       <w:r>
         <w:rPr>
@@ -2970,7 +2970,7 @@
         <w:rPr>
           <w:rStyle w:val="KeywordTok"/>
         </w:rPr>
-        <w:t>KEY</w:t>
+        <w:t xml:space="preserve">KEY</w:t>
       </w:r>
       <w:r>
         <w:rPr>
@@ -2991,7 +2991,7 @@
         <w:rPr>
           <w:rStyle w:val="KeywordTok"/>
         </w:rPr>
-        <w:t>REFERENCES</w:t>
+        <w:t xml:space="preserve">REFERENCES</w:t>
       </w:r>
       <w:r>
         <w:rPr>
@@ -3006,24 +3006,24 @@
         <w:rPr>
           <w:rStyle w:val="NormalTok"/>
         </w:rPr>
-        <w:t>);</w:t>
+        <w:t xml:space="preserve">);</w:t>
       </w:r>
     </w:p>
     <w:p>
       <w:r>
-        <w:pict w14:anchorId="616B2DDE">
-          <v:rect id="_x0000_i1029" style="width:0;height:1.5pt" o:hralign="center" o:hrstd="t" o:hr="t"/>
+        <w:pict>
+          <v:rect style="width:0;height:1.5pt" o:hralign="center" o:hrstd="t" o:hr="t"/>
         </w:pict>
       </w:r>
     </w:p>
+    <w:bookmarkEnd w:id="25"/>
+    <w:bookmarkStart w:id="26" w:name="anemia_checkup"/>
     <w:p>
       <w:pPr>
         <w:pStyle w:val="Heading1"/>
       </w:pPr>
-      <w:bookmarkStart w:id="6" w:name="anemia_checkup"/>
-      <w:bookmarkEnd w:id="5"/>
-      <w:r>
-        <w:t>5. ANEMIA_CHECKUP</w:t>
+      <w:r>
+        <w:t xml:space="preserve">5. ANEMIA_CHECKUP</w:t>
       </w:r>
     </w:p>
     <w:p>
@@ -3034,7 +3034,7 @@
         <w:rPr>
           <w:rStyle w:val="KeywordTok"/>
         </w:rPr>
-        <w:t>CREATE</w:t>
+        <w:t xml:space="preserve">CREATE</w:t>
       </w:r>
       <w:r>
         <w:rPr>
@@ -3046,7 +3046,7 @@
         <w:rPr>
           <w:rStyle w:val="KeywordTok"/>
         </w:rPr>
-        <w:t>TABLE</w:t>
+        <w:t xml:space="preserve">TABLE</w:t>
       </w:r>
       <w:r>
         <w:rPr>
@@ -3067,19 +3067,19 @@
         <w:rPr>
           <w:rStyle w:val="DataTypeTok"/>
         </w:rPr>
-        <w:t>VARCHAR</w:t>
-      </w:r>
-      <w:r>
-        <w:rPr>
-          <w:rStyle w:val="NormalTok"/>
-        </w:rPr>
-        <w:t>(</w:t>
-      </w:r>
-      <w:r>
-        <w:rPr>
-          <w:rStyle w:val="DecValTok"/>
-        </w:rPr>
-        <w:t>100</w:t>
+        <w:t xml:space="preserve">VARCHAR</w:t>
+      </w:r>
+      <w:r>
+        <w:rPr>
+          <w:rStyle w:val="NormalTok"/>
+        </w:rPr>
+        <w:t xml:space="preserve">(</w:t>
+      </w:r>
+      <w:r>
+        <w:rPr>
+          <w:rStyle w:val="DecValTok"/>
+        </w:rPr>
+        <w:t xml:space="preserve">100</w:t>
       </w:r>
       <w:r>
         <w:rPr>
@@ -3091,7 +3091,7 @@
         <w:rPr>
           <w:rStyle w:val="KeywordTok"/>
         </w:rPr>
-        <w:t>PRIMARY</w:t>
+        <w:t xml:space="preserve">PRIMARY</w:t>
       </w:r>
       <w:r>
         <w:rPr>
@@ -3103,13 +3103,13 @@
         <w:rPr>
           <w:rStyle w:val="KeywordTok"/>
         </w:rPr>
-        <w:t>KEY</w:t>
-      </w:r>
-      <w:r>
-        <w:rPr>
-          <w:rStyle w:val="NormalTok"/>
-        </w:rPr>
-        <w:t>,</w:t>
+        <w:t xml:space="preserve">KEY</w:t>
+      </w:r>
+      <w:r>
+        <w:rPr>
+          <w:rStyle w:val="NormalTok"/>
+        </w:rPr>
+        <w:t xml:space="preserve">,</w:t>
       </w:r>
       <w:r>
         <w:br/>
@@ -3124,25 +3124,25 @@
         <w:rPr>
           <w:rStyle w:val="DataTypeTok"/>
         </w:rPr>
-        <w:t>VARCHAR</w:t>
-      </w:r>
-      <w:r>
-        <w:rPr>
-          <w:rStyle w:val="NormalTok"/>
-        </w:rPr>
-        <w:t>(</w:t>
-      </w:r>
-      <w:r>
-        <w:rPr>
-          <w:rStyle w:val="DecValTok"/>
-        </w:rPr>
-        <w:t>100</w:t>
-      </w:r>
-      <w:r>
-        <w:rPr>
-          <w:rStyle w:val="NormalTok"/>
-        </w:rPr>
-        <w:t>),</w:t>
+        <w:t xml:space="preserve">VARCHAR</w:t>
+      </w:r>
+      <w:r>
+        <w:rPr>
+          <w:rStyle w:val="NormalTok"/>
+        </w:rPr>
+        <w:t xml:space="preserve">(</w:t>
+      </w:r>
+      <w:r>
+        <w:rPr>
+          <w:rStyle w:val="DecValTok"/>
+        </w:rPr>
+        <w:t xml:space="preserve">100</w:t>
+      </w:r>
+      <w:r>
+        <w:rPr>
+          <w:rStyle w:val="NormalTok"/>
+        </w:rPr>
+        <w:t xml:space="preserve">),</w:t>
       </w:r>
       <w:r>
         <w:br/>
@@ -3157,37 +3157,37 @@
         <w:rPr>
           <w:rStyle w:val="DataTypeTok"/>
         </w:rPr>
-        <w:t>DECIMAL</w:t>
-      </w:r>
-      <w:r>
-        <w:rPr>
-          <w:rStyle w:val="NormalTok"/>
-        </w:rPr>
-        <w:t>(</w:t>
-      </w:r>
-      <w:r>
-        <w:rPr>
-          <w:rStyle w:val="DecValTok"/>
-        </w:rPr>
-        <w:t>5</w:t>
-      </w:r>
-      <w:r>
-        <w:rPr>
-          <w:rStyle w:val="NormalTok"/>
-        </w:rPr>
-        <w:t>,</w:t>
-      </w:r>
-      <w:r>
-        <w:rPr>
-          <w:rStyle w:val="DecValTok"/>
-        </w:rPr>
-        <w:t>2</w:t>
-      </w:r>
-      <w:r>
-        <w:rPr>
-          <w:rStyle w:val="NormalTok"/>
-        </w:rPr>
-        <w:t>),</w:t>
+        <w:t xml:space="preserve">DECIMAL</w:t>
+      </w:r>
+      <w:r>
+        <w:rPr>
+          <w:rStyle w:val="NormalTok"/>
+        </w:rPr>
+        <w:t xml:space="preserve">(</w:t>
+      </w:r>
+      <w:r>
+        <w:rPr>
+          <w:rStyle w:val="DecValTok"/>
+        </w:rPr>
+        <w:t xml:space="preserve">5</w:t>
+      </w:r>
+      <w:r>
+        <w:rPr>
+          <w:rStyle w:val="NormalTok"/>
+        </w:rPr>
+        <w:t xml:space="preserve">,</w:t>
+      </w:r>
+      <w:r>
+        <w:rPr>
+          <w:rStyle w:val="DecValTok"/>
+        </w:rPr>
+        <w:t xml:space="preserve">2</w:t>
+      </w:r>
+      <w:r>
+        <w:rPr>
+          <w:rStyle w:val="NormalTok"/>
+        </w:rPr>
+        <w:t xml:space="preserve">),</w:t>
       </w:r>
       <w:r>
         <w:br/>
@@ -3211,37 +3211,37 @@
         <w:rPr>
           <w:rStyle w:val="DataTypeTok"/>
         </w:rPr>
-        <w:t>DECIMAL</w:t>
-      </w:r>
-      <w:r>
-        <w:rPr>
-          <w:rStyle w:val="NormalTok"/>
-        </w:rPr>
-        <w:t>(</w:t>
-      </w:r>
-      <w:r>
-        <w:rPr>
-          <w:rStyle w:val="DecValTok"/>
-        </w:rPr>
-        <w:t>10</w:t>
-      </w:r>
-      <w:r>
-        <w:rPr>
-          <w:rStyle w:val="NormalTok"/>
-        </w:rPr>
-        <w:t>,</w:t>
-      </w:r>
-      <w:r>
-        <w:rPr>
-          <w:rStyle w:val="DecValTok"/>
-        </w:rPr>
-        <w:t>7</w:t>
-      </w:r>
-      <w:r>
-        <w:rPr>
-          <w:rStyle w:val="NormalTok"/>
-        </w:rPr>
-        <w:t>),</w:t>
+        <w:t xml:space="preserve">DECIMAL</w:t>
+      </w:r>
+      <w:r>
+        <w:rPr>
+          <w:rStyle w:val="NormalTok"/>
+        </w:rPr>
+        <w:t xml:space="preserve">(</w:t>
+      </w:r>
+      <w:r>
+        <w:rPr>
+          <w:rStyle w:val="DecValTok"/>
+        </w:rPr>
+        <w:t xml:space="preserve">10</w:t>
+      </w:r>
+      <w:r>
+        <w:rPr>
+          <w:rStyle w:val="NormalTok"/>
+        </w:rPr>
+        <w:t xml:space="preserve">,</w:t>
+      </w:r>
+      <w:r>
+        <w:rPr>
+          <w:rStyle w:val="DecValTok"/>
+        </w:rPr>
+        <w:t xml:space="preserve">7</w:t>
+      </w:r>
+      <w:r>
+        <w:rPr>
+          <w:rStyle w:val="NormalTok"/>
+        </w:rPr>
+        <w:t xml:space="preserve">),</w:t>
       </w:r>
       <w:r>
         <w:br/>
@@ -3256,37 +3256,37 @@
         <w:rPr>
           <w:rStyle w:val="DataTypeTok"/>
         </w:rPr>
-        <w:t>DECIMAL</w:t>
-      </w:r>
-      <w:r>
-        <w:rPr>
-          <w:rStyle w:val="NormalTok"/>
-        </w:rPr>
-        <w:t>(</w:t>
-      </w:r>
-      <w:r>
-        <w:rPr>
-          <w:rStyle w:val="DecValTok"/>
-        </w:rPr>
-        <w:t>10</w:t>
-      </w:r>
-      <w:r>
-        <w:rPr>
-          <w:rStyle w:val="NormalTok"/>
-        </w:rPr>
-        <w:t>,</w:t>
-      </w:r>
-      <w:r>
-        <w:rPr>
-          <w:rStyle w:val="DecValTok"/>
-        </w:rPr>
-        <w:t>7</w:t>
-      </w:r>
-      <w:r>
-        <w:rPr>
-          <w:rStyle w:val="NormalTok"/>
-        </w:rPr>
-        <w:t>),</w:t>
+        <w:t xml:space="preserve">DECIMAL</w:t>
+      </w:r>
+      <w:r>
+        <w:rPr>
+          <w:rStyle w:val="NormalTok"/>
+        </w:rPr>
+        <w:t xml:space="preserve">(</w:t>
+      </w:r>
+      <w:r>
+        <w:rPr>
+          <w:rStyle w:val="DecValTok"/>
+        </w:rPr>
+        <w:t xml:space="preserve">10</w:t>
+      </w:r>
+      <w:r>
+        <w:rPr>
+          <w:rStyle w:val="NormalTok"/>
+        </w:rPr>
+        <w:t xml:space="preserve">,</w:t>
+      </w:r>
+      <w:r>
+        <w:rPr>
+          <w:rStyle w:val="DecValTok"/>
+        </w:rPr>
+        <w:t xml:space="preserve">7</w:t>
+      </w:r>
+      <w:r>
+        <w:rPr>
+          <w:rStyle w:val="NormalTok"/>
+        </w:rPr>
+        <w:t xml:space="preserve">),</w:t>
       </w:r>
       <w:r>
         <w:br/>
@@ -3319,25 +3319,25 @@
         <w:rPr>
           <w:rStyle w:val="DataTypeTok"/>
         </w:rPr>
-        <w:t>VARCHAR</w:t>
-      </w:r>
-      <w:r>
-        <w:rPr>
-          <w:rStyle w:val="NormalTok"/>
-        </w:rPr>
-        <w:t>(</w:t>
-      </w:r>
-      <w:r>
-        <w:rPr>
-          <w:rStyle w:val="DecValTok"/>
-        </w:rPr>
-        <w:t>255</w:t>
-      </w:r>
-      <w:r>
-        <w:rPr>
-          <w:rStyle w:val="NormalTok"/>
-        </w:rPr>
-        <w:t>),</w:t>
+        <w:t xml:space="preserve">VARCHAR</w:t>
+      </w:r>
+      <w:r>
+        <w:rPr>
+          <w:rStyle w:val="NormalTok"/>
+        </w:rPr>
+        <w:t xml:space="preserve">(</w:t>
+      </w:r>
+      <w:r>
+        <w:rPr>
+          <w:rStyle w:val="DecValTok"/>
+        </w:rPr>
+        <w:t xml:space="preserve">255</w:t>
+      </w:r>
+      <w:r>
+        <w:rPr>
+          <w:rStyle w:val="NormalTok"/>
+        </w:rPr>
+        <w:t xml:space="preserve">),</w:t>
       </w:r>
       <w:r>
         <w:br/>
@@ -3352,25 +3352,25 @@
         <w:rPr>
           <w:rStyle w:val="DataTypeTok"/>
         </w:rPr>
-        <w:t>VARCHAR</w:t>
-      </w:r>
-      <w:r>
-        <w:rPr>
-          <w:rStyle w:val="NormalTok"/>
-        </w:rPr>
-        <w:t>(</w:t>
-      </w:r>
-      <w:r>
-        <w:rPr>
-          <w:rStyle w:val="DecValTok"/>
-        </w:rPr>
-        <w:t>255</w:t>
-      </w:r>
-      <w:r>
-        <w:rPr>
-          <w:rStyle w:val="NormalTok"/>
-        </w:rPr>
-        <w:t>),</w:t>
+        <w:t xml:space="preserve">VARCHAR</w:t>
+      </w:r>
+      <w:r>
+        <w:rPr>
+          <w:rStyle w:val="NormalTok"/>
+        </w:rPr>
+        <w:t xml:space="preserve">(</w:t>
+      </w:r>
+      <w:r>
+        <w:rPr>
+          <w:rStyle w:val="DecValTok"/>
+        </w:rPr>
+        <w:t xml:space="preserve">255</w:t>
+      </w:r>
+      <w:r>
+        <w:rPr>
+          <w:rStyle w:val="NormalTok"/>
+        </w:rPr>
+        <w:t xml:space="preserve">),</w:t>
       </w:r>
       <w:r>
         <w:br/>
@@ -3388,7 +3388,7 @@
         <w:rPr>
           <w:rStyle w:val="KeywordTok"/>
         </w:rPr>
-        <w:t>CONSTRAINT</w:t>
+        <w:t xml:space="preserve">CONSTRAINT</w:t>
       </w:r>
       <w:r>
         <w:rPr>
@@ -3409,7 +3409,7 @@
         <w:rPr>
           <w:rStyle w:val="KeywordTok"/>
         </w:rPr>
-        <w:t>FOREIGN</w:t>
+        <w:t xml:space="preserve">FOREIGN</w:t>
       </w:r>
       <w:r>
         <w:rPr>
@@ -3421,7 +3421,7 @@
         <w:rPr>
           <w:rStyle w:val="KeywordTok"/>
         </w:rPr>
-        <w:t>KEY</w:t>
+        <w:t xml:space="preserve">KEY</w:t>
       </w:r>
       <w:r>
         <w:rPr>
@@ -3442,7 +3442,7 @@
         <w:rPr>
           <w:rStyle w:val="KeywordTok"/>
         </w:rPr>
-        <w:t>REFERENCES</w:t>
+        <w:t xml:space="preserve">REFERENCES</w:t>
       </w:r>
       <w:r>
         <w:rPr>
@@ -3457,24 +3457,24 @@
         <w:rPr>
           <w:rStyle w:val="NormalTok"/>
         </w:rPr>
-        <w:t>);</w:t>
+        <w:t xml:space="preserve">);</w:t>
       </w:r>
     </w:p>
     <w:p>
       <w:r>
-        <w:pict w14:anchorId="67CB8F3D">
-          <v:rect id="_x0000_i1030" style="width:0;height:1.5pt" o:hralign="center" o:hrstd="t" o:hr="t"/>
+        <w:pict>
+          <v:rect style="width:0;height:1.5pt" o:hralign="center" o:hrstd="t" o:hr="t"/>
         </w:pict>
       </w:r>
     </w:p>
+    <w:bookmarkEnd w:id="26"/>
+    <w:bookmarkStart w:id="27" w:name="anemia_performa"/>
     <w:p>
       <w:pPr>
         <w:pStyle w:val="Heading1"/>
       </w:pPr>
-      <w:bookmarkStart w:id="7" w:name="anemia_performa"/>
-      <w:bookmarkEnd w:id="6"/>
-      <w:r>
-        <w:t>6. ANEMIA_PERFORMA</w:t>
+      <w:r>
+        <w:t xml:space="preserve">6. ANEMIA_PERFORMA</w:t>
       </w:r>
     </w:p>
     <w:p>
@@ -3485,7 +3485,7 @@
         <w:rPr>
           <w:rStyle w:val="KeywordTok"/>
         </w:rPr>
-        <w:t>CREATE</w:t>
+        <w:t xml:space="preserve">CREATE</w:t>
       </w:r>
       <w:r>
         <w:rPr>
@@ -3497,7 +3497,7 @@
         <w:rPr>
           <w:rStyle w:val="KeywordTok"/>
         </w:rPr>
-        <w:t>TABLE</w:t>
+        <w:t xml:space="preserve">TABLE</w:t>
       </w:r>
       <w:r>
         <w:rPr>
@@ -3518,19 +3518,19 @@
         <w:rPr>
           <w:rStyle w:val="DataTypeTok"/>
         </w:rPr>
-        <w:t>VARCHAR</w:t>
-      </w:r>
-      <w:r>
-        <w:rPr>
-          <w:rStyle w:val="NormalTok"/>
-        </w:rPr>
-        <w:t>(</w:t>
-      </w:r>
-      <w:r>
-        <w:rPr>
-          <w:rStyle w:val="DecValTok"/>
-        </w:rPr>
-        <w:t>100</w:t>
+        <w:t xml:space="preserve">VARCHAR</w:t>
+      </w:r>
+      <w:r>
+        <w:rPr>
+          <w:rStyle w:val="NormalTok"/>
+        </w:rPr>
+        <w:t xml:space="preserve">(</w:t>
+      </w:r>
+      <w:r>
+        <w:rPr>
+          <w:rStyle w:val="DecValTok"/>
+        </w:rPr>
+        <w:t xml:space="preserve">100</w:t>
       </w:r>
       <w:r>
         <w:rPr>
@@ -3542,7 +3542,7 @@
         <w:rPr>
           <w:rStyle w:val="KeywordTok"/>
         </w:rPr>
-        <w:t>PRIMARY</w:t>
+        <w:t xml:space="preserve">PRIMARY</w:t>
       </w:r>
       <w:r>
         <w:rPr>
@@ -3554,13 +3554,13 @@
         <w:rPr>
           <w:rStyle w:val="KeywordTok"/>
         </w:rPr>
-        <w:t>KEY</w:t>
-      </w:r>
-      <w:r>
-        <w:rPr>
-          <w:rStyle w:val="NormalTok"/>
-        </w:rPr>
-        <w:t>,</w:t>
+        <w:t xml:space="preserve">KEY</w:t>
+      </w:r>
+      <w:r>
+        <w:rPr>
+          <w:rStyle w:val="NormalTok"/>
+        </w:rPr>
+        <w:t xml:space="preserve">,</w:t>
       </w:r>
       <w:r>
         <w:br/>
@@ -3575,25 +3575,25 @@
         <w:rPr>
           <w:rStyle w:val="DataTypeTok"/>
         </w:rPr>
-        <w:t>VARCHAR</w:t>
-      </w:r>
-      <w:r>
-        <w:rPr>
-          <w:rStyle w:val="NormalTok"/>
-        </w:rPr>
-        <w:t>(</w:t>
-      </w:r>
-      <w:r>
-        <w:rPr>
-          <w:rStyle w:val="DecValTok"/>
-        </w:rPr>
-        <w:t>100</w:t>
-      </w:r>
-      <w:r>
-        <w:rPr>
-          <w:rStyle w:val="NormalTok"/>
-        </w:rPr>
-        <w:t>),</w:t>
+        <w:t xml:space="preserve">VARCHAR</w:t>
+      </w:r>
+      <w:r>
+        <w:rPr>
+          <w:rStyle w:val="NormalTok"/>
+        </w:rPr>
+        <w:t xml:space="preserve">(</w:t>
+      </w:r>
+      <w:r>
+        <w:rPr>
+          <w:rStyle w:val="DecValTok"/>
+        </w:rPr>
+        <w:t xml:space="preserve">100</w:t>
+      </w:r>
+      <w:r>
+        <w:rPr>
+          <w:rStyle w:val="NormalTok"/>
+        </w:rPr>
+        <w:t xml:space="preserve">),</w:t>
       </w:r>
       <w:r>
         <w:br/>
@@ -3608,25 +3608,25 @@
         <w:rPr>
           <w:rStyle w:val="DataTypeTok"/>
         </w:rPr>
-        <w:t>VARCHAR</w:t>
-      </w:r>
-      <w:r>
-        <w:rPr>
-          <w:rStyle w:val="NormalTok"/>
-        </w:rPr>
-        <w:t>(</w:t>
-      </w:r>
-      <w:r>
-        <w:rPr>
-          <w:rStyle w:val="DecValTok"/>
-        </w:rPr>
-        <w:t>255</w:t>
-      </w:r>
-      <w:r>
-        <w:rPr>
-          <w:rStyle w:val="NormalTok"/>
-        </w:rPr>
-        <w:t>),</w:t>
+        <w:t xml:space="preserve">VARCHAR</w:t>
+      </w:r>
+      <w:r>
+        <w:rPr>
+          <w:rStyle w:val="NormalTok"/>
+        </w:rPr>
+        <w:t xml:space="preserve">(</w:t>
+      </w:r>
+      <w:r>
+        <w:rPr>
+          <w:rStyle w:val="DecValTok"/>
+        </w:rPr>
+        <w:t xml:space="preserve">255</w:t>
+      </w:r>
+      <w:r>
+        <w:rPr>
+          <w:rStyle w:val="NormalTok"/>
+        </w:rPr>
+        <w:t xml:space="preserve">),</w:t>
       </w:r>
       <w:r>
         <w:br/>
@@ -3641,25 +3641,25 @@
         <w:rPr>
           <w:rStyle w:val="DataTypeTok"/>
         </w:rPr>
-        <w:t>VARCHAR</w:t>
-      </w:r>
-      <w:r>
-        <w:rPr>
-          <w:rStyle w:val="NormalTok"/>
-        </w:rPr>
-        <w:t>(</w:t>
-      </w:r>
-      <w:r>
-        <w:rPr>
-          <w:rStyle w:val="DecValTok"/>
-        </w:rPr>
-        <w:t>100</w:t>
-      </w:r>
-      <w:r>
-        <w:rPr>
-          <w:rStyle w:val="NormalTok"/>
-        </w:rPr>
-        <w:t>),</w:t>
+        <w:t xml:space="preserve">VARCHAR</w:t>
+      </w:r>
+      <w:r>
+        <w:rPr>
+          <w:rStyle w:val="NormalTok"/>
+        </w:rPr>
+        <w:t xml:space="preserve">(</w:t>
+      </w:r>
+      <w:r>
+        <w:rPr>
+          <w:rStyle w:val="DecValTok"/>
+        </w:rPr>
+        <w:t xml:space="preserve">100</w:t>
+      </w:r>
+      <w:r>
+        <w:rPr>
+          <w:rStyle w:val="NormalTok"/>
+        </w:rPr>
+        <w:t xml:space="preserve">),</w:t>
       </w:r>
       <w:r>
         <w:br/>
@@ -3683,25 +3683,25 @@
         <w:rPr>
           <w:rStyle w:val="DataTypeTok"/>
         </w:rPr>
-        <w:t>VARCHAR</w:t>
-      </w:r>
-      <w:r>
-        <w:rPr>
-          <w:rStyle w:val="NormalTok"/>
-        </w:rPr>
-        <w:t>(</w:t>
-      </w:r>
-      <w:r>
-        <w:rPr>
-          <w:rStyle w:val="DecValTok"/>
-        </w:rPr>
-        <w:t>100</w:t>
-      </w:r>
-      <w:r>
-        <w:rPr>
-          <w:rStyle w:val="NormalTok"/>
-        </w:rPr>
-        <w:t>),</w:t>
+        <w:t xml:space="preserve">VARCHAR</w:t>
+      </w:r>
+      <w:r>
+        <w:rPr>
+          <w:rStyle w:val="NormalTok"/>
+        </w:rPr>
+        <w:t xml:space="preserve">(</w:t>
+      </w:r>
+      <w:r>
+        <w:rPr>
+          <w:rStyle w:val="DecValTok"/>
+        </w:rPr>
+        <w:t xml:space="preserve">100</w:t>
+      </w:r>
+      <w:r>
+        <w:rPr>
+          <w:rStyle w:val="NormalTok"/>
+        </w:rPr>
+        <w:t xml:space="preserve">),</w:t>
       </w:r>
       <w:r>
         <w:br/>
@@ -3725,37 +3725,37 @@
         <w:rPr>
           <w:rStyle w:val="DataTypeTok"/>
         </w:rPr>
-        <w:t>DECIMAL</w:t>
-      </w:r>
-      <w:r>
-        <w:rPr>
-          <w:rStyle w:val="NormalTok"/>
-        </w:rPr>
-        <w:t>(</w:t>
-      </w:r>
-      <w:r>
-        <w:rPr>
-          <w:rStyle w:val="DecValTok"/>
-        </w:rPr>
-        <w:t>10</w:t>
-      </w:r>
-      <w:r>
-        <w:rPr>
-          <w:rStyle w:val="NormalTok"/>
-        </w:rPr>
-        <w:t>,</w:t>
-      </w:r>
-      <w:r>
-        <w:rPr>
-          <w:rStyle w:val="DecValTok"/>
-        </w:rPr>
-        <w:t>7</w:t>
-      </w:r>
-      <w:r>
-        <w:rPr>
-          <w:rStyle w:val="NormalTok"/>
-        </w:rPr>
-        <w:t>),</w:t>
+        <w:t xml:space="preserve">DECIMAL</w:t>
+      </w:r>
+      <w:r>
+        <w:rPr>
+          <w:rStyle w:val="NormalTok"/>
+        </w:rPr>
+        <w:t xml:space="preserve">(</w:t>
+      </w:r>
+      <w:r>
+        <w:rPr>
+          <w:rStyle w:val="DecValTok"/>
+        </w:rPr>
+        <w:t xml:space="preserve">10</w:t>
+      </w:r>
+      <w:r>
+        <w:rPr>
+          <w:rStyle w:val="NormalTok"/>
+        </w:rPr>
+        <w:t xml:space="preserve">,</w:t>
+      </w:r>
+      <w:r>
+        <w:rPr>
+          <w:rStyle w:val="DecValTok"/>
+        </w:rPr>
+        <w:t xml:space="preserve">7</w:t>
+      </w:r>
+      <w:r>
+        <w:rPr>
+          <w:rStyle w:val="NormalTok"/>
+        </w:rPr>
+        <w:t xml:space="preserve">),</w:t>
       </w:r>
       <w:r>
         <w:br/>
@@ -3770,37 +3770,37 @@
         <w:rPr>
           <w:rStyle w:val="DataTypeTok"/>
         </w:rPr>
-        <w:t>DECIMAL</w:t>
-      </w:r>
-      <w:r>
-        <w:rPr>
-          <w:rStyle w:val="NormalTok"/>
-        </w:rPr>
-        <w:t>(</w:t>
-      </w:r>
-      <w:r>
-        <w:rPr>
-          <w:rStyle w:val="DecValTok"/>
-        </w:rPr>
-        <w:t>10</w:t>
-      </w:r>
-      <w:r>
-        <w:rPr>
-          <w:rStyle w:val="NormalTok"/>
-        </w:rPr>
-        <w:t>,</w:t>
-      </w:r>
-      <w:r>
-        <w:rPr>
-          <w:rStyle w:val="DecValTok"/>
-        </w:rPr>
-        <w:t>7</w:t>
-      </w:r>
-      <w:r>
-        <w:rPr>
-          <w:rStyle w:val="NormalTok"/>
-        </w:rPr>
-        <w:t>),</w:t>
+        <w:t xml:space="preserve">DECIMAL</w:t>
+      </w:r>
+      <w:r>
+        <w:rPr>
+          <w:rStyle w:val="NormalTok"/>
+        </w:rPr>
+        <w:t xml:space="preserve">(</w:t>
+      </w:r>
+      <w:r>
+        <w:rPr>
+          <w:rStyle w:val="DecValTok"/>
+        </w:rPr>
+        <w:t xml:space="preserve">10</w:t>
+      </w:r>
+      <w:r>
+        <w:rPr>
+          <w:rStyle w:val="NormalTok"/>
+        </w:rPr>
+        <w:t xml:space="preserve">,</w:t>
+      </w:r>
+      <w:r>
+        <w:rPr>
+          <w:rStyle w:val="DecValTok"/>
+        </w:rPr>
+        <w:t xml:space="preserve">7</w:t>
+      </w:r>
+      <w:r>
+        <w:rPr>
+          <w:rStyle w:val="NormalTok"/>
+        </w:rPr>
+        <w:t xml:space="preserve">),</w:t>
       </w:r>
       <w:r>
         <w:br/>
@@ -3833,25 +3833,25 @@
         <w:rPr>
           <w:rStyle w:val="DataTypeTok"/>
         </w:rPr>
-        <w:t>VARCHAR</w:t>
-      </w:r>
-      <w:r>
-        <w:rPr>
-          <w:rStyle w:val="NormalTok"/>
-        </w:rPr>
-        <w:t>(</w:t>
-      </w:r>
-      <w:r>
-        <w:rPr>
-          <w:rStyle w:val="DecValTok"/>
-        </w:rPr>
-        <w:t>255</w:t>
-      </w:r>
-      <w:r>
-        <w:rPr>
-          <w:rStyle w:val="NormalTok"/>
-        </w:rPr>
-        <w:t>),</w:t>
+        <w:t xml:space="preserve">VARCHAR</w:t>
+      </w:r>
+      <w:r>
+        <w:rPr>
+          <w:rStyle w:val="NormalTok"/>
+        </w:rPr>
+        <w:t xml:space="preserve">(</w:t>
+      </w:r>
+      <w:r>
+        <w:rPr>
+          <w:rStyle w:val="DecValTok"/>
+        </w:rPr>
+        <w:t xml:space="preserve">255</w:t>
+      </w:r>
+      <w:r>
+        <w:rPr>
+          <w:rStyle w:val="NormalTok"/>
+        </w:rPr>
+        <w:t xml:space="preserve">),</w:t>
       </w:r>
       <w:r>
         <w:br/>
@@ -3866,25 +3866,25 @@
         <w:rPr>
           <w:rStyle w:val="DataTypeTok"/>
         </w:rPr>
-        <w:t>VARCHAR</w:t>
-      </w:r>
-      <w:r>
-        <w:rPr>
-          <w:rStyle w:val="NormalTok"/>
-        </w:rPr>
-        <w:t>(</w:t>
-      </w:r>
-      <w:r>
-        <w:rPr>
-          <w:rStyle w:val="DecValTok"/>
-        </w:rPr>
-        <w:t>255</w:t>
-      </w:r>
-      <w:r>
-        <w:rPr>
-          <w:rStyle w:val="NormalTok"/>
-        </w:rPr>
-        <w:t>),</w:t>
+        <w:t xml:space="preserve">VARCHAR</w:t>
+      </w:r>
+      <w:r>
+        <w:rPr>
+          <w:rStyle w:val="NormalTok"/>
+        </w:rPr>
+        <w:t xml:space="preserve">(</w:t>
+      </w:r>
+      <w:r>
+        <w:rPr>
+          <w:rStyle w:val="DecValTok"/>
+        </w:rPr>
+        <w:t xml:space="preserve">255</w:t>
+      </w:r>
+      <w:r>
+        <w:rPr>
+          <w:rStyle w:val="NormalTok"/>
+        </w:rPr>
+        <w:t xml:space="preserve">),</w:t>
       </w:r>
       <w:r>
         <w:br/>
@@ -3902,7 +3902,7 @@
         <w:rPr>
           <w:rStyle w:val="KeywordTok"/>
         </w:rPr>
-        <w:t>CONSTRAINT</w:t>
+        <w:t xml:space="preserve">CONSTRAINT</w:t>
       </w:r>
       <w:r>
         <w:rPr>
@@ -3923,7 +3923,7 @@
         <w:rPr>
           <w:rStyle w:val="KeywordTok"/>
         </w:rPr>
-        <w:t>FOREIGN</w:t>
+        <w:t xml:space="preserve">FOREIGN</w:t>
       </w:r>
       <w:r>
         <w:rPr>
@@ -3935,7 +3935,7 @@
         <w:rPr>
           <w:rStyle w:val="KeywordTok"/>
         </w:rPr>
-        <w:t>KEY</w:t>
+        <w:t xml:space="preserve">KEY</w:t>
       </w:r>
       <w:r>
         <w:rPr>
@@ -3956,7 +3956,7 @@
         <w:rPr>
           <w:rStyle w:val="KeywordTok"/>
         </w:rPr>
-        <w:t>REFERENCES</w:t>
+        <w:t xml:space="preserve">REFERENCES</w:t>
       </w:r>
       <w:r>
         <w:rPr>
@@ -3971,24 +3971,24 @@
         <w:rPr>
           <w:rStyle w:val="NormalTok"/>
         </w:rPr>
-        <w:t>);</w:t>
+        <w:t xml:space="preserve">);</w:t>
       </w:r>
     </w:p>
     <w:p>
       <w:r>
-        <w:pict w14:anchorId="0742FF17">
-          <v:rect id="_x0000_i1031" style="width:0;height:1.5pt" o:hralign="center" o:hrstd="t" o:hr="t"/>
+        <w:pict>
+          <v:rect style="width:0;height:1.5pt" o:hralign="center" o:hrstd="t" o:hr="t"/>
         </w:pict>
       </w:r>
     </w:p>
+    <w:bookmarkEnd w:id="27"/>
+    <w:bookmarkStart w:id="28" w:name="user_role"/>
     <w:p>
       <w:pPr>
         <w:pStyle w:val="Heading1"/>
       </w:pPr>
-      <w:bookmarkStart w:id="8" w:name="user_role"/>
-      <w:bookmarkEnd w:id="7"/>
-      <w:r>
-        <w:t>7. USER_ROLE</w:t>
+      <w:r>
+        <w:t xml:space="preserve">7. USER_ROLE</w:t>
       </w:r>
     </w:p>
     <w:p>
@@ -3999,7 +3999,7 @@
         <w:rPr>
           <w:rStyle w:val="KeywordTok"/>
         </w:rPr>
-        <w:t>CREATE</w:t>
+        <w:t xml:space="preserve">CREATE</w:t>
       </w:r>
       <w:r>
         <w:rPr>
@@ -4011,7 +4011,7 @@
         <w:rPr>
           <w:rStyle w:val="KeywordTok"/>
         </w:rPr>
-        <w:t>TABLE</w:t>
+        <w:t xml:space="preserve">TABLE</w:t>
       </w:r>
       <w:r>
         <w:rPr>
@@ -4032,19 +4032,19 @@
         <w:rPr>
           <w:rStyle w:val="DataTypeTok"/>
         </w:rPr>
-        <w:t>VARCHAR</w:t>
-      </w:r>
-      <w:r>
-        <w:rPr>
-          <w:rStyle w:val="NormalTok"/>
-        </w:rPr>
-        <w:t>(</w:t>
-      </w:r>
-      <w:r>
-        <w:rPr>
-          <w:rStyle w:val="DecValTok"/>
-        </w:rPr>
-        <w:t>255</w:t>
+        <w:t xml:space="preserve">VARCHAR</w:t>
+      </w:r>
+      <w:r>
+        <w:rPr>
+          <w:rStyle w:val="NormalTok"/>
+        </w:rPr>
+        <w:t xml:space="preserve">(</w:t>
+      </w:r>
+      <w:r>
+        <w:rPr>
+          <w:rStyle w:val="DecValTok"/>
+        </w:rPr>
+        <w:t xml:space="preserve">255</w:t>
       </w:r>
       <w:r>
         <w:rPr>
@@ -4056,7 +4056,7 @@
         <w:rPr>
           <w:rStyle w:val="KeywordTok"/>
         </w:rPr>
-        <w:t>PRIMARY</w:t>
+        <w:t xml:space="preserve">PRIMARY</w:t>
       </w:r>
       <w:r>
         <w:rPr>
@@ -4068,13 +4068,13 @@
         <w:rPr>
           <w:rStyle w:val="KeywordTok"/>
         </w:rPr>
-        <w:t>KEY</w:t>
-      </w:r>
-      <w:r>
-        <w:rPr>
-          <w:rStyle w:val="NormalTok"/>
-        </w:rPr>
-        <w:t>,</w:t>
+        <w:t xml:space="preserve">KEY</w:t>
+      </w:r>
+      <w:r>
+        <w:rPr>
+          <w:rStyle w:val="NormalTok"/>
+        </w:rPr>
+        <w:t xml:space="preserve">,</w:t>
       </w:r>
       <w:r>
         <w:br/>
@@ -4089,7 +4089,7 @@
         <w:rPr>
           <w:rStyle w:val="KeywordTok"/>
         </w:rPr>
-        <w:t>ROLE</w:t>
+        <w:t xml:space="preserve">ROLE</w:t>
       </w:r>
       <w:r>
         <w:rPr>
@@ -4101,25 +4101,25 @@
         <w:rPr>
           <w:rStyle w:val="DataTypeTok"/>
         </w:rPr>
-        <w:t>VARCHAR</w:t>
-      </w:r>
-      <w:r>
-        <w:rPr>
-          <w:rStyle w:val="NormalTok"/>
-        </w:rPr>
-        <w:t>(</w:t>
-      </w:r>
-      <w:r>
-        <w:rPr>
-          <w:rStyle w:val="DecValTok"/>
-        </w:rPr>
-        <w:t>100</w:t>
-      </w:r>
-      <w:r>
-        <w:rPr>
-          <w:rStyle w:val="NormalTok"/>
-        </w:rPr>
-        <w:t>),</w:t>
+        <w:t xml:space="preserve">VARCHAR</w:t>
+      </w:r>
+      <w:r>
+        <w:rPr>
+          <w:rStyle w:val="NormalTok"/>
+        </w:rPr>
+        <w:t xml:space="preserve">(</w:t>
+      </w:r>
+      <w:r>
+        <w:rPr>
+          <w:rStyle w:val="DecValTok"/>
+        </w:rPr>
+        <w:t xml:space="preserve">100</w:t>
+      </w:r>
+      <w:r>
+        <w:rPr>
+          <w:rStyle w:val="NormalTok"/>
+        </w:rPr>
+        <w:t xml:space="preserve">),</w:t>
       </w:r>
       <w:r>
         <w:br/>
@@ -4134,25 +4134,25 @@
         <w:rPr>
           <w:rStyle w:val="DataTypeTok"/>
         </w:rPr>
-        <w:t>VARCHAR</w:t>
-      </w:r>
-      <w:r>
-        <w:rPr>
-          <w:rStyle w:val="NormalTok"/>
-        </w:rPr>
-        <w:t>(</w:t>
-      </w:r>
-      <w:r>
-        <w:rPr>
-          <w:rStyle w:val="DecValTok"/>
-        </w:rPr>
-        <w:t>255</w:t>
-      </w:r>
-      <w:r>
-        <w:rPr>
-          <w:rStyle w:val="NormalTok"/>
-        </w:rPr>
-        <w:t>),</w:t>
+        <w:t xml:space="preserve">VARCHAR</w:t>
+      </w:r>
+      <w:r>
+        <w:rPr>
+          <w:rStyle w:val="NormalTok"/>
+        </w:rPr>
+        <w:t xml:space="preserve">(</w:t>
+      </w:r>
+      <w:r>
+        <w:rPr>
+          <w:rStyle w:val="DecValTok"/>
+        </w:rPr>
+        <w:t xml:space="preserve">255</w:t>
+      </w:r>
+      <w:r>
+        <w:rPr>
+          <w:rStyle w:val="NormalTok"/>
+        </w:rPr>
+        <w:t xml:space="preserve">),</w:t>
       </w:r>
       <w:r>
         <w:br/>
@@ -4185,25 +4185,25 @@
         <w:rPr>
           <w:rStyle w:val="DataTypeTok"/>
         </w:rPr>
-        <w:t>VARCHAR</w:t>
-      </w:r>
-      <w:r>
-        <w:rPr>
-          <w:rStyle w:val="NormalTok"/>
-        </w:rPr>
-        <w:t>(</w:t>
-      </w:r>
-      <w:r>
-        <w:rPr>
-          <w:rStyle w:val="DecValTok"/>
-        </w:rPr>
-        <w:t>255</w:t>
-      </w:r>
-      <w:r>
-        <w:rPr>
-          <w:rStyle w:val="NormalTok"/>
-        </w:rPr>
-        <w:t>),</w:t>
+        <w:t xml:space="preserve">VARCHAR</w:t>
+      </w:r>
+      <w:r>
+        <w:rPr>
+          <w:rStyle w:val="NormalTok"/>
+        </w:rPr>
+        <w:t xml:space="preserve">(</w:t>
+      </w:r>
+      <w:r>
+        <w:rPr>
+          <w:rStyle w:val="DecValTok"/>
+        </w:rPr>
+        <w:t xml:space="preserve">255</w:t>
+      </w:r>
+      <w:r>
+        <w:rPr>
+          <w:rStyle w:val="NormalTok"/>
+        </w:rPr>
+        <w:t xml:space="preserve">),</w:t>
       </w:r>
       <w:r>
         <w:br/>
@@ -4218,51 +4218,51 @@
         <w:rPr>
           <w:rStyle w:val="DataTypeTok"/>
         </w:rPr>
-        <w:t>VARCHAR</w:t>
-      </w:r>
-      <w:r>
-        <w:rPr>
-          <w:rStyle w:val="NormalTok"/>
-        </w:rPr>
-        <w:t>(</w:t>
-      </w:r>
-      <w:r>
-        <w:rPr>
-          <w:rStyle w:val="DecValTok"/>
-        </w:rPr>
-        <w:t>255</w:t>
-      </w:r>
-      <w:r>
-        <w:rPr>
-          <w:rStyle w:val="NormalTok"/>
-        </w:rPr>
-        <w:t>)</w:t>
-      </w:r>
-      <w:r>
-        <w:br/>
-      </w:r>
-      <w:r>
-        <w:rPr>
-          <w:rStyle w:val="NormalTok"/>
-        </w:rPr>
-        <w:t>);</w:t>
+        <w:t xml:space="preserve">VARCHAR</w:t>
+      </w:r>
+      <w:r>
+        <w:rPr>
+          <w:rStyle w:val="NormalTok"/>
+        </w:rPr>
+        <w:t xml:space="preserve">(</w:t>
+      </w:r>
+      <w:r>
+        <w:rPr>
+          <w:rStyle w:val="DecValTok"/>
+        </w:rPr>
+        <w:t xml:space="preserve">255</w:t>
+      </w:r>
+      <w:r>
+        <w:rPr>
+          <w:rStyle w:val="NormalTok"/>
+        </w:rPr>
+        <w:t xml:space="preserve">)</w:t>
+      </w:r>
+      <w:r>
+        <w:br/>
+      </w:r>
+      <w:r>
+        <w:rPr>
+          <w:rStyle w:val="NormalTok"/>
+        </w:rPr>
+        <w:t xml:space="preserve">);</w:t>
       </w:r>
     </w:p>
     <w:p>
       <w:r>
-        <w:pict w14:anchorId="3040C65C">
-          <v:rect id="_x0000_i1032" style="width:0;height:1.5pt" o:hralign="center" o:hrstd="t" o:hr="t"/>
+        <w:pict>
+          <v:rect style="width:0;height:1.5pt" o:hralign="center" o:hrstd="t" o:hr="t"/>
         </w:pict>
       </w:r>
     </w:p>
+    <w:bookmarkEnd w:id="28"/>
+    <w:bookmarkStart w:id="29" w:name="data_export_access"/>
     <w:p>
       <w:pPr>
         <w:pStyle w:val="Heading1"/>
       </w:pPr>
-      <w:bookmarkStart w:id="9" w:name="data_export_access"/>
-      <w:bookmarkEnd w:id="8"/>
-      <w:r>
-        <w:t>8. DATA_EXPORT_ACCESS</w:t>
+      <w:r>
+        <w:t xml:space="preserve">8. DATA_EXPORT_ACCESS</w:t>
       </w:r>
     </w:p>
     <w:p>
@@ -4273,7 +4273,7 @@
         <w:rPr>
           <w:rStyle w:val="KeywordTok"/>
         </w:rPr>
-        <w:t>CREATE</w:t>
+        <w:t xml:space="preserve">CREATE</w:t>
       </w:r>
       <w:r>
         <w:rPr>
@@ -4285,7 +4285,7 @@
         <w:rPr>
           <w:rStyle w:val="KeywordTok"/>
         </w:rPr>
-        <w:t>TABLE</w:t>
+        <w:t xml:space="preserve">TABLE</w:t>
       </w:r>
       <w:r>
         <w:rPr>
@@ -4306,19 +4306,19 @@
         <w:rPr>
           <w:rStyle w:val="DataTypeTok"/>
         </w:rPr>
-        <w:t>VARCHAR</w:t>
-      </w:r>
-      <w:r>
-        <w:rPr>
-          <w:rStyle w:val="NormalTok"/>
-        </w:rPr>
-        <w:t>(</w:t>
-      </w:r>
-      <w:r>
-        <w:rPr>
-          <w:rStyle w:val="DecValTok"/>
-        </w:rPr>
-        <w:t>255</w:t>
+        <w:t xml:space="preserve">VARCHAR</w:t>
+      </w:r>
+      <w:r>
+        <w:rPr>
+          <w:rStyle w:val="NormalTok"/>
+        </w:rPr>
+        <w:t xml:space="preserve">(</w:t>
+      </w:r>
+      <w:r>
+        <w:rPr>
+          <w:rStyle w:val="DecValTok"/>
+        </w:rPr>
+        <w:t xml:space="preserve">255</w:t>
       </w:r>
       <w:r>
         <w:rPr>
@@ -4330,7 +4330,7 @@
         <w:rPr>
           <w:rStyle w:val="KeywordTok"/>
         </w:rPr>
-        <w:t>PRIMARY</w:t>
+        <w:t xml:space="preserve">PRIMARY</w:t>
       </w:r>
       <w:r>
         <w:rPr>
@@ -4342,13 +4342,13 @@
         <w:rPr>
           <w:rStyle w:val="KeywordTok"/>
         </w:rPr>
-        <w:t>KEY</w:t>
-      </w:r>
-      <w:r>
-        <w:rPr>
-          <w:rStyle w:val="NormalTok"/>
-        </w:rPr>
-        <w:t>,</w:t>
+        <w:t xml:space="preserve">KEY</w:t>
+      </w:r>
+      <w:r>
+        <w:rPr>
+          <w:rStyle w:val="NormalTok"/>
+        </w:rPr>
+        <w:t xml:space="preserve">,</w:t>
       </w:r>
       <w:r>
         <w:br/>
@@ -4363,7 +4363,7 @@
         <w:rPr>
           <w:rStyle w:val="KeywordTok"/>
         </w:rPr>
-        <w:t>PASSWORD</w:t>
+        <w:t xml:space="preserve">PASSWORD</w:t>
       </w:r>
       <w:r>
         <w:rPr>
@@ -4375,25 +4375,25 @@
         <w:rPr>
           <w:rStyle w:val="DataTypeTok"/>
         </w:rPr>
-        <w:t>VARCHAR</w:t>
-      </w:r>
-      <w:r>
-        <w:rPr>
-          <w:rStyle w:val="NormalTok"/>
-        </w:rPr>
-        <w:t>(</w:t>
-      </w:r>
-      <w:r>
-        <w:rPr>
-          <w:rStyle w:val="DecValTok"/>
-        </w:rPr>
-        <w:t>255</w:t>
-      </w:r>
-      <w:r>
-        <w:rPr>
-          <w:rStyle w:val="NormalTok"/>
-        </w:rPr>
-        <w:t>),</w:t>
+        <w:t xml:space="preserve">VARCHAR</w:t>
+      </w:r>
+      <w:r>
+        <w:rPr>
+          <w:rStyle w:val="NormalTok"/>
+        </w:rPr>
+        <w:t xml:space="preserve">(</w:t>
+      </w:r>
+      <w:r>
+        <w:rPr>
+          <w:rStyle w:val="DecValTok"/>
+        </w:rPr>
+        <w:t xml:space="preserve">255</w:t>
+      </w:r>
+      <w:r>
+        <w:rPr>
+          <w:rStyle w:val="NormalTok"/>
+        </w:rPr>
+        <w:t xml:space="preserve">),</w:t>
       </w:r>
       <w:r>
         <w:br/>
@@ -4408,7 +4408,7 @@
         <w:rPr>
           <w:rStyle w:val="DataTypeTok"/>
         </w:rPr>
-        <w:t>BOOLEAN</w:t>
+        <w:t xml:space="preserve">BOOLEAN</w:t>
       </w:r>
       <w:r>
         <w:rPr>
@@ -4420,7 +4420,7 @@
         <w:rPr>
           <w:rStyle w:val="KeywordTok"/>
         </w:rPr>
-        <w:t>DEFAULT</w:t>
+        <w:t xml:space="preserve">DEFAULT</w:t>
       </w:r>
       <w:r>
         <w:rPr>
@@ -4432,13 +4432,13 @@
         <w:rPr>
           <w:rStyle w:val="KeywordTok"/>
         </w:rPr>
-        <w:t>TRUE</w:t>
-      </w:r>
-      <w:r>
-        <w:rPr>
-          <w:rStyle w:val="NormalTok"/>
-        </w:rPr>
-        <w:t>,</w:t>
+        <w:t xml:space="preserve">TRUE</w:t>
+      </w:r>
+      <w:r>
+        <w:rPr>
+          <w:rStyle w:val="NormalTok"/>
+        </w:rPr>
+        <w:t xml:space="preserve">,</w:t>
       </w:r>
       <w:r>
         <w:br/>
@@ -4471,25 +4471,25 @@
         <w:rPr>
           <w:rStyle w:val="DataTypeTok"/>
         </w:rPr>
-        <w:t>VARCHAR</w:t>
-      </w:r>
-      <w:r>
-        <w:rPr>
-          <w:rStyle w:val="NormalTok"/>
-        </w:rPr>
-        <w:t>(</w:t>
-      </w:r>
-      <w:r>
-        <w:rPr>
-          <w:rStyle w:val="DecValTok"/>
-        </w:rPr>
-        <w:t>255</w:t>
-      </w:r>
-      <w:r>
-        <w:rPr>
-          <w:rStyle w:val="NormalTok"/>
-        </w:rPr>
-        <w:t>),</w:t>
+        <w:t xml:space="preserve">VARCHAR</w:t>
+      </w:r>
+      <w:r>
+        <w:rPr>
+          <w:rStyle w:val="NormalTok"/>
+        </w:rPr>
+        <w:t xml:space="preserve">(</w:t>
+      </w:r>
+      <w:r>
+        <w:rPr>
+          <w:rStyle w:val="DecValTok"/>
+        </w:rPr>
+        <w:t xml:space="preserve">255</w:t>
+      </w:r>
+      <w:r>
+        <w:rPr>
+          <w:rStyle w:val="NormalTok"/>
+        </w:rPr>
+        <w:t xml:space="preserve">),</w:t>
       </w:r>
       <w:r>
         <w:br/>
@@ -4504,51 +4504,51 @@
         <w:rPr>
           <w:rStyle w:val="DataTypeTok"/>
         </w:rPr>
-        <w:t>VARCHAR</w:t>
-      </w:r>
-      <w:r>
-        <w:rPr>
-          <w:rStyle w:val="NormalTok"/>
-        </w:rPr>
-        <w:t>(</w:t>
-      </w:r>
-      <w:r>
-        <w:rPr>
-          <w:rStyle w:val="DecValTok"/>
-        </w:rPr>
-        <w:t>255</w:t>
-      </w:r>
-      <w:r>
-        <w:rPr>
-          <w:rStyle w:val="NormalTok"/>
-        </w:rPr>
-        <w:t>)</w:t>
-      </w:r>
-      <w:r>
-        <w:br/>
-      </w:r>
-      <w:r>
-        <w:rPr>
-          <w:rStyle w:val="NormalTok"/>
-        </w:rPr>
-        <w:t>);</w:t>
+        <w:t xml:space="preserve">VARCHAR</w:t>
+      </w:r>
+      <w:r>
+        <w:rPr>
+          <w:rStyle w:val="NormalTok"/>
+        </w:rPr>
+        <w:t xml:space="preserve">(</w:t>
+      </w:r>
+      <w:r>
+        <w:rPr>
+          <w:rStyle w:val="DecValTok"/>
+        </w:rPr>
+        <w:t xml:space="preserve">255</w:t>
+      </w:r>
+      <w:r>
+        <w:rPr>
+          <w:rStyle w:val="NormalTok"/>
+        </w:rPr>
+        <w:t xml:space="preserve">)</w:t>
+      </w:r>
+      <w:r>
+        <w:br/>
+      </w:r>
+      <w:r>
+        <w:rPr>
+          <w:rStyle w:val="NormalTok"/>
+        </w:rPr>
+        <w:t xml:space="preserve">);</w:t>
       </w:r>
     </w:p>
     <w:p>
       <w:r>
-        <w:pict w14:anchorId="40068952">
-          <v:rect id="_x0000_i1033" style="width:0;height:1.5pt" o:hralign="center" o:hrstd="t" o:hr="t"/>
+        <w:pict>
+          <v:rect style="width:0;height:1.5pt" o:hralign="center" o:hrstd="t" o:hr="t"/>
         </w:pict>
       </w:r>
     </w:p>
+    <w:bookmarkEnd w:id="29"/>
+    <w:bookmarkStart w:id="30" w:name="database-relationships"/>
     <w:p>
       <w:pPr>
         <w:pStyle w:val="Heading1"/>
       </w:pPr>
-      <w:bookmarkStart w:id="10" w:name="database-relationships"/>
-      <w:bookmarkEnd w:id="9"/>
-      <w:r>
-        <w:t>DATABASE RELATIONSHIPS</w:t>
+      <w:r>
+        <w:t xml:space="preserve">DATABASE RELATIONSHIPS</w:t>
       </w:r>
     </w:p>
     <w:p>
@@ -4559,7 +4559,7 @@
         <w:rPr>
           <w:rStyle w:val="VerbatimChar"/>
         </w:rPr>
-        <w:t>PATIENT_PROFILE</w:t>
+        <w:t xml:space="preserve">PATIENT_PROFILE</w:t>
       </w:r>
       <w:r>
         <w:br/>
@@ -4654,19 +4654,19 @@
     </w:p>
     <w:p>
       <w:r>
-        <w:pict w14:anchorId="55CED6B8">
-          <v:rect id="_x0000_i1034" style="width:0;height:1.5pt" o:hralign="center" o:hrstd="t" o:hr="t"/>
+        <w:pict>
+          <v:rect style="width:0;height:1.5pt" o:hralign="center" o:hrstd="t" o:hr="t"/>
         </w:pict>
       </w:r>
     </w:p>
+    <w:bookmarkEnd w:id="30"/>
+    <w:bookmarkStart w:id="31" w:name="recommended-indexes"/>
     <w:p>
       <w:pPr>
         <w:pStyle w:val="Heading1"/>
       </w:pPr>
-      <w:bookmarkStart w:id="11" w:name="recommended-indexes"/>
-      <w:bookmarkEnd w:id="10"/>
-      <w:r>
-        <w:t>RECOMMENDED INDEXES</w:t>
+      <w:r>
+        <w:t xml:space="preserve">RECOMMENDED INDEXES</w:t>
       </w:r>
     </w:p>
     <w:p>
@@ -4677,7 +4677,7 @@
         <w:rPr>
           <w:rStyle w:val="KeywordTok"/>
         </w:rPr>
-        <w:t>CREATE</w:t>
+        <w:t xml:space="preserve">CREATE</w:t>
       </w:r>
       <w:r>
         <w:rPr>
@@ -4689,7 +4689,7 @@
         <w:rPr>
           <w:rStyle w:val="KeywordTok"/>
         </w:rPr>
-        <w:t>INDEX</w:t>
+        <w:t xml:space="preserve">INDEX</w:t>
       </w:r>
       <w:r>
         <w:rPr>
@@ -4701,7 +4701,7 @@
         <w:rPr>
           <w:rStyle w:val="KeywordTok"/>
         </w:rPr>
-        <w:t>ON</w:t>
+        <w:t xml:space="preserve">ON</w:t>
       </w:r>
       <w:r>
         <w:rPr>
@@ -4716,7 +4716,7 @@
         <w:rPr>
           <w:rStyle w:val="KeywordTok"/>
         </w:rPr>
-        <w:t>CREATE</w:t>
+        <w:t xml:space="preserve">CREATE</w:t>
       </w:r>
       <w:r>
         <w:rPr>
@@ -4728,7 +4728,7 @@
         <w:rPr>
           <w:rStyle w:val="KeywordTok"/>
         </w:rPr>
-        <w:t>INDEX</w:t>
+        <w:t xml:space="preserve">INDEX</w:t>
       </w:r>
       <w:r>
         <w:rPr>
@@ -4740,7 +4740,7 @@
         <w:rPr>
           <w:rStyle w:val="KeywordTok"/>
         </w:rPr>
-        <w:t>ON</w:t>
+        <w:t xml:space="preserve">ON</w:t>
       </w:r>
       <w:r>
         <w:rPr>
@@ -4755,7 +4755,7 @@
         <w:rPr>
           <w:rStyle w:val="KeywordTok"/>
         </w:rPr>
-        <w:t>CREATE</w:t>
+        <w:t xml:space="preserve">CREATE</w:t>
       </w:r>
       <w:r>
         <w:rPr>
@@ -4767,7 +4767,7 @@
         <w:rPr>
           <w:rStyle w:val="KeywordTok"/>
         </w:rPr>
-        <w:t>INDEX</w:t>
+        <w:t xml:space="preserve">INDEX</w:t>
       </w:r>
       <w:r>
         <w:rPr>
@@ -4779,7 +4779,7 @@
         <w:rPr>
           <w:rStyle w:val="KeywordTok"/>
         </w:rPr>
-        <w:t>ON</w:t>
+        <w:t xml:space="preserve">ON</w:t>
       </w:r>
       <w:r>
         <w:rPr>
@@ -4794,7 +4794,7 @@
         <w:rPr>
           <w:rStyle w:val="KeywordTok"/>
         </w:rPr>
-        <w:t>CREATE</w:t>
+        <w:t xml:space="preserve">CREATE</w:t>
       </w:r>
       <w:r>
         <w:rPr>
@@ -4806,7 +4806,7 @@
         <w:rPr>
           <w:rStyle w:val="KeywordTok"/>
         </w:rPr>
-        <w:t>INDEX</w:t>
+        <w:t xml:space="preserve">INDEX</w:t>
       </w:r>
       <w:r>
         <w:rPr>
@@ -4818,7 +4818,7 @@
         <w:rPr>
           <w:rStyle w:val="KeywordTok"/>
         </w:rPr>
-        <w:t>ON</w:t>
+        <w:t xml:space="preserve">ON</w:t>
       </w:r>
       <w:r>
         <w:rPr>
@@ -4833,7 +4833,7 @@
         <w:rPr>
           <w:rStyle w:val="KeywordTok"/>
         </w:rPr>
-        <w:t>CREATE</w:t>
+        <w:t xml:space="preserve">CREATE</w:t>
       </w:r>
       <w:r>
         <w:rPr>
@@ -4845,7 +4845,7 @@
         <w:rPr>
           <w:rStyle w:val="KeywordTok"/>
         </w:rPr>
-        <w:t>INDEX</w:t>
+        <w:t xml:space="preserve">INDEX</w:t>
       </w:r>
       <w:r>
         <w:rPr>
@@ -4857,7 +4857,7 @@
         <w:rPr>
           <w:rStyle w:val="KeywordTok"/>
         </w:rPr>
-        <w:t>ON</w:t>
+        <w:t xml:space="preserve">ON</w:t>
       </w:r>
       <w:r>
         <w:rPr>
@@ -4865,26 +4865,45 @@
         </w:rPr>
         <w:t xml:space="preserve"> ANEMIA_CHECKUP(HAEMOGLOBIN_COUNT);</w:t>
       </w:r>
-      <w:bookmarkEnd w:id="11"/>
     </w:p>
+    <w:bookmarkEnd w:id="31"/>
     <w:sectPr>
       <w:footnotePr>
         <w:numRestart w:val="eachSect"/>
       </w:footnotePr>
-      <w:pgSz w:w="12240" w:h="15840"/>
-      <w:pgMar w:top="1440" w:right="1440" w:bottom="1440" w:left="1440" w:header="720" w:footer="720" w:gutter="0"/>
-      <w:cols w:space="720"/>
     </w:sectPr>
   </w:body>
 </w:document>
 </file>
 
+<file path=word/comments.xml><?xml version="1.0" encoding="utf-8"?>
+<w:comments xmlns:w="http://schemas.openxmlformats.org/wordprocessingml/2006/main" xmlns:m="http://schemas.openxmlformats.org/officeDocument/2006/math" xmlns:r="http://schemas.openxmlformats.org/officeDocument/2006/relationships" xmlns:o="urn:schemas-microsoft-com:office:office" xmlns:v="urn:schemas-microsoft-com:vml" xmlns:w10="urn:schemas-microsoft-com:office:word" xmlns:a="http://schemas.openxmlformats.org/drawingml/2006/main" xmlns:pic="http://schemas.openxmlformats.org/drawingml/2006/picture" xmlns:wp="http://schemas.openxmlformats.org/drawingml/2006/wordprocessingDrawing"/>
+</file>
+
+<file path=word/footnotes.xml><?xml version="1.0" encoding="utf-8"?>
+<w:footnotes xmlns:w="http://schemas.openxmlformats.org/wordprocessingml/2006/main" xmlns:m="http://schemas.openxmlformats.org/officeDocument/2006/math" xmlns:r="http://schemas.openxmlformats.org/officeDocument/2006/relationships" xmlns:o="urn:schemas-microsoft-com:office:office" xmlns:v="urn:schemas-microsoft-com:vml" xmlns:w10="urn:schemas-microsoft-com:office:word" xmlns:a="http://schemas.openxmlformats.org/drawingml/2006/main" xmlns:pic="http://schemas.openxmlformats.org/drawingml/2006/picture" xmlns:wp="http://schemas.openxmlformats.org/drawingml/2006/wordprocessingDrawing">
+  <w:footnote w:type="continuationSeparator" w:id="0">
+    <w:p>
+      <w:r>
+        <w:continuationSeparator/>
+      </w:r>
+    </w:p>
+  </w:footnote>
+  <w:footnote w:type="separator" w:id="-1">
+    <w:p>
+      <w:r>
+        <w:separator/>
+      </w:r>
+    </w:p>
+  </w:footnote>
+</w:footnotes>
+</file>
+
 <file path=word/numbering.xml><?xml version="1.0" encoding="utf-8"?>
-<w:numbering xmlns:wpc="http://schemas.microsoft.com/office/word/2010/wordprocessingCanvas" xmlns:cx="http://schemas.microsoft.com/office/drawing/2014/chartex" xmlns:cx1="http://schemas.microsoft.com/office/drawing/2015/9/8/chartex" xmlns:cx2="http://schemas.microsoft.com/office/drawing/2015/10/21/chartex" xmlns:cx3="http://schemas.microsoft.com/office/drawing/2016/5/9/chartex" xmlns:cx4="http://schemas.microsoft.com/office/drawing/2016/5/10/chartex" xmlns:cx5="http://schemas.microsoft.com/office/drawing/2016/5/11/chartex" xmlns:cx6="http://schemas.microsoft.com/office/drawing/2016/5/12/chartex" xmlns:cx7="http://schemas.microsoft.com/office/drawing/2016/5/13/chartex" xmlns:cx8="http://schemas.microsoft.com/office/drawing/2016/5/14/chartex" xmlns:mc="http://schemas.openxmlformats.org/markup-compatibility/2006" xmlns:aink="http://schemas.microsoft.com/office/drawing/2016/ink" xmlns:am3d="http://schemas.microsoft.com/office/drawing/2017/model3d" xmlns:o="urn:schemas-microsoft-com:office:office" xmlns:oel="http://schemas.microsoft.com/office/2019/extlst" xmlns:r="http://schemas.openxmlformats.org/officeDocument/2006/relationships" xmlns:m="http://schemas.openxmlformats.org/officeDocument/2006/math" xmlns:v="urn:schemas-microsoft-com:vml" xmlns:wp14="http://schemas.microsoft.com/office/word/2010/wordprocessingDrawing" xmlns:wp="http://schemas.openxmlformats.org/drawingml/2006/wordprocessingDrawing" xmlns:w10="urn:schemas-microsoft-com:office:word" xmlns:w="http://schemas.openxmlformats.org/wordprocessingml/2006/main" xmlns:w14="http://schemas.microsoft.com/office/word/2010/wordml" xmlns:w15="http://schemas.microsoft.com/office/word/2012/wordml" xmlns:w16cex="http://schemas.microsoft.com/office/word/2018/wordml/cex" xmlns:w16cid="http://schemas.microsoft.com/office/word/2016/wordml/cid" xmlns:w16="http://schemas.microsoft.com/office/word/2018/wordml" xmlns:w16du="http://schemas.microsoft.com/office/word/2023/wordml/word16du" xmlns:w16sdtdh="http://schemas.microsoft.com/office/word/2020/wordml/sdtdatahash" xmlns:w16sdtfl="http://schemas.microsoft.com/office/word/2024/wordml/sdtformatlock" xmlns:w16se="http://schemas.microsoft.com/office/word/2015/wordml/symex" xmlns:wpg="http://schemas.microsoft.com/office/word/2010/wordprocessingGroup" xmlns:wpi="http://schemas.microsoft.com/office/word/2010/wordprocessingInk" xmlns:wne="http://schemas.microsoft.com/office/word/2006/wordml" xmlns:wps="http://schemas.microsoft.com/office/word/2010/wordprocessingShape" mc:Ignorable="w14 w15 w16se w16cid w16 w16cex w16sdtdh w16sdtfl w16du wp14">
-  <w:abstractNum w:abstractNumId="0" w15:restartNumberingAfterBreak="0">
+<w:numbering xmlns:w="http://schemas.openxmlformats.org/wordprocessingml/2006/main">
+  <w:abstractNum w:abstractNumId="990">
     <w:nsid w:val="0000A990"/>
     <w:multiLevelType w:val="multilevel"/>
-    <w:tmpl w:val="5E125474"/>
     <w:lvl w:ilvl="0">
       <w:numFmt w:val="bullet"/>
       <w:lvlText w:val=" "/>
@@ -4958,21 +4977,21 @@
       </w:pPr>
     </w:lvl>
   </w:abstractNum>
-  <w:num w:numId="1" w16cid:durableId="719207729">
-    <w:abstractNumId w:val="0"/>
+  <w:num w:numId="1000">
+    <w:abstractNumId w:val="990"/>
   </w:num>
 </w:numbering>
 </file>
 
 <file path=word/styles.xml><?xml version="1.0" encoding="utf-8"?>
-<w:styles xmlns:mc="http://schemas.openxmlformats.org/markup-compatibility/2006" xmlns:r="http://schemas.openxmlformats.org/officeDocument/2006/relationships" xmlns:w="http://schemas.openxmlformats.org/wordprocessingml/2006/main" xmlns:w14="http://schemas.microsoft.com/office/word/2010/wordml" xmlns:w15="http://schemas.microsoft.com/office/word/2012/wordml" xmlns:w16cex="http://schemas.microsoft.com/office/word/2018/wordml/cex" xmlns:w16cid="http://schemas.microsoft.com/office/word/2016/wordml/cid" xmlns:w16="http://schemas.microsoft.com/office/word/2018/wordml" xmlns:w16du="http://schemas.microsoft.com/office/word/2023/wordml/word16du" xmlns:w16sdtdh="http://schemas.microsoft.com/office/word/2020/wordml/sdtdatahash" xmlns:w16sdtfl="http://schemas.microsoft.com/office/word/2024/wordml/sdtformatlock" xmlns:w16se="http://schemas.microsoft.com/office/word/2015/wordml/symex" mc:Ignorable="w14 w15 w16se w16cid w16 w16cex w16sdtdh w16sdtfl w16du">
+<w:styles xmlns:r="http://schemas.openxmlformats.org/officeDocument/2006/relationships" xmlns:w="http://schemas.openxmlformats.org/wordprocessingml/2006/main">
   <w:docDefaults>
     <w:rPrDefault>
       <w:rPr>
-        <w:rFonts w:asciiTheme="minorHAnsi" w:eastAsiaTheme="minorHAnsi" w:hAnsiTheme="minorHAnsi" w:cstheme="minorBidi"/>
+        <w:rFonts w:asciiTheme="minorHAnsi" w:cstheme="minorBidi" w:eastAsiaTheme="minorHAnsi" w:hAnsiTheme="minorHAnsi"/>
         <w:sz w:val="24"/>
         <w:szCs w:val="24"/>
-        <w:lang w:val="en-US" w:eastAsia="en-US" w:bidi="ar-SA"/>
+        <w:lang w:bidi="ar-SA" w:eastAsia="en-US" w:val="en-US"/>
       </w:rPr>
     </w:rPrDefault>
     <w:pPrDefault>
@@ -4981,255 +5000,164 @@
       </w:pPr>
     </w:pPrDefault>
   </w:docDefaults>
-  <w:latentStyles w:defLockedState="0" w:defUIPriority="0" w:defSemiHidden="0" w:defUnhideWhenUsed="0" w:defQFormat="0" w:count="376">
-    <w:lsdException w:name="Normal Table" w:semiHidden="1" w:unhideWhenUsed="1"/>
-    <w:lsdException w:name="Table Simple 1" w:semiHidden="1" w:unhideWhenUsed="1"/>
-    <w:lsdException w:name="Table Simple 2" w:semiHidden="1" w:unhideWhenUsed="1"/>
-    <w:lsdException w:name="Table Simple 3" w:semiHidden="1" w:unhideWhenUsed="1"/>
-    <w:lsdException w:name="Table Classic 1" w:semiHidden="1" w:unhideWhenUsed="1"/>
-    <w:lsdException w:name="Table Classic 2" w:semiHidden="1" w:unhideWhenUsed="1"/>
-    <w:lsdException w:name="Table Classic 3" w:semiHidden="1" w:unhideWhenUsed="1"/>
-    <w:lsdException w:name="Table Classic 4" w:semiHidden="1" w:unhideWhenUsed="1"/>
-    <w:lsdException w:name="Table Colorful 1" w:semiHidden="1" w:unhideWhenUsed="1"/>
-    <w:lsdException w:name="Table Colorful 2" w:semiHidden="1" w:unhideWhenUsed="1"/>
-    <w:lsdException w:name="Table Colorful 3" w:semiHidden="1" w:unhideWhenUsed="1"/>
-    <w:lsdException w:name="Table Columns 1" w:semiHidden="1" w:unhideWhenUsed="1"/>
-    <w:lsdException w:name="Table Columns 2" w:semiHidden="1" w:unhideWhenUsed="1"/>
-    <w:lsdException w:name="Table Columns 3" w:semiHidden="1" w:unhideWhenUsed="1"/>
-    <w:lsdException w:name="Table Columns 4" w:semiHidden="1" w:unhideWhenUsed="1"/>
-    <w:lsdException w:name="Table Columns 5" w:semiHidden="1" w:unhideWhenUsed="1"/>
-    <w:lsdException w:name="Table Grid 1" w:semiHidden="1" w:unhideWhenUsed="1"/>
-    <w:lsdException w:name="Table Grid 2" w:semiHidden="1" w:unhideWhenUsed="1"/>
-    <w:lsdException w:name="Table Grid 3" w:semiHidden="1" w:unhideWhenUsed="1"/>
-    <w:lsdException w:name="Table Grid 4" w:semiHidden="1" w:unhideWhenUsed="1"/>
-    <w:lsdException w:name="Table Grid 5" w:semiHidden="1" w:unhideWhenUsed="1"/>
-    <w:lsdException w:name="Table Grid 6" w:semiHidden="1" w:unhideWhenUsed="1"/>
-    <w:lsdException w:name="Table Grid 7" w:semiHidden="1" w:unhideWhenUsed="1"/>
-    <w:lsdException w:name="Table Grid 8" w:semiHidden="1" w:unhideWhenUsed="1"/>
-    <w:lsdException w:name="Table List 1" w:semiHidden="1" w:unhideWhenUsed="1"/>
-    <w:lsdException w:name="Table List 2" w:semiHidden="1" w:unhideWhenUsed="1"/>
-    <w:lsdException w:name="Table List 3" w:semiHidden="1" w:unhideWhenUsed="1"/>
-    <w:lsdException w:name="Table List 4" w:semiHidden="1" w:unhideWhenUsed="1"/>
-    <w:lsdException w:name="Table List 5" w:semiHidden="1" w:unhideWhenUsed="1"/>
-    <w:lsdException w:name="Table List 6" w:semiHidden="1" w:unhideWhenUsed="1"/>
-    <w:lsdException w:name="Table List 7" w:semiHidden="1" w:unhideWhenUsed="1"/>
-    <w:lsdException w:name="Table List 8" w:semiHidden="1" w:unhideWhenUsed="1"/>
-    <w:lsdException w:name="Table 3D effects 1" w:semiHidden="1" w:unhideWhenUsed="1"/>
-    <w:lsdException w:name="Table 3D effects 2" w:semiHidden="1" w:unhideWhenUsed="1"/>
-    <w:lsdException w:name="Table 3D effects 3" w:semiHidden="1" w:unhideWhenUsed="1"/>
-    <w:lsdException w:name="Table Contemporary" w:semiHidden="1" w:unhideWhenUsed="1"/>
-    <w:lsdException w:name="Table Elegant" w:semiHidden="1" w:unhideWhenUsed="1"/>
-    <w:lsdException w:name="Table Professional" w:semiHidden="1" w:unhideWhenUsed="1"/>
-    <w:lsdException w:name="Table Subtle 1" w:semiHidden="1" w:unhideWhenUsed="1"/>
-    <w:lsdException w:name="Table Subtle 2" w:semiHidden="1" w:unhideWhenUsed="1"/>
-    <w:lsdException w:name="Table Web 1" w:semiHidden="1" w:unhideWhenUsed="1"/>
-    <w:lsdException w:name="Table Web 2" w:semiHidden="1" w:unhideWhenUsed="1"/>
-    <w:lsdException w:name="Table Web 3" w:semiHidden="1" w:unhideWhenUsed="1"/>
-    <w:lsdException w:name="Table Theme" w:semiHidden="1" w:unhideWhenUsed="1"/>
-    <w:lsdException w:name="Light Shading"/>
-    <w:lsdException w:name="Light List"/>
-    <w:lsdException w:name="Light Grid"/>
-    <w:lsdException w:name="Medium Shading 1"/>
-    <w:lsdException w:name="Medium Shading 2"/>
-    <w:lsdException w:name="Medium List 1"/>
-    <w:lsdException w:name="Medium List 2"/>
-    <w:lsdException w:name="Medium Grid 1"/>
-    <w:lsdException w:name="Medium Grid 2"/>
-    <w:lsdException w:name="Medium Grid 3"/>
-    <w:lsdException w:name="Dark List"/>
-    <w:lsdException w:name="Colorful Shading"/>
-    <w:lsdException w:name="Colorful List"/>
-    <w:lsdException w:name="Colorful Grid"/>
-    <w:lsdException w:name="Light Shading Accent 1"/>
-    <w:lsdException w:name="Light List Accent 1"/>
-    <w:lsdException w:name="Light Grid Accent 1"/>
-    <w:lsdException w:name="Medium Shading 1 Accent 1"/>
-    <w:lsdException w:name="Medium Shading 2 Accent 1"/>
-    <w:lsdException w:name="Medium List 1 Accent 1"/>
-    <w:lsdException w:name="Medium List 2 Accent 1"/>
-    <w:lsdException w:name="Medium Grid 1 Accent 1"/>
-    <w:lsdException w:name="Medium Grid 2 Accent 1"/>
-    <w:lsdException w:name="Medium Grid 3 Accent 1"/>
-    <w:lsdException w:name="Dark List Accent 1"/>
-    <w:lsdException w:name="Colorful Shading Accent 1"/>
-    <w:lsdException w:name="Colorful List Accent 1"/>
-    <w:lsdException w:name="Colorful Grid Accent 1"/>
-    <w:lsdException w:name="Light Shading Accent 2"/>
-    <w:lsdException w:name="Light List Accent 2"/>
-    <w:lsdException w:name="Light Grid Accent 2"/>
-    <w:lsdException w:name="Medium Shading 1 Accent 2"/>
-    <w:lsdException w:name="Medium Shading 2 Accent 2"/>
-    <w:lsdException w:name="Medium List 1 Accent 2"/>
-    <w:lsdException w:name="Medium List 2 Accent 2"/>
-    <w:lsdException w:name="Medium Grid 1 Accent 2"/>
-    <w:lsdException w:name="Medium Grid 2 Accent 2"/>
-    <w:lsdException w:name="Medium Grid 3 Accent 2"/>
-    <w:lsdException w:name="Dark List Accent 2"/>
-    <w:lsdException w:name="Colorful Shading Accent 2"/>
-    <w:lsdException w:name="Colorful List Accent 2"/>
-    <w:lsdException w:name="Colorful Grid Accent 2"/>
-    <w:lsdException w:name="Light Shading Accent 3"/>
-    <w:lsdException w:name="Light List Accent 3"/>
-    <w:lsdException w:name="Light Grid Accent 3"/>
-    <w:lsdException w:name="Medium Shading 1 Accent 3"/>
-    <w:lsdException w:name="Medium Shading 2 Accent 3"/>
-    <w:lsdException w:name="Medium List 1 Accent 3"/>
-    <w:lsdException w:name="Medium List 2 Accent 3"/>
-    <w:lsdException w:name="Medium Grid 1 Accent 3"/>
-    <w:lsdException w:name="Medium Grid 2 Accent 3"/>
-    <w:lsdException w:name="Medium Grid 3 Accent 3"/>
-    <w:lsdException w:name="Dark List Accent 3"/>
-    <w:lsdException w:name="Colorful Shading Accent 3"/>
-    <w:lsdException w:name="Colorful List Accent 3"/>
-    <w:lsdException w:name="Colorful Grid Accent 3"/>
-    <w:lsdException w:name="Light Shading Accent 4"/>
-    <w:lsdException w:name="Light List Accent 4"/>
-    <w:lsdException w:name="Light Grid Accent 4"/>
-    <w:lsdException w:name="Medium Shading 1 Accent 4"/>
-    <w:lsdException w:name="Medium Shading 2 Accent 4"/>
-    <w:lsdException w:name="Medium List 1 Accent 4"/>
-    <w:lsdException w:name="Medium List 2 Accent 4"/>
-    <w:lsdException w:name="Medium Grid 1 Accent 4"/>
-    <w:lsdException w:name="Medium Grid 2 Accent 4"/>
-    <w:lsdException w:name="Medium Grid 3 Accent 4"/>
-    <w:lsdException w:name="Dark List Accent 4"/>
-    <w:lsdException w:name="Colorful Shading Accent 4"/>
-    <w:lsdException w:name="Colorful List Accent 4"/>
-    <w:lsdException w:name="Colorful Grid Accent 4"/>
-    <w:lsdException w:name="Light Shading Accent 5"/>
-    <w:lsdException w:name="Light List Accent 5"/>
-    <w:lsdException w:name="Light Grid Accent 5"/>
-    <w:lsdException w:name="Medium Shading 1 Accent 5"/>
-    <w:lsdException w:name="Medium Shading 2 Accent 5"/>
-    <w:lsdException w:name="Medium List 1 Accent 5"/>
-    <w:lsdException w:name="Medium List 2 Accent 5"/>
-    <w:lsdException w:name="Medium Grid 1 Accent 5"/>
-    <w:lsdException w:name="Medium Grid 2 Accent 5"/>
-    <w:lsdException w:name="Medium Grid 3 Accent 5"/>
-    <w:lsdException w:name="Dark List Accent 5"/>
-    <w:lsdException w:name="Colorful Shading Accent 5"/>
-    <w:lsdException w:name="Colorful List Accent 5"/>
-    <w:lsdException w:name="Colorful Grid Accent 5"/>
-    <w:lsdException w:name="Light Shading Accent 6"/>
-    <w:lsdException w:name="Light List Accent 6"/>
-    <w:lsdException w:name="Light Grid Accent 6"/>
-    <w:lsdException w:name="Medium Shading 1 Accent 6"/>
-    <w:lsdException w:name="Medium Shading 2 Accent 6"/>
-    <w:lsdException w:name="Medium List 1 Accent 6"/>
-    <w:lsdException w:name="Medium List 2 Accent 6"/>
-    <w:lsdException w:name="Medium Grid 1 Accent 6"/>
-    <w:lsdException w:name="Medium Grid 2 Accent 6"/>
-    <w:lsdException w:name="Medium Grid 3 Accent 6"/>
-    <w:lsdException w:name="Dark List Accent 6"/>
-    <w:lsdException w:name="Colorful Shading Accent 6"/>
-    <w:lsdException w:name="Colorful List Accent 6"/>
-    <w:lsdException w:name="Colorful Grid Accent 6"/>
-    <w:lsdException w:name="Grid Table 4" w:uiPriority="49"/>
-    <w:lsdException w:name="Grid Table 5 Dark" w:uiPriority="50"/>
-    <w:lsdException w:name="Grid Table 6 Colorful" w:uiPriority="51"/>
-    <w:lsdException w:name="Grid Table 7 Colorful" w:uiPriority="52"/>
-    <w:lsdException w:name="Grid Table 1 Light Accent 1" w:uiPriority="46"/>
-    <w:lsdException w:name="Grid Table 2 Accent 1" w:uiPriority="47"/>
-    <w:lsdException w:name="Grid Table 3 Accent 1" w:uiPriority="48"/>
-    <w:lsdException w:name="Grid Table 4 Accent 1" w:uiPriority="49"/>
-    <w:lsdException w:name="Grid Table 5 Dark Accent 1" w:uiPriority="50"/>
-    <w:lsdException w:name="Grid Table 6 Colorful Accent 1" w:uiPriority="51"/>
-    <w:lsdException w:name="Grid Table 7 Colorful Accent 1" w:uiPriority="52"/>
-    <w:lsdException w:name="Grid Table 1 Light Accent 2" w:uiPriority="46"/>
-    <w:lsdException w:name="Grid Table 2 Accent 2" w:uiPriority="47"/>
-    <w:lsdException w:name="Grid Table 3 Accent 2" w:uiPriority="48"/>
-    <w:lsdException w:name="Grid Table 4 Accent 2" w:uiPriority="49"/>
-    <w:lsdException w:name="Grid Table 5 Dark Accent 2" w:uiPriority="50"/>
-    <w:lsdException w:name="Grid Table 6 Colorful Accent 2" w:uiPriority="51"/>
-    <w:lsdException w:name="Grid Table 7 Colorful Accent 2" w:uiPriority="52"/>
-    <w:lsdException w:name="Grid Table 1 Light Accent 3" w:uiPriority="46"/>
-    <w:lsdException w:name="Grid Table 2 Accent 3" w:uiPriority="47"/>
-    <w:lsdException w:name="Grid Table 3 Accent 3" w:uiPriority="48"/>
-    <w:lsdException w:name="Grid Table 4 Accent 3" w:uiPriority="49"/>
-    <w:lsdException w:name="Grid Table 5 Dark Accent 3" w:uiPriority="50"/>
-    <w:lsdException w:name="Grid Table 6 Colorful Accent 3" w:uiPriority="51"/>
-    <w:lsdException w:name="Grid Table 7 Colorful Accent 3" w:uiPriority="52"/>
-    <w:lsdException w:name="Grid Table 1 Light Accent 4" w:uiPriority="46"/>
-    <w:lsdException w:name="Grid Table 2 Accent 4" w:uiPriority="47"/>
-    <w:lsdException w:name="Grid Table 3 Accent 4" w:uiPriority="48"/>
-    <w:lsdException w:name="Grid Table 4 Accent 4" w:uiPriority="49"/>
-    <w:lsdException w:name="Grid Table 5 Dark Accent 4" w:uiPriority="50"/>
-    <w:lsdException w:name="Grid Table 6 Colorful Accent 4" w:uiPriority="51"/>
-    <w:lsdException w:name="Grid Table 7 Colorful Accent 4" w:uiPriority="52"/>
-    <w:lsdException w:name="Grid Table 1 Light Accent 5" w:uiPriority="46"/>
-    <w:lsdException w:name="Grid Table 2 Accent 5" w:uiPriority="47"/>
-    <w:lsdException w:name="Grid Table 3 Accent 5" w:uiPriority="48"/>
-    <w:lsdException w:name="Grid Table 4 Accent 5" w:uiPriority="49"/>
-    <w:lsdException w:name="Grid Table 5 Dark Accent 5" w:uiPriority="50"/>
-    <w:lsdException w:name="Grid Table 6 Colorful Accent 5" w:uiPriority="51"/>
-    <w:lsdException w:name="Grid Table 7 Colorful Accent 5" w:uiPriority="52"/>
-    <w:lsdException w:name="Grid Table 1 Light Accent 6" w:uiPriority="46"/>
-    <w:lsdException w:name="Grid Table 2 Accent 6" w:uiPriority="47"/>
-    <w:lsdException w:name="Grid Table 3 Accent 6" w:uiPriority="48"/>
-    <w:lsdException w:name="Grid Table 4 Accent 6" w:uiPriority="49"/>
-    <w:lsdException w:name="Grid Table 5 Dark Accent 6" w:uiPriority="50"/>
-    <w:lsdException w:name="Grid Table 6 Colorful Accent 6" w:uiPriority="51"/>
-    <w:lsdException w:name="Grid Table 7 Colorful Accent 6" w:uiPriority="52"/>
-    <w:lsdException w:name="List Table 1 Light" w:uiPriority="46"/>
-    <w:lsdException w:name="List Table 2" w:uiPriority="47"/>
-    <w:lsdException w:name="List Table 3" w:uiPriority="48"/>
-    <w:lsdException w:name="List Table 4" w:uiPriority="49"/>
-    <w:lsdException w:name="List Table 5 Dark" w:uiPriority="50"/>
-    <w:lsdException w:name="List Table 6 Colorful" w:uiPriority="51"/>
-    <w:lsdException w:name="List Table 7 Colorful" w:uiPriority="52"/>
-    <w:lsdException w:name="List Table 1 Light Accent 1" w:uiPriority="46"/>
-    <w:lsdException w:name="List Table 2 Accent 1" w:uiPriority="47"/>
-    <w:lsdException w:name="List Table 3 Accent 1" w:uiPriority="48"/>
-    <w:lsdException w:name="List Table 4 Accent 1" w:uiPriority="49"/>
-    <w:lsdException w:name="List Table 5 Dark Accent 1" w:uiPriority="50"/>
-    <w:lsdException w:name="List Table 6 Colorful Accent 1" w:uiPriority="51"/>
-    <w:lsdException w:name="List Table 7 Colorful Accent 1" w:uiPriority="52"/>
-    <w:lsdException w:name="List Table 1 Light Accent 2" w:uiPriority="46"/>
-    <w:lsdException w:name="List Table 2 Accent 2" w:uiPriority="47"/>
-    <w:lsdException w:name="List Table 3 Accent 2" w:uiPriority="48"/>
-    <w:lsdException w:name="List Table 4 Accent 2" w:uiPriority="49"/>
-    <w:lsdException w:name="List Table 5 Dark Accent 2" w:uiPriority="50"/>
-    <w:lsdException w:name="List Table 6 Colorful Accent 2" w:uiPriority="51"/>
-    <w:lsdException w:name="List Table 7 Colorful Accent 2" w:uiPriority="52"/>
-    <w:lsdException w:name="List Table 1 Light Accent 3" w:uiPriority="46"/>
-    <w:lsdException w:name="List Table 2 Accent 3" w:uiPriority="47"/>
-    <w:lsdException w:name="List Table 3 Accent 3" w:uiPriority="48"/>
-    <w:lsdException w:name="List Table 4 Accent 3" w:uiPriority="49"/>
-    <w:lsdException w:name="List Table 5 Dark Accent 3" w:uiPriority="50"/>
-    <w:lsdException w:name="List Table 6 Colorful Accent 3" w:uiPriority="51"/>
-    <w:lsdException w:name="List Table 7 Colorful Accent 3" w:uiPriority="52"/>
-    <w:lsdException w:name="List Table 1 Light Accent 4" w:uiPriority="46"/>
-    <w:lsdException w:name="List Table 2 Accent 4" w:uiPriority="47"/>
-    <w:lsdException w:name="List Table 3 Accent 4" w:uiPriority="48"/>
-    <w:lsdException w:name="List Table 4 Accent 4" w:uiPriority="49"/>
-    <w:lsdException w:name="List Table 5 Dark Accent 4" w:uiPriority="50"/>
-    <w:lsdException w:name="List Table 6 Colorful Accent 4" w:uiPriority="51"/>
-    <w:lsdException w:name="List Table 7 Colorful Accent 4" w:uiPriority="52"/>
-    <w:lsdException w:name="List Table 1 Light Accent 5" w:uiPriority="46"/>
-    <w:lsdException w:name="List Table 2 Accent 5" w:uiPriority="47"/>
-    <w:lsdException w:name="List Table 3 Accent 5" w:uiPriority="48"/>
-    <w:lsdException w:name="List Table 4 Accent 5" w:uiPriority="49"/>
-    <w:lsdException w:name="List Table 5 Dark Accent 5" w:uiPriority="50"/>
-    <w:lsdException w:name="List Table 6 Colorful Accent 5" w:uiPriority="51"/>
-    <w:lsdException w:name="List Table 7 Colorful Accent 5" w:uiPriority="52"/>
-    <w:lsdException w:name="List Table 1 Light Accent 6" w:uiPriority="46"/>
-    <w:lsdException w:name="List Table 2 Accent 6" w:uiPriority="47"/>
-    <w:lsdException w:name="List Table 3 Accent 6" w:uiPriority="48"/>
-    <w:lsdException w:name="List Table 4 Accent 6" w:uiPriority="49"/>
-    <w:lsdException w:name="List Table 5 Dark Accent 6" w:uiPriority="50"/>
-    <w:lsdException w:name="List Table 6 Colorful Accent 6" w:uiPriority="51"/>
-    <w:lsdException w:name="List Table 7 Colorful Accent 6" w:uiPriority="52"/>
-    <w:lsdException w:name="Mention" w:semiHidden="1" w:uiPriority="99" w:unhideWhenUsed="1"/>
-    <w:lsdException w:name="Smart Hyperlink" w:semiHidden="1" w:uiPriority="99" w:unhideWhenUsed="1"/>
-    <w:lsdException w:name="Hashtag" w:semiHidden="1" w:uiPriority="99" w:unhideWhenUsed="1"/>
-    <w:lsdException w:name="Unresolved Mention" w:semiHidden="1" w:uiPriority="99" w:unhideWhenUsed="1"/>
-    <w:lsdException w:name="Smart Link" w:semiHidden="1" w:uiPriority="99" w:unhideWhenUsed="1"/>
-  </w:latentStyles>
-  <w:style w:type="paragraph" w:default="1" w:styleId="Normal">
+  <w:latentStyles w:count="276" w:defLockedState="0" w:defQFormat="0" w:defSemiHidden="0" w:defUIPriority="0" w:defUnhideWhenUsed="0"/>
+  <w:style w:default="1" w:styleId="Normal" w:type="paragraph">
     <w:name w:val="Normal"/>
     <w:qFormat/>
   </w:style>
-  <w:style w:type="paragraph" w:styleId="Heading1">
+  <w:style w:styleId="BodyText" w:type="paragraph">
+    <w:name w:val="Body Text"/>
+    <w:basedOn w:val="Normal"/>
+    <w:link w:val="BodyTextChar"/>
+    <w:qFormat/>
+    <w:pPr>
+      <w:spacing w:after="180" w:before="180"/>
+    </w:pPr>
+  </w:style>
+  <w:style w:customStyle="1" w:styleId="FirstParagraph" w:type="paragraph">
+    <w:name w:val="First Paragraph"/>
+    <w:basedOn w:val="BodyText"/>
+    <w:next w:val="BodyText"/>
+    <w:qFormat/>
+  </w:style>
+  <w:style w:customStyle="1" w:styleId="Compact" w:type="paragraph">
+    <w:name w:val="Compact"/>
+    <w:basedOn w:val="BodyText"/>
+    <w:qFormat/>
+    <w:pPr>
+      <w:spacing w:after="36" w:before="36"/>
+    </w:pPr>
+  </w:style>
+  <w:style w:styleId="Title" w:type="paragraph">
+    <w:name w:val="Title"/>
+    <w:basedOn w:val="Normal"/>
+    <w:next w:val="BodyText"/>
+    <w:link w:val="TitleChar"/>
+    <w:uiPriority w:val="10"/>
+    <w:qFormat/>
+    <w:rsid w:val="00A10FD9"/>
+    <w:pPr>
+      <w:spacing w:after="80" w:line="240" w:lineRule="auto"/>
+      <w:contextualSpacing/>
+      <w:jc w:val="center"/>
+    </w:pPr>
+    <w:rPr>
+      <w:rFonts w:asciiTheme="majorHAnsi" w:cstheme="majorBidi" w:eastAsiaTheme="majorEastAsia" w:hAnsiTheme="majorHAnsi"/>
+      <w:spacing w:val="-10"/>
+      <w:kern w:val="28"/>
+      <w:sz w:val="56"/>
+      <w:szCs w:val="56"/>
+    </w:rPr>
+  </w:style>
+  <w:style w:customStyle="1" w:styleId="TitleChar" w:type="character">
+    <w:name w:val="Title Char"/>
+    <w:basedOn w:val="DefaultParagraphFont"/>
+    <w:link w:val="Title"/>
+    <w:uiPriority w:val="10"/>
+    <w:rsid w:val="00A10FD9"/>
+    <w:rPr>
+      <w:rFonts w:asciiTheme="majorHAnsi" w:cstheme="majorBidi" w:eastAsiaTheme="majorEastAsia" w:hAnsiTheme="majorHAnsi"/>
+      <w:spacing w:val="-10"/>
+      <w:kern w:val="28"/>
+      <w:sz w:val="56"/>
+      <w:szCs w:val="56"/>
+    </w:rPr>
+  </w:style>
+  <w:style w:styleId="Subtitle" w:type="paragraph">
+    <w:name w:val="Subtitle"/>
+    <w:basedOn w:val="Title"/>
+    <w:next w:val="BodyText"/>
+    <w:link w:val="SubtitleChar"/>
+    <w:uiPriority w:val="11"/>
+    <w:qFormat/>
+    <w:rsid w:val="00A10FD9"/>
+    <w:pPr>
+      <w:numPr>
+        <w:ilvl w:val="1"/>
+      </w:numPr>
+    </w:pPr>
+    <w:rPr>
+      <w:rFonts w:cstheme="majorBidi" w:eastAsiaTheme="majorEastAsia"/>
+      <w:spacing w:val="15"/>
+      <w:sz w:val="28"/>
+      <w:szCs w:val="28"/>
+    </w:rPr>
+  </w:style>
+  <w:style w:customStyle="1" w:styleId="SubtitleChar" w:type="character">
+    <w:name w:val="Subtitle Char"/>
+    <w:basedOn w:val="DefaultParagraphFont"/>
+    <w:link w:val="Subtitle"/>
+    <w:uiPriority w:val="11"/>
+    <w:rsid w:val="00A10FD9"/>
+    <w:rPr>
+      <w:rFonts w:cstheme="majorBidi" w:eastAsiaTheme="majorEastAsia"/>
+      <w:color w:themeColor="text1" w:themeTint="A6" w:val="595959"/>
+      <w:spacing w:val="15"/>
+      <w:sz w:val="28"/>
+      <w:szCs w:val="28"/>
+    </w:rPr>
+  </w:style>
+  <w:style w:customStyle="1" w:styleId="Author" w:type="paragraph">
+    <w:name w:val="Author"/>
+    <w:next w:val="BodyText"/>
+    <w:qFormat/>
+    <w:pPr>
+      <w:keepNext/>
+      <w:keepLines/>
+      <w:jc w:val="center"/>
+    </w:pPr>
+  </w:style>
+  <w:style w:styleId="Date" w:type="paragraph">
+    <w:name w:val="Date"/>
+    <w:next w:val="BodyText"/>
+    <w:qFormat/>
+    <w:pPr>
+      <w:keepNext/>
+      <w:keepLines/>
+      <w:jc w:val="center"/>
+    </w:pPr>
+  </w:style>
+  <w:style w:customStyle="1" w:styleId="AbstractTitle" w:type="paragraph">
+    <w:name w:val="Abstract Title"/>
+    <w:basedOn w:val="Normal"/>
+    <w:next w:val="Abstract"/>
+    <w:qFormat/>
+    <w:pPr>
+      <w:keepNext/>
+      <w:keepLines/>
+      <w:spacing w:after="0" w:before="300"/>
+      <w:jc w:val="center"/>
+    </w:pPr>
+    <w:rPr>
+      <w:b/>
+      <w:sz w:val="20"/>
+      <w:szCs w:val="20"/>
+    </w:rPr>
+  </w:style>
+  <w:style w:customStyle="1" w:styleId="Abstract" w:type="paragraph">
+    <w:name w:val="Abstract"/>
+    <w:basedOn w:val="Normal"/>
+    <w:next w:val="BodyText"/>
+    <w:qFormat/>
+    <w:pPr>
+      <w:keepNext/>
+      <w:keepLines/>
+      <w:spacing w:after="300" w:before="100"/>
+    </w:pPr>
+    <w:rPr>
+      <w:sz w:val="20"/>
+      <w:szCs w:val="20"/>
+    </w:rPr>
+  </w:style>
+  <w:style w:styleId="Bibliography" w:type="paragraph">
+    <w:name w:val="Bibliography"/>
+    <w:basedOn w:val="Normal"/>
+    <w:next w:val="Bibliography"/>
+    <w:qFormat/>
+    <w:pPr/>
+    <w:rPr/>
+  </w:style>
+  <w:style w:styleId="Heading1" w:type="paragraph">
     <w:name w:val="heading 1"/>
     <w:basedOn w:val="Normal"/>
     <w:next w:val="BodyText"/>
@@ -5240,17 +5168,17 @@
     <w:pPr>
       <w:keepNext/>
       <w:keepLines/>
-      <w:spacing w:before="360" w:after="80"/>
+      <w:spacing w:after="80" w:before="360"/>
       <w:outlineLvl w:val="0"/>
     </w:pPr>
     <w:rPr>
-      <w:rFonts w:asciiTheme="majorHAnsi" w:eastAsiaTheme="majorEastAsia" w:hAnsiTheme="majorHAnsi" w:cstheme="majorBidi"/>
-      <w:color w:val="0F4761" w:themeColor="accent1" w:themeShade="BF"/>
+      <w:rFonts w:asciiTheme="majorHAnsi" w:cstheme="majorBidi" w:eastAsiaTheme="majorEastAsia" w:hAnsiTheme="majorHAnsi"/>
+      <w:color w:themeColor="accent1" w:themeShade="BF" w:val="0F4761"/>
       <w:sz w:val="40"/>
       <w:szCs w:val="40"/>
     </w:rPr>
   </w:style>
-  <w:style w:type="paragraph" w:styleId="Heading2">
+  <w:style w:styleId="Heading2" w:type="paragraph">
     <w:name w:val="heading 2"/>
     <w:basedOn w:val="Normal"/>
     <w:next w:val="BodyText"/>
@@ -5263,17 +5191,17 @@
     <w:pPr>
       <w:keepNext/>
       <w:keepLines/>
-      <w:spacing w:before="160" w:after="80"/>
+      <w:spacing w:after="80" w:before="160"/>
       <w:outlineLvl w:val="1"/>
     </w:pPr>
     <w:rPr>
-      <w:rFonts w:asciiTheme="majorHAnsi" w:eastAsiaTheme="majorEastAsia" w:hAnsiTheme="majorHAnsi" w:cstheme="majorBidi"/>
-      <w:color w:val="0F4761" w:themeColor="accent1" w:themeShade="BF"/>
+      <w:rFonts w:asciiTheme="majorHAnsi" w:cstheme="majorBidi" w:eastAsiaTheme="majorEastAsia" w:hAnsiTheme="majorHAnsi"/>
+      <w:color w:themeColor="accent1" w:themeShade="BF" w:val="0F4761"/>
       <w:sz w:val="32"/>
       <w:szCs w:val="32"/>
     </w:rPr>
   </w:style>
-  <w:style w:type="paragraph" w:styleId="Heading3">
+  <w:style w:styleId="Heading3" w:type="paragraph">
     <w:name w:val="heading 3"/>
     <w:basedOn w:val="Normal"/>
     <w:next w:val="BodyText"/>
@@ -5286,17 +5214,17 @@
     <w:pPr>
       <w:keepNext/>
       <w:keepLines/>
-      <w:spacing w:before="160" w:after="80"/>
+      <w:spacing w:after="80" w:before="160"/>
       <w:outlineLvl w:val="2"/>
     </w:pPr>
     <w:rPr>
-      <w:rFonts w:eastAsiaTheme="majorEastAsia" w:cstheme="majorBidi"/>
-      <w:color w:val="0F4761" w:themeColor="accent1" w:themeShade="BF"/>
+      <w:rFonts w:cstheme="majorBidi" w:eastAsiaTheme="majorEastAsia"/>
+      <w:color w:themeColor="accent1" w:themeShade="BF" w:val="0F4761"/>
       <w:sz w:val="28"/>
       <w:szCs w:val="28"/>
     </w:rPr>
   </w:style>
-  <w:style w:type="paragraph" w:styleId="Heading4">
+  <w:style w:styleId="Heading4" w:type="paragraph">
     <w:name w:val="heading 4"/>
     <w:basedOn w:val="Normal"/>
     <w:next w:val="BodyText"/>
@@ -5309,17 +5237,17 @@
     <w:pPr>
       <w:keepNext/>
       <w:keepLines/>
-      <w:spacing w:before="80" w:after="40"/>
+      <w:spacing w:after="40" w:before="80"/>
       <w:outlineLvl w:val="3"/>
     </w:pPr>
     <w:rPr>
-      <w:rFonts w:eastAsiaTheme="majorEastAsia" w:cstheme="majorBidi"/>
+      <w:rFonts w:cstheme="majorBidi" w:eastAsiaTheme="majorEastAsia"/>
       <w:i/>
       <w:iCs/>
-      <w:color w:val="0F4761" w:themeColor="accent1" w:themeShade="BF"/>
+      <w:color w:themeColor="accent1" w:themeShade="BF" w:val="0F4761"/>
     </w:rPr>
   </w:style>
-  <w:style w:type="paragraph" w:styleId="Heading5">
+  <w:style w:styleId="Heading5" w:type="paragraph">
     <w:name w:val="heading 5"/>
     <w:basedOn w:val="Normal"/>
     <w:next w:val="BodyText"/>
@@ -5332,15 +5260,15 @@
     <w:pPr>
       <w:keepNext/>
       <w:keepLines/>
-      <w:spacing w:before="80" w:after="40"/>
+      <w:spacing w:after="40" w:before="80"/>
       <w:outlineLvl w:val="4"/>
     </w:pPr>
     <w:rPr>
-      <w:rFonts w:eastAsiaTheme="majorEastAsia" w:cstheme="majorBidi"/>
-      <w:color w:val="0F4761" w:themeColor="accent1" w:themeShade="BF"/>
+      <w:rFonts w:cstheme="majorBidi" w:eastAsiaTheme="majorEastAsia"/>
+      <w:color w:themeColor="accent1" w:themeShade="BF" w:val="0F4761"/>
     </w:rPr>
   </w:style>
-  <w:style w:type="paragraph" w:styleId="Heading6">
+  <w:style w:styleId="Heading6" w:type="paragraph">
     <w:name w:val="heading 6"/>
     <w:basedOn w:val="Normal"/>
     <w:next w:val="BodyText"/>
@@ -5353,17 +5281,17 @@
     <w:pPr>
       <w:keepNext/>
       <w:keepLines/>
-      <w:spacing w:before="40" w:after="0"/>
+      <w:spacing w:after="0" w:before="40"/>
       <w:outlineLvl w:val="5"/>
     </w:pPr>
     <w:rPr>
-      <w:rFonts w:eastAsiaTheme="majorEastAsia" w:cstheme="majorBidi"/>
+      <w:rFonts w:cstheme="majorBidi" w:eastAsiaTheme="majorEastAsia"/>
       <w:i/>
       <w:iCs/>
-      <w:color w:val="595959" w:themeColor="text1" w:themeTint="A6"/>
+      <w:color w:themeColor="text1" w:themeTint="A6" w:val="595959"/>
     </w:rPr>
   </w:style>
-  <w:style w:type="paragraph" w:styleId="Heading7">
+  <w:style w:styleId="Heading7" w:type="paragraph">
     <w:name w:val="heading 7"/>
     <w:basedOn w:val="Normal"/>
     <w:next w:val="BodyText"/>
@@ -5376,15 +5304,15 @@
     <w:pPr>
       <w:keepNext/>
       <w:keepLines/>
-      <w:spacing w:before="40" w:after="0"/>
+      <w:spacing w:after="0" w:before="40"/>
       <w:outlineLvl w:val="6"/>
     </w:pPr>
     <w:rPr>
-      <w:rFonts w:eastAsiaTheme="majorEastAsia" w:cstheme="majorBidi"/>
-      <w:color w:val="595959" w:themeColor="text1" w:themeTint="A6"/>
+      <w:rFonts w:cstheme="majorBidi" w:eastAsiaTheme="majorEastAsia"/>
+      <w:color w:themeColor="text1" w:themeTint="A6" w:val="595959"/>
     </w:rPr>
   </w:style>
-  <w:style w:type="paragraph" w:styleId="Heading8">
+  <w:style w:styleId="Heading8" w:type="paragraph">
     <w:name w:val="heading 8"/>
     <w:basedOn w:val="Normal"/>
     <w:next w:val="BodyText"/>
@@ -5401,13 +5329,13 @@
       <w:outlineLvl w:val="7"/>
     </w:pPr>
     <w:rPr>
-      <w:rFonts w:eastAsiaTheme="majorEastAsia" w:cstheme="majorBidi"/>
+      <w:rFonts w:cstheme="majorBidi" w:eastAsiaTheme="majorEastAsia"/>
       <w:i/>
       <w:iCs/>
-      <w:color w:val="272727" w:themeColor="text1" w:themeTint="D8"/>
+      <w:color w:themeColor="text1" w:themeTint="D8" w:val="272727"/>
     </w:rPr>
   </w:style>
-  <w:style w:type="paragraph" w:styleId="Heading9">
+  <w:style w:styleId="Heading9" w:type="paragraph">
     <w:name w:val="heading 9"/>
     <w:basedOn w:val="Normal"/>
     <w:next w:val="BodyText"/>
@@ -5424,198 +5352,24 @@
       <w:outlineLvl w:val="8"/>
     </w:pPr>
     <w:rPr>
-      <w:rFonts w:eastAsiaTheme="majorEastAsia" w:cstheme="majorBidi"/>
-      <w:color w:val="272727" w:themeColor="text1" w:themeTint="D8"/>
+      <w:rFonts w:cstheme="majorBidi" w:eastAsiaTheme="majorEastAsia"/>
+      <w:color w:themeColor="text1" w:themeTint="D8" w:val="272727"/>
     </w:rPr>
   </w:style>
-  <w:style w:type="character" w:default="1" w:styleId="DefaultParagraphFont">
-    <w:name w:val="Default Paragraph Font"/>
-    <w:uiPriority w:val="1"/>
-    <w:semiHidden/>
-    <w:unhideWhenUsed/>
-  </w:style>
-  <w:style w:type="table" w:default="1" w:styleId="TableNormal">
-    <w:name w:val="Normal Table"/>
-    <w:uiPriority w:val="99"/>
-    <w:semiHidden/>
-    <w:unhideWhenUsed/>
-    <w:tblPr>
-      <w:tblInd w:w="0" w:type="dxa"/>
-      <w:tblCellMar>
-        <w:top w:w="0" w:type="dxa"/>
-        <w:left w:w="108" w:type="dxa"/>
-        <w:bottom w:w="0" w:type="dxa"/>
-        <w:right w:w="108" w:type="dxa"/>
-      </w:tblCellMar>
-    </w:tblPr>
-  </w:style>
-  <w:style w:type="numbering" w:default="1" w:styleId="NoList">
-    <w:name w:val="No List"/>
-    <w:uiPriority w:val="99"/>
-    <w:semiHidden/>
-    <w:unhideWhenUsed/>
-  </w:style>
-  <w:style w:type="paragraph" w:styleId="BodyText">
-    <w:name w:val="Body Text"/>
-    <w:basedOn w:val="Normal"/>
-    <w:qFormat/>
-    <w:pPr>
-      <w:spacing w:before="180" w:after="180"/>
-    </w:pPr>
-  </w:style>
-  <w:style w:type="paragraph" w:customStyle="1" w:styleId="FirstParagraph">
-    <w:name w:val="First Paragraph"/>
-    <w:basedOn w:val="BodyText"/>
-    <w:next w:val="BodyText"/>
-    <w:qFormat/>
-  </w:style>
-  <w:style w:type="paragraph" w:customStyle="1" w:styleId="Compact">
-    <w:name w:val="Compact"/>
-    <w:basedOn w:val="BodyText"/>
-    <w:qFormat/>
-    <w:pPr>
-      <w:spacing w:before="36" w:after="36"/>
-    </w:pPr>
-  </w:style>
-  <w:style w:type="paragraph" w:styleId="Title">
-    <w:name w:val="Title"/>
-    <w:basedOn w:val="Normal"/>
-    <w:next w:val="BodyText"/>
-    <w:link w:val="TitleChar"/>
-    <w:uiPriority w:val="10"/>
-    <w:qFormat/>
-    <w:rsid w:val="00A10FD9"/>
-    <w:pPr>
-      <w:spacing w:after="80"/>
-      <w:contextualSpacing/>
-      <w:jc w:val="center"/>
-    </w:pPr>
-    <w:rPr>
-      <w:rFonts w:asciiTheme="majorHAnsi" w:eastAsiaTheme="majorEastAsia" w:hAnsiTheme="majorHAnsi" w:cstheme="majorBidi"/>
-      <w:spacing w:val="-10"/>
-      <w:kern w:val="28"/>
-      <w:sz w:val="56"/>
-      <w:szCs w:val="56"/>
-    </w:rPr>
-  </w:style>
-  <w:style w:type="character" w:customStyle="1" w:styleId="TitleChar">
-    <w:name w:val="Title Char"/>
-    <w:basedOn w:val="DefaultParagraphFont"/>
-    <w:link w:val="Title"/>
-    <w:uiPriority w:val="10"/>
-    <w:rsid w:val="00A10FD9"/>
-    <w:rPr>
-      <w:rFonts w:asciiTheme="majorHAnsi" w:eastAsiaTheme="majorEastAsia" w:hAnsiTheme="majorHAnsi" w:cstheme="majorBidi"/>
-      <w:spacing w:val="-10"/>
-      <w:kern w:val="28"/>
-      <w:sz w:val="56"/>
-      <w:szCs w:val="56"/>
-    </w:rPr>
-  </w:style>
-  <w:style w:type="paragraph" w:styleId="Subtitle">
-    <w:name w:val="Subtitle"/>
-    <w:basedOn w:val="Title"/>
-    <w:next w:val="BodyText"/>
-    <w:link w:val="SubtitleChar"/>
-    <w:uiPriority w:val="11"/>
-    <w:qFormat/>
-    <w:rsid w:val="00A10FD9"/>
-    <w:pPr>
-      <w:numPr>
-        <w:ilvl w:val="1"/>
-      </w:numPr>
-    </w:pPr>
-    <w:rPr>
-      <w:spacing w:val="15"/>
-      <w:sz w:val="28"/>
-      <w:szCs w:val="28"/>
-    </w:rPr>
-  </w:style>
-  <w:style w:type="character" w:customStyle="1" w:styleId="SubtitleChar">
-    <w:name w:val="Subtitle Char"/>
-    <w:basedOn w:val="DefaultParagraphFont"/>
-    <w:link w:val="Subtitle"/>
-    <w:uiPriority w:val="11"/>
-    <w:rsid w:val="00A10FD9"/>
-    <w:rPr>
-      <w:rFonts w:eastAsiaTheme="majorEastAsia" w:cstheme="majorBidi"/>
-      <w:color w:val="595959" w:themeColor="text1" w:themeTint="A6"/>
-      <w:spacing w:val="15"/>
-      <w:sz w:val="28"/>
-      <w:szCs w:val="28"/>
-    </w:rPr>
-  </w:style>
-  <w:style w:type="paragraph" w:customStyle="1" w:styleId="Author">
-    <w:name w:val="Author"/>
-    <w:next w:val="BodyText"/>
-    <w:qFormat/>
-    <w:pPr>
-      <w:keepNext/>
-      <w:keepLines/>
-      <w:jc w:val="center"/>
-    </w:pPr>
-  </w:style>
-  <w:style w:type="paragraph" w:styleId="Date">
-    <w:name w:val="Date"/>
-    <w:next w:val="BodyText"/>
-    <w:qFormat/>
-    <w:pPr>
-      <w:keepNext/>
-      <w:keepLines/>
-      <w:jc w:val="center"/>
-    </w:pPr>
-  </w:style>
-  <w:style w:type="paragraph" w:customStyle="1" w:styleId="AbstractTitle">
-    <w:name w:val="Abstract Title"/>
-    <w:basedOn w:val="Normal"/>
-    <w:next w:val="Abstract"/>
-    <w:qFormat/>
-    <w:pPr>
-      <w:keepNext/>
-      <w:keepLines/>
-      <w:spacing w:before="300" w:after="0"/>
-      <w:jc w:val="center"/>
-    </w:pPr>
-    <w:rPr>
-      <w:b/>
-      <w:sz w:val="20"/>
-      <w:szCs w:val="20"/>
-    </w:rPr>
-  </w:style>
-  <w:style w:type="paragraph" w:customStyle="1" w:styleId="Abstract">
-    <w:name w:val="Abstract"/>
-    <w:basedOn w:val="Normal"/>
-    <w:next w:val="BodyText"/>
-    <w:qFormat/>
-    <w:pPr>
-      <w:keepNext/>
-      <w:keepLines/>
-      <w:spacing w:before="100" w:after="300"/>
-    </w:pPr>
-    <w:rPr>
-      <w:sz w:val="20"/>
-      <w:szCs w:val="20"/>
-    </w:rPr>
-  </w:style>
-  <w:style w:type="paragraph" w:styleId="Bibliography">
-    <w:name w:val="Bibliography"/>
-    <w:basedOn w:val="Normal"/>
-    <w:qFormat/>
-  </w:style>
-  <w:style w:type="character" w:customStyle="1" w:styleId="Heading1Char">
+  <w:style w:customStyle="1" w:styleId="Heading1Char" w:type="character">
     <w:name w:val="Heading 1 Char"/>
     <w:basedOn w:val="DefaultParagraphFont"/>
     <w:link w:val="Heading1"/>
     <w:uiPriority w:val="9"/>
     <w:rsid w:val="00A10FD9"/>
     <w:rPr>
-      <w:rFonts w:asciiTheme="majorHAnsi" w:eastAsiaTheme="majorEastAsia" w:hAnsiTheme="majorHAnsi" w:cstheme="majorBidi"/>
-      <w:color w:val="0F4761" w:themeColor="accent1" w:themeShade="BF"/>
+      <w:rFonts w:asciiTheme="majorHAnsi" w:cstheme="majorBidi" w:eastAsiaTheme="majorEastAsia" w:hAnsiTheme="majorHAnsi"/>
+      <w:color w:themeColor="accent1" w:themeShade="BF" w:val="0F4761"/>
       <w:sz w:val="40"/>
       <w:szCs w:val="40"/>
     </w:rPr>
   </w:style>
-  <w:style w:type="character" w:customStyle="1" w:styleId="Heading2Char">
+  <w:style w:customStyle="1" w:styleId="Heading2Char" w:type="character">
     <w:name w:val="Heading 2 Char"/>
     <w:basedOn w:val="DefaultParagraphFont"/>
     <w:link w:val="Heading2"/>
@@ -5623,13 +5377,13 @@
     <w:semiHidden/>
     <w:rsid w:val="00A10FD9"/>
     <w:rPr>
-      <w:rFonts w:asciiTheme="majorHAnsi" w:eastAsiaTheme="majorEastAsia" w:hAnsiTheme="majorHAnsi" w:cstheme="majorBidi"/>
-      <w:color w:val="0F4761" w:themeColor="accent1" w:themeShade="BF"/>
+      <w:rFonts w:asciiTheme="majorHAnsi" w:cstheme="majorBidi" w:eastAsiaTheme="majorEastAsia" w:hAnsiTheme="majorHAnsi"/>
+      <w:color w:themeColor="accent1" w:themeShade="BF" w:val="0F4761"/>
       <w:sz w:val="32"/>
       <w:szCs w:val="32"/>
     </w:rPr>
   </w:style>
-  <w:style w:type="character" w:customStyle="1" w:styleId="Heading3Char">
+  <w:style w:customStyle="1" w:styleId="Heading3Char" w:type="character">
     <w:name w:val="Heading 3 Char"/>
     <w:basedOn w:val="DefaultParagraphFont"/>
     <w:link w:val="Heading3"/>
@@ -5637,13 +5391,13 @@
     <w:semiHidden/>
     <w:rsid w:val="00A10FD9"/>
     <w:rPr>
-      <w:rFonts w:eastAsiaTheme="majorEastAsia" w:cstheme="majorBidi"/>
-      <w:color w:val="0F4761" w:themeColor="accent1" w:themeShade="BF"/>
+      <w:rFonts w:cstheme="majorBidi" w:eastAsiaTheme="majorEastAsia"/>
+      <w:color w:themeColor="accent1" w:themeShade="BF" w:val="0F4761"/>
       <w:sz w:val="28"/>
       <w:szCs w:val="28"/>
     </w:rPr>
   </w:style>
-  <w:style w:type="character" w:customStyle="1" w:styleId="Heading4Char">
+  <w:style w:customStyle="1" w:styleId="Heading4Char" w:type="character">
     <w:name w:val="Heading 4 Char"/>
     <w:basedOn w:val="DefaultParagraphFont"/>
     <w:link w:val="Heading4"/>
@@ -5651,13 +5405,13 @@
     <w:semiHidden/>
     <w:rsid w:val="00A10FD9"/>
     <w:rPr>
-      <w:rFonts w:eastAsiaTheme="majorEastAsia" w:cstheme="majorBidi"/>
+      <w:rFonts w:cstheme="majorBidi" w:eastAsiaTheme="majorEastAsia"/>
       <w:i/>
       <w:iCs/>
-      <w:color w:val="0F4761" w:themeColor="accent1" w:themeShade="BF"/>
+      <w:color w:themeColor="accent1" w:themeShade="BF" w:val="0F4761"/>
     </w:rPr>
   </w:style>
-  <w:style w:type="character" w:customStyle="1" w:styleId="Heading5Char">
+  <w:style w:customStyle="1" w:styleId="Heading5Char" w:type="character">
     <w:name w:val="Heading 5 Char"/>
     <w:basedOn w:val="DefaultParagraphFont"/>
     <w:link w:val="Heading5"/>
@@ -5665,11 +5419,11 @@
     <w:semiHidden/>
     <w:rsid w:val="00A10FD9"/>
     <w:rPr>
-      <w:rFonts w:eastAsiaTheme="majorEastAsia" w:cstheme="majorBidi"/>
-      <w:color w:val="0F4761" w:themeColor="accent1" w:themeShade="BF"/>
+      <w:rFonts w:cstheme="majorBidi" w:eastAsiaTheme="majorEastAsia"/>
+      <w:color w:themeColor="accent1" w:themeShade="BF" w:val="0F4761"/>
     </w:rPr>
   </w:style>
-  <w:style w:type="character" w:customStyle="1" w:styleId="Heading6Char">
+  <w:style w:customStyle="1" w:styleId="Heading6Char" w:type="character">
     <w:name w:val="Heading 6 Char"/>
     <w:basedOn w:val="DefaultParagraphFont"/>
     <w:link w:val="Heading6"/>
@@ -5677,13 +5431,13 @@
     <w:semiHidden/>
     <w:rsid w:val="00A10FD9"/>
     <w:rPr>
-      <w:rFonts w:eastAsiaTheme="majorEastAsia" w:cstheme="majorBidi"/>
+      <w:rFonts w:cstheme="majorBidi" w:eastAsiaTheme="majorEastAsia"/>
       <w:i/>
       <w:iCs/>
-      <w:color w:val="595959" w:themeColor="text1" w:themeTint="A6"/>
+      <w:color w:themeColor="text1" w:themeTint="A6" w:val="595959"/>
     </w:rPr>
   </w:style>
-  <w:style w:type="character" w:customStyle="1" w:styleId="Heading7Char">
+  <w:style w:customStyle="1" w:styleId="Heading7Char" w:type="character">
     <w:name w:val="Heading 7 Char"/>
     <w:basedOn w:val="DefaultParagraphFont"/>
     <w:link w:val="Heading7"/>
@@ -5691,11 +5445,11 @@
     <w:semiHidden/>
     <w:rsid w:val="00A10FD9"/>
     <w:rPr>
-      <w:rFonts w:eastAsiaTheme="majorEastAsia" w:cstheme="majorBidi"/>
-      <w:color w:val="595959" w:themeColor="text1" w:themeTint="A6"/>
+      <w:rFonts w:cstheme="majorBidi" w:eastAsiaTheme="majorEastAsia"/>
+      <w:color w:themeColor="text1" w:themeTint="A6" w:val="595959"/>
     </w:rPr>
   </w:style>
-  <w:style w:type="character" w:customStyle="1" w:styleId="Heading8Char">
+  <w:style w:customStyle="1" w:styleId="Heading8Char" w:type="character">
     <w:name w:val="Heading 8 Char"/>
     <w:basedOn w:val="DefaultParagraphFont"/>
     <w:link w:val="Heading8"/>
@@ -5703,13 +5457,13 @@
     <w:semiHidden/>
     <w:rsid w:val="00A10FD9"/>
     <w:rPr>
-      <w:rFonts w:eastAsiaTheme="majorEastAsia" w:cstheme="majorBidi"/>
+      <w:rFonts w:cstheme="majorBidi" w:eastAsiaTheme="majorEastAsia"/>
       <w:i/>
       <w:iCs/>
-      <w:color w:val="272727" w:themeColor="text1" w:themeTint="D8"/>
+      <w:color w:themeColor="text1" w:themeTint="D8" w:val="272727"/>
     </w:rPr>
   </w:style>
-  <w:style w:type="character" w:customStyle="1" w:styleId="Heading9Char">
+  <w:style w:customStyle="1" w:styleId="Heading9Char" w:type="character">
     <w:name w:val="Heading 9 Char"/>
     <w:basedOn w:val="DefaultParagraphFont"/>
     <w:link w:val="Heading9"/>
@@ -5717,11 +5471,11 @@
     <w:semiHidden/>
     <w:rsid w:val="00A10FD9"/>
     <w:rPr>
-      <w:rFonts w:eastAsiaTheme="majorEastAsia" w:cstheme="majorBidi"/>
-      <w:color w:val="272727" w:themeColor="text1" w:themeTint="D8"/>
+      <w:rFonts w:cstheme="majorBidi" w:eastAsiaTheme="majorEastAsia"/>
+      <w:color w:themeColor="text1" w:themeTint="D8" w:val="272727"/>
     </w:rPr>
   </w:style>
-  <w:style w:type="paragraph" w:styleId="BlockText">
+  <w:style w:styleId="BlockText" w:type="paragraph">
     <w:name w:val="Block Text"/>
     <w:basedOn w:val="BodyText"/>
     <w:next w:val="BodyText"/>
@@ -5729,18 +5483,19 @@
     <w:unhideWhenUsed/>
     <w:qFormat/>
     <w:pPr>
-      <w:spacing w:before="100" w:after="100"/>
-      <w:ind w:left="480" w:right="480"/>
+      <w:spacing w:after="100" w:before="100"/>
+      <w:ind w:firstLine="0" w:left="480" w:right="480"/>
     </w:pPr>
   </w:style>
-  <w:style w:type="paragraph" w:styleId="FootnoteText">
-    <w:name w:val="footnote text"/>
+  <w:style w:styleId="FootnoteText" w:type="paragraph">
+    <w:name w:val="Footnote Text"/>
     <w:basedOn w:val="Normal"/>
+    <w:next w:val="FootnoteText"/>
     <w:uiPriority w:val="9"/>
     <w:unhideWhenUsed/>
     <w:qFormat/>
   </w:style>
-  <w:style w:type="paragraph" w:customStyle="1" w:styleId="FootnoteBlockText">
+  <w:style w:styleId="FootnoteBlockText" w:type="paragraph">
     <w:name w:val="Footnote Block Text"/>
     <w:basedOn w:val="FootnoteText"/>
     <w:next w:val="FootnoteText"/>
@@ -5748,40 +5503,47 @@
     <w:unhideWhenUsed/>
     <w:qFormat/>
     <w:pPr>
-      <w:spacing w:before="100" w:after="100"/>
-      <w:ind w:left="480" w:right="480"/>
+      <w:spacing w:after="100" w:before="100"/>
+      <w:ind w:firstLine="0" w:left="480" w:right="480"/>
     </w:pPr>
   </w:style>
-  <w:style w:type="table" w:customStyle="1" w:styleId="Table">
+  <w:style w:default="1" w:styleId="DefaultParagraphFont" w:type="character">
+    <w:name w:val="Default Paragraph Font"/>
+    <w:semiHidden/>
+    <w:unhideWhenUsed/>
+  </w:style>
+  <w:style w:default="1" w:styleId="Table" w:type="table">
     <w:name w:val="Table"/>
+    <w:basedOn w:val="TableNormal"/>
     <w:semiHidden/>
     <w:unhideWhenUsed/>
     <w:qFormat/>
     <w:tblPr>
-      <w:tblInd w:w="0" w:type="dxa"/>
+      <w:tblInd w:type="dxa" w:w="0"/>
       <w:tblCellMar>
-        <w:top w:w="0" w:type="dxa"/>
-        <w:left w:w="108" w:type="dxa"/>
-        <w:bottom w:w="0" w:type="dxa"/>
-        <w:right w:w="108" w:type="dxa"/>
+        <w:top w:type="dxa" w:w="0"/>
+        <w:left w:type="dxa" w:w="108"/>
+        <w:bottom w:type="dxa" w:w="0"/>
+        <w:right w:type="dxa" w:w="108"/>
       </w:tblCellMar>
     </w:tblPr>
     <w:tblStylePr w:type="firstRow">
       <w:tblPr>
         <w:jc w:val="left"/>
+        <w:tblInd w:type="dxa" w:w="0"/>
       </w:tblPr>
       <w:trPr>
         <w:jc w:val="left"/>
       </w:trPr>
       <w:tcPr>
         <w:tcBorders>
-          <w:bottom w:val="single" w:sz="0" w:space="0" w:color="auto"/>
+          <w:bottom w:val="single"/>
         </w:tcBorders>
         <w:vAlign w:val="bottom"/>
       </w:tcPr>
     </w:tblStylePr>
   </w:style>
-  <w:style w:type="paragraph" w:customStyle="1" w:styleId="DefinitionTerm">
+  <w:style w:customStyle="1" w:styleId="DefinitionTerm" w:type="paragraph">
     <w:name w:val="Definition Term"/>
     <w:basedOn w:val="Normal"/>
     <w:next w:val="Definition"/>
@@ -5794,76 +5556,75 @@
       <w:b/>
     </w:rPr>
   </w:style>
-  <w:style w:type="paragraph" w:customStyle="1" w:styleId="Definition">
+  <w:style w:customStyle="1" w:styleId="Definition" w:type="paragraph">
     <w:name w:val="Definition"/>
     <w:basedOn w:val="Normal"/>
   </w:style>
-  <w:style w:type="paragraph" w:styleId="Caption">
-    <w:name w:val="caption"/>
+  <w:style w:styleId="Caption" w:type="paragraph">
+    <w:name w:val="Caption"/>
     <w:basedOn w:val="Normal"/>
-    <w:link w:val="CaptionChar"/>
+    <w:link w:val="BodyTextChar"/>
     <w:pPr>
-      <w:spacing w:after="120"/>
+      <w:spacing w:after="120" w:before="0"/>
     </w:pPr>
     <w:rPr>
       <w:i/>
     </w:rPr>
   </w:style>
-  <w:style w:type="paragraph" w:customStyle="1" w:styleId="TableCaption">
+  <w:style w:customStyle="1" w:styleId="TableCaption" w:type="paragraph">
     <w:name w:val="Table Caption"/>
     <w:basedOn w:val="Caption"/>
     <w:pPr>
       <w:keepNext/>
     </w:pPr>
   </w:style>
-  <w:style w:type="paragraph" w:customStyle="1" w:styleId="ImageCaption">
+  <w:style w:customStyle="1" w:styleId="ImageCaption" w:type="paragraph">
     <w:name w:val="Image Caption"/>
     <w:basedOn w:val="Caption"/>
   </w:style>
-  <w:style w:type="paragraph" w:customStyle="1" w:styleId="Figure">
+  <w:style w:customStyle="1" w:styleId="Figure" w:type="paragraph">
     <w:name w:val="Figure"/>
     <w:basedOn w:val="Normal"/>
   </w:style>
-  <w:style w:type="paragraph" w:customStyle="1" w:styleId="CaptionedFigure">
+  <w:style w:customStyle="1" w:styleId="CaptionedFigure" w:type="paragraph">
     <w:name w:val="Captioned Figure"/>
     <w:basedOn w:val="Figure"/>
     <w:pPr>
       <w:keepNext/>
     </w:pPr>
   </w:style>
-  <w:style w:type="character" w:customStyle="1" w:styleId="CaptionChar">
-    <w:name w:val="Caption Char"/>
+  <w:style w:customStyle="1" w:styleId="BodyTextChar" w:type="character">
+    <w:name w:val="Body Text Char"/>
     <w:basedOn w:val="DefaultParagraphFont"/>
-    <w:link w:val="Caption"/>
-  </w:style>
-  <w:style w:type="character" w:customStyle="1" w:styleId="VerbatimChar">
+    <w:link w:val="BodyText"/>
+  </w:style>
+  <w:style w:customStyle="1" w:styleId="VerbatimChar" w:type="character">
     <w:name w:val="Verbatim Char"/>
-    <w:basedOn w:val="CaptionChar"/>
-    <w:link w:val="SourceCode"/>
+    <w:basedOn w:val="BodyTextChar"/>
     <w:rPr>
       <w:rFonts w:ascii="Consolas" w:hAnsi="Consolas"/>
       <w:sz w:val="22"/>
     </w:rPr>
   </w:style>
-  <w:style w:type="character" w:customStyle="1" w:styleId="SectionNumber">
+  <w:style w:customStyle="1" w:styleId="SectionNumber" w:type="character">
     <w:name w:val="Section Number"/>
-    <w:basedOn w:val="CaptionChar"/>
-  </w:style>
-  <w:style w:type="character" w:styleId="FootnoteReference">
-    <w:name w:val="footnote reference"/>
-    <w:basedOn w:val="CaptionChar"/>
+    <w:basedOn w:val="BodyTextChar"/>
+  </w:style>
+  <w:style w:styleId="FootnoteReference" w:type="character">
+    <w:name w:val="Footnote Reference"/>
+    <w:basedOn w:val="BodyTextChar"/>
     <w:rPr>
       <w:vertAlign w:val="superscript"/>
     </w:rPr>
   </w:style>
-  <w:style w:type="character" w:styleId="Hyperlink">
+  <w:style w:styleId="Hyperlink" w:type="character">
     <w:name w:val="Hyperlink"/>
-    <w:basedOn w:val="CaptionChar"/>
+    <w:basedOn w:val="BodyTextChar"/>
     <w:rPr>
-      <w:color w:val="156082" w:themeColor="accent1"/>
+      <w:color w:themeColor="accent1" w:val="4F81BD"/>
     </w:rPr>
   </w:style>
-  <w:style w:type="paragraph" w:styleId="TOCHeading">
+  <w:style w:styleId="TOCHeading" w:type="paragraph">
     <w:name w:val="TOC Heading"/>
     <w:basedOn w:val="Heading1"/>
     <w:next w:val="BodyText"/>
@@ -5874,305 +5635,246 @@
       <w:spacing w:before="240" w:line="259" w:lineRule="auto"/>
       <w:outlineLvl w:val="9"/>
     </w:pPr>
+    <w:rPr>
+      <w:rFonts w:asciiTheme="majorHAnsi" w:cstheme="majorBidi" w:eastAsiaTheme="majorEastAsia" w:hAnsiTheme="majorHAnsi"/>
+      <w:b w:val="0"/>
+      <w:bCs w:val="0"/>
+      <w:color w:themeColor="accent1" w:themeShade="BF" w:val="365F91"/>
+    </w:rPr>
   </w:style>
   <w:style w:type="paragraph" w:customStyle="1" w:styleId="SourceCode">
     <w:name w:val="Source Code"/>
     <w:basedOn w:val="Normal"/>
     <w:link w:val="VerbatimChar"/>
     <w:pPr>
-      <w:wordWrap w:val="0"/>
+      <w:wordWrap w:val="off"/>
     </w:pPr>
   </w:style>
   <w:style w:type="character" w:customStyle="1" w:styleId="KeywordTok">
     <w:name w:val="KeywordTok"/>
     <w:basedOn w:val="VerbatimChar"/>
     <w:rPr>
-      <w:rFonts w:ascii="Consolas" w:hAnsi="Consolas"/>
       <w:b/>
       <w:color w:val="007020"/>
-      <w:sz w:val="22"/>
     </w:rPr>
   </w:style>
   <w:style w:type="character" w:customStyle="1" w:styleId="DataTypeTok">
     <w:name w:val="DataTypeTok"/>
     <w:basedOn w:val="VerbatimChar"/>
     <w:rPr>
-      <w:rFonts w:ascii="Consolas" w:hAnsi="Consolas"/>
       <w:color w:val="902000"/>
-      <w:sz w:val="22"/>
     </w:rPr>
   </w:style>
   <w:style w:type="character" w:customStyle="1" w:styleId="DecValTok">
     <w:name w:val="DecValTok"/>
     <w:basedOn w:val="VerbatimChar"/>
     <w:rPr>
-      <w:rFonts w:ascii="Consolas" w:hAnsi="Consolas"/>
-      <w:color w:val="40A070"/>
-      <w:sz w:val="22"/>
+      <w:color w:val="40a070"/>
     </w:rPr>
   </w:style>
   <w:style w:type="character" w:customStyle="1" w:styleId="BaseNTok">
     <w:name w:val="BaseNTok"/>
     <w:basedOn w:val="VerbatimChar"/>
     <w:rPr>
-      <w:rFonts w:ascii="Consolas" w:hAnsi="Consolas"/>
-      <w:color w:val="40A070"/>
-      <w:sz w:val="22"/>
+      <w:color w:val="40a070"/>
     </w:rPr>
   </w:style>
   <w:style w:type="character" w:customStyle="1" w:styleId="FloatTok">
     <w:name w:val="FloatTok"/>
     <w:basedOn w:val="VerbatimChar"/>
     <w:rPr>
-      <w:rFonts w:ascii="Consolas" w:hAnsi="Consolas"/>
-      <w:color w:val="40A070"/>
-      <w:sz w:val="22"/>
+      <w:color w:val="40a070"/>
     </w:rPr>
   </w:style>
   <w:style w:type="character" w:customStyle="1" w:styleId="ConstantTok">
     <w:name w:val="ConstantTok"/>
     <w:basedOn w:val="VerbatimChar"/>
     <w:rPr>
-      <w:rFonts w:ascii="Consolas" w:hAnsi="Consolas"/>
       <w:color w:val="880000"/>
-      <w:sz w:val="22"/>
     </w:rPr>
   </w:style>
   <w:style w:type="character" w:customStyle="1" w:styleId="CharTok">
     <w:name w:val="CharTok"/>
     <w:basedOn w:val="VerbatimChar"/>
     <w:rPr>
-      <w:rFonts w:ascii="Consolas" w:hAnsi="Consolas"/>
-      <w:color w:val="4070A0"/>
-      <w:sz w:val="22"/>
+      <w:color w:val="4070a0"/>
     </w:rPr>
   </w:style>
   <w:style w:type="character" w:customStyle="1" w:styleId="SpecialCharTok">
     <w:name w:val="SpecialCharTok"/>
     <w:basedOn w:val="VerbatimChar"/>
     <w:rPr>
-      <w:rFonts w:ascii="Consolas" w:hAnsi="Consolas"/>
-      <w:color w:val="4070A0"/>
-      <w:sz w:val="22"/>
+      <w:color w:val="4070a0"/>
     </w:rPr>
   </w:style>
   <w:style w:type="character" w:customStyle="1" w:styleId="StringTok">
     <w:name w:val="StringTok"/>
     <w:basedOn w:val="VerbatimChar"/>
     <w:rPr>
-      <w:rFonts w:ascii="Consolas" w:hAnsi="Consolas"/>
-      <w:color w:val="4070A0"/>
-      <w:sz w:val="22"/>
+      <w:color w:val="4070a0"/>
     </w:rPr>
   </w:style>
   <w:style w:type="character" w:customStyle="1" w:styleId="VerbatimStringTok">
     <w:name w:val="VerbatimStringTok"/>
     <w:basedOn w:val="VerbatimChar"/>
     <w:rPr>
-      <w:rFonts w:ascii="Consolas" w:hAnsi="Consolas"/>
-      <w:color w:val="4070A0"/>
-      <w:sz w:val="22"/>
+      <w:color w:val="4070a0"/>
     </w:rPr>
   </w:style>
   <w:style w:type="character" w:customStyle="1" w:styleId="SpecialStringTok">
     <w:name w:val="SpecialStringTok"/>
     <w:basedOn w:val="VerbatimChar"/>
     <w:rPr>
-      <w:rFonts w:ascii="Consolas" w:hAnsi="Consolas"/>
-      <w:color w:val="BB6688"/>
-      <w:sz w:val="22"/>
+      <w:color w:val="bb6688"/>
     </w:rPr>
   </w:style>
   <w:style w:type="character" w:customStyle="1" w:styleId="ImportTok">
     <w:name w:val="ImportTok"/>
     <w:basedOn w:val="VerbatimChar"/>
     <w:rPr>
-      <w:rFonts w:ascii="Consolas" w:hAnsi="Consolas"/>
       <w:b/>
       <w:color w:val="008000"/>
-      <w:sz w:val="22"/>
     </w:rPr>
   </w:style>
   <w:style w:type="character" w:customStyle="1" w:styleId="CommentTok">
     <w:name w:val="CommentTok"/>
     <w:basedOn w:val="VerbatimChar"/>
     <w:rPr>
-      <w:rFonts w:ascii="Consolas" w:hAnsi="Consolas"/>
       <w:i/>
-      <w:color w:val="60A0B0"/>
-      <w:sz w:val="22"/>
+      <w:color w:val="60a0b0"/>
     </w:rPr>
   </w:style>
   <w:style w:type="character" w:customStyle="1" w:styleId="DocumentationTok">
     <w:name w:val="DocumentationTok"/>
     <w:basedOn w:val="VerbatimChar"/>
     <w:rPr>
-      <w:rFonts w:ascii="Consolas" w:hAnsi="Consolas"/>
       <w:i/>
-      <w:color w:val="BA2121"/>
-      <w:sz w:val="22"/>
+      <w:color w:val="ba2121"/>
     </w:rPr>
   </w:style>
   <w:style w:type="character" w:customStyle="1" w:styleId="AnnotationTok">
     <w:name w:val="AnnotationTok"/>
     <w:basedOn w:val="VerbatimChar"/>
     <w:rPr>
-      <w:rFonts w:ascii="Consolas" w:hAnsi="Consolas"/>
       <w:b/>
       <w:i/>
-      <w:color w:val="60A0B0"/>
-      <w:sz w:val="22"/>
+      <w:color w:val="60a0b0"/>
     </w:rPr>
   </w:style>
   <w:style w:type="character" w:customStyle="1" w:styleId="CommentVarTok">
     <w:name w:val="CommentVarTok"/>
     <w:basedOn w:val="VerbatimChar"/>
     <w:rPr>
-      <w:rFonts w:ascii="Consolas" w:hAnsi="Consolas"/>
       <w:b/>
       <w:i/>
-      <w:color w:val="60A0B0"/>
-      <w:sz w:val="22"/>
+      <w:color w:val="60a0b0"/>
     </w:rPr>
   </w:style>
   <w:style w:type="character" w:customStyle="1" w:styleId="OtherTok">
     <w:name w:val="OtherTok"/>
     <w:basedOn w:val="VerbatimChar"/>
     <w:rPr>
-      <w:rFonts w:ascii="Consolas" w:hAnsi="Consolas"/>
       <w:color w:val="007020"/>
-      <w:sz w:val="22"/>
     </w:rPr>
   </w:style>
   <w:style w:type="character" w:customStyle="1" w:styleId="FunctionTok">
     <w:name w:val="FunctionTok"/>
     <w:basedOn w:val="VerbatimChar"/>
     <w:rPr>
-      <w:rFonts w:ascii="Consolas" w:hAnsi="Consolas"/>
-      <w:color w:val="06287E"/>
-      <w:sz w:val="22"/>
+      <w:color w:val="06287e"/>
     </w:rPr>
   </w:style>
   <w:style w:type="character" w:customStyle="1" w:styleId="VariableTok">
     <w:name w:val="VariableTok"/>
     <w:basedOn w:val="VerbatimChar"/>
     <w:rPr>
-      <w:rFonts w:ascii="Consolas" w:hAnsi="Consolas"/>
-      <w:color w:val="19177C"/>
-      <w:sz w:val="22"/>
+      <w:color w:val="19177c"/>
     </w:rPr>
   </w:style>
   <w:style w:type="character" w:customStyle="1" w:styleId="ControlFlowTok">
     <w:name w:val="ControlFlowTok"/>
     <w:basedOn w:val="VerbatimChar"/>
     <w:rPr>
-      <w:rFonts w:ascii="Consolas" w:hAnsi="Consolas"/>
       <w:b/>
       <w:color w:val="007020"/>
-      <w:sz w:val="22"/>
     </w:rPr>
   </w:style>
   <w:style w:type="character" w:customStyle="1" w:styleId="OperatorTok">
     <w:name w:val="OperatorTok"/>
     <w:basedOn w:val="VerbatimChar"/>
     <w:rPr>
-      <w:rFonts w:ascii="Consolas" w:hAnsi="Consolas"/>
       <w:color w:val="666666"/>
-      <w:sz w:val="22"/>
     </w:rPr>
   </w:style>
   <w:style w:type="character" w:customStyle="1" w:styleId="BuiltInTok">
     <w:name w:val="BuiltInTok"/>
     <w:basedOn w:val="VerbatimChar"/>
     <w:rPr>
-      <w:rFonts w:ascii="Consolas" w:hAnsi="Consolas"/>
       <w:color w:val="008000"/>
-      <w:sz w:val="22"/>
     </w:rPr>
   </w:style>
   <w:style w:type="character" w:customStyle="1" w:styleId="ExtensionTok">
     <w:name w:val="ExtensionTok"/>
     <w:basedOn w:val="VerbatimChar"/>
-    <w:rPr>
-      <w:rFonts w:ascii="Consolas" w:hAnsi="Consolas"/>
-      <w:sz w:val="22"/>
-    </w:rPr>
+    <w:rPr/>
   </w:style>
   <w:style w:type="character" w:customStyle="1" w:styleId="PreprocessorTok">
     <w:name w:val="PreprocessorTok"/>
     <w:basedOn w:val="VerbatimChar"/>
     <w:rPr>
-      <w:rFonts w:ascii="Consolas" w:hAnsi="Consolas"/>
-      <w:color w:val="BC7A00"/>
-      <w:sz w:val="22"/>
+      <w:color w:val="bc7a00"/>
     </w:rPr>
   </w:style>
   <w:style w:type="character" w:customStyle="1" w:styleId="AttributeTok">
     <w:name w:val="AttributeTok"/>
     <w:basedOn w:val="VerbatimChar"/>
     <w:rPr>
-      <w:rFonts w:ascii="Consolas" w:hAnsi="Consolas"/>
-      <w:color w:val="7D9029"/>
-      <w:sz w:val="22"/>
+      <w:color w:val="7d9029"/>
     </w:rPr>
   </w:style>
   <w:style w:type="character" w:customStyle="1" w:styleId="RegionMarkerTok">
     <w:name w:val="RegionMarkerTok"/>
     <w:basedOn w:val="VerbatimChar"/>
-    <w:rPr>
-      <w:rFonts w:ascii="Consolas" w:hAnsi="Consolas"/>
-      <w:sz w:val="22"/>
-    </w:rPr>
+    <w:rPr/>
   </w:style>
   <w:style w:type="character" w:customStyle="1" w:styleId="InformationTok">
     <w:name w:val="InformationTok"/>
     <w:basedOn w:val="VerbatimChar"/>
     <w:rPr>
-      <w:rFonts w:ascii="Consolas" w:hAnsi="Consolas"/>
       <w:b/>
       <w:i/>
-      <w:color w:val="60A0B0"/>
-      <w:sz w:val="22"/>
+      <w:color w:val="60a0b0"/>
     </w:rPr>
   </w:style>
   <w:style w:type="character" w:customStyle="1" w:styleId="WarningTok">
     <w:name w:val="WarningTok"/>
     <w:basedOn w:val="VerbatimChar"/>
     <w:rPr>
-      <w:rFonts w:ascii="Consolas" w:hAnsi="Consolas"/>
       <w:b/>
       <w:i/>
-      <w:color w:val="60A0B0"/>
-      <w:sz w:val="22"/>
+      <w:color w:val="60a0b0"/>
     </w:rPr>
   </w:style>
   <w:style w:type="character" w:customStyle="1" w:styleId="AlertTok">
     <w:name w:val="AlertTok"/>
     <w:basedOn w:val="VerbatimChar"/>
     <w:rPr>
-      <w:rFonts w:ascii="Consolas" w:hAnsi="Consolas"/>
       <w:b/>
-      <w:color w:val="FF0000"/>
-      <w:sz w:val="22"/>
+      <w:color w:val="ff0000"/>
     </w:rPr>
   </w:style>
   <w:style w:type="character" w:customStyle="1" w:styleId="ErrorTok">
     <w:name w:val="ErrorTok"/>
     <w:basedOn w:val="VerbatimChar"/>
     <w:rPr>
-      <w:rFonts w:ascii="Consolas" w:hAnsi="Consolas"/>
       <w:b/>
-      <w:color w:val="FF0000"/>
-      <w:sz w:val="22"/>
+      <w:color w:val="ff0000"/>
     </w:rPr>
   </w:style>
   <w:style w:type="character" w:customStyle="1" w:styleId="NormalTok">
     <w:name w:val="NormalTok"/>
     <w:basedOn w:val="VerbatimChar"/>
-    <w:rPr>
-      <w:rFonts w:ascii="Consolas" w:hAnsi="Consolas"/>
-      <w:sz w:val="22"/>
-    </w:rPr>
+    <w:rPr/>
   </w:style>
 </w:styles>
 </file>
